--- a/Word/英雄酒馆_角色系统 v3.1.docx
+++ b/Word/英雄酒馆_角色系统 v3.1.docx
@@ -6620,7 +6620,7 @@
               <w:rPr>
                 <w:rFonts w:hint="eastAsia"/>
               </w:rPr>
-              <w:t>int</w:t>
+              <w:t>intelligence</w:t>
             </w:r>
           </w:p>
         </w:tc>
@@ -7813,7 +7813,7 @@
               <w:rPr>
                 <w:rFonts w:hint="eastAsia"/>
               </w:rPr>
-              <w:t>int</w:t>
+              <w:t>intelligence</w:t>
             </w:r>
             <w:r>
               <w:rPr>
@@ -8188,7 +8188,7 @@
 
 <file path=word/endnotes.xml><?xml version="1.0" encoding="utf-8"?>
 <w:endnotes xmlns:w14="http://schemas.microsoft.com/office/word/2010/wordml" xmlns:w="http://schemas.openxmlformats.org/wordprocessingml/2006/main" xmlns:mc="http://schemas.openxmlformats.org/markup-compatibility/2006" mc:Ignorable="w14">
-  <w:endnote w:type="continuationSeparator" w:id="1">
+  <w:endnote w:type="continuationSeparator" w:id="0">
     <w:p>
       <w:pPr>
         <w:spacing w:after="0" w:line="240" w:lineRule="auto"/>
@@ -8198,7 +8198,7 @@
       </w:r>
     </w:p>
   </w:endnote>
-  <w:endnote w:type="separator" w:id="0">
+  <w:endnote w:type="separator" w:id="1">
     <w:p>
       <w:pPr>
         <w:spacing w:after="0" w:line="240" w:lineRule="auto"/>
@@ -8254,6 +8254,18 @@
         <w:rFonts w:hint="default"/>
       </w:rPr>
     </w:lvl>
+    <w:lvl w:ilvl="5">
+      <w:start w:val="1"/>
+      <w:numFmt w:val="decimal"/>
+      <w:lvlText w:val="%1.%2.%3.%4.%5.%6"/>
+      <w:lvlJc w:val="left"/>
+      <w:pPr>
+        <w:ind w:left="1080" w:hanging="1080"/>
+      </w:pPr>
+      <w:rPr>
+        <w:rFonts w:hint="default"/>
+      </w:rPr>
+    </w:lvl>
     <w:lvl w:ilvl="6">
       <w:start w:val="1"/>
       <w:numFmt w:val="decimal"/>
@@ -8261,6 +8273,54 @@
       <w:lvlJc w:val="left"/>
       <w:pPr>
         <w:ind w:left="1440" w:hanging="1440"/>
+      </w:pPr>
+      <w:rPr>
+        <w:rFonts w:hint="default"/>
+      </w:rPr>
+    </w:lvl>
+    <w:lvl w:ilvl="0">
+      <w:start w:val="1"/>
+      <w:numFmt w:val="decimal"/>
+      <w:lvlText w:val="%1"/>
+      <w:lvlJc w:val="left"/>
+      <w:pPr>
+        <w:ind w:left="495" w:hanging="495"/>
+      </w:pPr>
+      <w:rPr>
+        <w:rFonts w:hint="default"/>
+      </w:rPr>
+    </w:lvl>
+    <w:lvl w:ilvl="2">
+      <w:start w:val="1"/>
+      <w:numFmt w:val="decimal"/>
+      <w:lvlText w:val="%1.%2.%3"/>
+      <w:lvlJc w:val="left"/>
+      <w:pPr>
+        <w:ind w:left="720" w:hanging="720"/>
+      </w:pPr>
+      <w:rPr>
+        <w:rFonts w:hint="default"/>
+      </w:rPr>
+    </w:lvl>
+    <w:lvl w:ilvl="8">
+      <w:start w:val="1"/>
+      <w:numFmt w:val="decimal"/>
+      <w:lvlText w:val="%1.%2.%3.%4.%5.%6.%7.%8.%9"/>
+      <w:lvlJc w:val="left"/>
+      <w:pPr>
+        <w:ind w:left="1800" w:hanging="1800"/>
+      </w:pPr>
+      <w:rPr>
+        <w:rFonts w:hint="default"/>
+      </w:rPr>
+    </w:lvl>
+    <w:lvl w:ilvl="4">
+      <w:start w:val="1"/>
+      <w:numFmt w:val="decimal"/>
+      <w:lvlText w:val="%1.%2.%3.%4.%5"/>
+      <w:lvlJc w:val="left"/>
+      <w:pPr>
+        <w:ind w:left="1080" w:hanging="1080"/>
       </w:pPr>
       <w:rPr>
         <w:rFonts w:hint="default"/>
@@ -8290,109 +8350,19 @@
         <w:rFonts w:hint="default"/>
       </w:rPr>
     </w:lvl>
-    <w:lvl w:ilvl="4">
-      <w:start w:val="1"/>
-      <w:numFmt w:val="decimal"/>
-      <w:lvlText w:val="%1.%2.%3.%4.%5"/>
-      <w:lvlJc w:val="left"/>
-      <w:pPr>
-        <w:ind w:left="1080" w:hanging="1080"/>
-      </w:pPr>
-      <w:rPr>
-        <w:rFonts w:hint="default"/>
-      </w:rPr>
-    </w:lvl>
-    <w:lvl w:ilvl="5">
-      <w:start w:val="1"/>
-      <w:numFmt w:val="decimal"/>
-      <w:lvlText w:val="%1.%2.%3.%4.%5.%6"/>
-      <w:lvlJc w:val="left"/>
-      <w:pPr>
-        <w:ind w:left="1080" w:hanging="1080"/>
-      </w:pPr>
-      <w:rPr>
-        <w:rFonts w:hint="default"/>
-      </w:rPr>
-    </w:lvl>
-    <w:lvl w:ilvl="0">
-      <w:start w:val="1"/>
-      <w:numFmt w:val="decimal"/>
-      <w:lvlText w:val="%1"/>
-      <w:lvlJc w:val="left"/>
-      <w:pPr>
-        <w:ind w:left="495" w:hanging="495"/>
-      </w:pPr>
-      <w:rPr>
-        <w:rFonts w:hint="default"/>
-      </w:rPr>
-    </w:lvl>
-    <w:lvl w:ilvl="2">
-      <w:start w:val="1"/>
-      <w:numFmt w:val="decimal"/>
-      <w:lvlText w:val="%1.%2.%3"/>
-      <w:lvlJc w:val="left"/>
-      <w:pPr>
-        <w:ind w:left="720" w:hanging="720"/>
-      </w:pPr>
-      <w:rPr>
-        <w:rFonts w:hint="default"/>
-      </w:rPr>
-    </w:lvl>
-    <w:lvl w:ilvl="8">
-      <w:start w:val="1"/>
-      <w:numFmt w:val="decimal"/>
-      <w:lvlText w:val="%1.%2.%3.%4.%5.%6.%7.%8.%9"/>
-      <w:lvlJc w:val="left"/>
-      <w:pPr>
-        <w:ind w:left="1800" w:hanging="1800"/>
-      </w:pPr>
-      <w:rPr>
-        <w:rFonts w:hint="default"/>
-      </w:rPr>
-    </w:lvl>
   </w:abstractNum>
   <w:abstractNum w:abstractNumId="1">
-    <w:nsid w:val="56B40CB7"/>
+    <w:nsid w:val="02373676"/>
     <w:multiLevelType w:val="hybridMultilevel"/>
-    <w:tmpl w:val="4AA63836"/>
-    <w:lvl w:ilvl="4" w:tplc="4B94CF14" w:tentative="1">
+    <w:tmpl w:val="0DFAA2FA"/>
+    <w:lvl w:ilvl="4" w:tplc="FFFFFFFF" w:tentative="1">
       <w:start w:val="1"/>
       <w:numFmt w:val="lowerLetter"/>
       <w:lvlText w:val="%5)"/>
       <w:lvlJc w:val="left"/>
       <w:pPr>
-        <w:ind w:left="2680" w:hanging="440"/>
-      </w:pPr>
-    </w:lvl>
-    <w:lvl w:ilvl="3" w:tplc="0409000F" w:tentative="1">
-      <w:start w:val="1"/>
-      <w:numFmt w:val="decimal"/>
-      <w:lvlText w:val="%4."/>
-      <w:lvlJc w:val="left"/>
-      <w:pPr>
-        <w:ind w:left="2240" w:hanging="440"/>
-      </w:pPr>
-    </w:lvl>
-    <w:lvl w:ilvl="8" w:tplc="CB540328" w:tentative="1">
-      <w:start w:val="1"/>
-      <w:numFmt w:val="lowerRoman"/>
-      <w:lvlText w:val="%9."/>
-      <w:lvlJc w:val="right"/>
-      <w:pPr>
-        <w:ind w:left="4440" w:hanging="440"/>
-      </w:pPr>
-    </w:lvl>
-    <w:lvl w:ilvl="0" w:tplc="BEF40AE4">
-      <w:start w:val="1"/>
-      <w:numFmt w:val="decimal"/>
-      <w:lvlText w:val="%1）"/>
-      <w:lvlJc w:val="left"/>
-      <w:pPr>
-        <w:ind w:left="840" w:hanging="360"/>
-      </w:pPr>
-      <w:rPr>
-        <w:rFonts w:hint="default"/>
-      </w:rPr>
+        <w:ind w:left="2200" w:hanging="440"/>
+      </w:pPr>
     </w:lvl>
     <w:lvl w:ilvl="2" w:tplc="FFFFFFFF" w:tentative="1">
       <w:start w:val="1"/>
@@ -8400,57 +8370,34 @@
       <w:lvlText w:val="%3."/>
       <w:lvlJc w:val="right"/>
       <w:pPr>
-        <w:ind w:left="1800" w:hanging="440"/>
+        <w:ind w:left="1320" w:hanging="440"/>
       </w:pPr>
     </w:lvl>
-    <w:lvl w:ilvl="6" w:tplc="342C0738" w:tentative="1">
+    <w:lvl w:ilvl="5" w:tplc="FFFFFFFF" w:tentative="1">
       <w:start w:val="1"/>
-      <w:numFmt w:val="decimal"/>
-      <w:lvlText w:val="%7."/>
-      <w:lvlJc w:val="left"/>
-      <w:pPr>
-        <w:ind w:left="3560" w:hanging="440"/>
+      <w:numFmt w:val="lowerRoman"/>
+      <w:lvlText w:val="%6."/>
+      <w:lvlJc w:val="right"/>
+      <w:pPr>
+        <w:ind w:left="2640" w:hanging="440"/>
       </w:pPr>
     </w:lvl>
-    <w:lvl w:ilvl="1" w:tplc="04090019" w:tentative="1">
+    <w:lvl w:ilvl="8" w:tplc="9B92BE5A" w:tentative="1">
+      <w:start w:val="1"/>
+      <w:numFmt w:val="lowerRoman"/>
+      <w:lvlText w:val="%9."/>
+      <w:lvlJc w:val="right"/>
+      <w:pPr>
+        <w:ind w:left="3960" w:hanging="440"/>
+      </w:pPr>
+    </w:lvl>
+    <w:lvl w:ilvl="1" w:tplc="FFFFFFFF" w:tentative="1">
       <w:start w:val="1"/>
       <w:numFmt w:val="lowerLetter"/>
       <w:lvlText w:val="%2)"/>
       <w:lvlJc w:val="left"/>
       <w:pPr>
-        <w:ind w:left="1360" w:hanging="440"/>
-      </w:pPr>
-    </w:lvl>
-    <w:lvl w:ilvl="5" w:tplc="C6C0500C" w:tentative="1">
-      <w:start w:val="1"/>
-      <w:numFmt w:val="lowerRoman"/>
-      <w:lvlText w:val="%6."/>
-      <w:lvlJc w:val="right"/>
-      <w:pPr>
-        <w:ind w:left="3120" w:hanging="440"/>
-      </w:pPr>
-    </w:lvl>
-    <w:lvl w:ilvl="7" w:tplc="57888438" w:tentative="1">
-      <w:start w:val="1"/>
-      <w:numFmt w:val="lowerLetter"/>
-      <w:lvlText w:val="%8)"/>
-      <w:lvlJc w:val="left"/>
-      <w:pPr>
-        <w:ind w:left="4000" w:hanging="440"/>
-      </w:pPr>
-    </w:lvl>
-  </w:abstractNum>
-  <w:abstractNum w:abstractNumId="2">
-    <w:nsid w:val="02373676"/>
-    <w:multiLevelType w:val="hybridMultilevel"/>
-    <w:tmpl w:val="0DFAA2FA"/>
-    <w:lvl w:ilvl="6" w:tplc="FFFFFFFF" w:tentative="1">
-      <w:start w:val="1"/>
-      <w:numFmt w:val="decimal"/>
-      <w:lvlText w:val="%7."/>
-      <w:lvlJc w:val="left"/>
-      <w:pPr>
-        <w:ind w:left="3080" w:hanging="440"/>
+        <w:ind w:left="880" w:hanging="440"/>
       </w:pPr>
     </w:lvl>
     <w:lvl w:ilvl="3" w:tplc="FFFFFFFF" w:tentative="1">
@@ -8462,15 +8409,6 @@
         <w:ind w:left="1760" w:hanging="440"/>
       </w:pPr>
     </w:lvl>
-    <w:lvl w:ilvl="4" w:tplc="FFFFFFFF" w:tentative="1">
-      <w:start w:val="1"/>
-      <w:numFmt w:val="lowerLetter"/>
-      <w:lvlText w:val="%5)"/>
-      <w:lvlJc w:val="left"/>
-      <w:pPr>
-        <w:ind w:left="2200" w:hanging="440"/>
-      </w:pPr>
-    </w:lvl>
     <w:lvl w:ilvl="7" w:tplc="04090019" w:tentative="1">
       <w:start w:val="1"/>
       <w:numFmt w:val="lowerLetter"/>
@@ -8480,31 +8418,13 @@
         <w:ind w:left="3520" w:hanging="440"/>
       </w:pPr>
     </w:lvl>
-    <w:lvl w:ilvl="1" w:tplc="FFFFFFFF" w:tentative="1">
+    <w:lvl w:ilvl="6" w:tplc="FFFFFFFF" w:tentative="1">
       <w:start w:val="1"/>
-      <w:numFmt w:val="lowerLetter"/>
-      <w:lvlText w:val="%2)"/>
+      <w:numFmt w:val="decimal"/>
+      <w:lvlText w:val="%7."/>
       <w:lvlJc w:val="left"/>
       <w:pPr>
-        <w:ind w:left="880" w:hanging="440"/>
-      </w:pPr>
-    </w:lvl>
-    <w:lvl w:ilvl="8" w:tplc="9B92BE5A" w:tentative="1">
-      <w:start w:val="1"/>
-      <w:numFmt w:val="lowerRoman"/>
-      <w:lvlText w:val="%9."/>
-      <w:lvlJc w:val="right"/>
-      <w:pPr>
-        <w:ind w:left="3960" w:hanging="440"/>
-      </w:pPr>
-    </w:lvl>
-    <w:lvl w:ilvl="5" w:tplc="FFFFFFFF" w:tentative="1">
-      <w:start w:val="1"/>
-      <w:numFmt w:val="lowerRoman"/>
-      <w:lvlText w:val="%6."/>
-      <w:lvlJc w:val="right"/>
-      <w:pPr>
-        <w:ind w:left="2640" w:hanging="440"/>
+        <w:ind w:left="3080" w:hanging="440"/>
       </w:pPr>
     </w:lvl>
     <w:lvl w:ilvl="0" w:tplc="8D127266">
@@ -8519,318 +8439,18 @@
         <w:rFonts w:hint="default"/>
       </w:rPr>
     </w:lvl>
-    <w:lvl w:ilvl="2" w:tplc="FFFFFFFF" w:tentative="1">
-      <w:start w:val="1"/>
-      <w:numFmt w:val="lowerRoman"/>
-      <w:lvlText w:val="%3."/>
-      <w:lvlJc w:val="right"/>
-      <w:pPr>
-        <w:ind w:left="1320" w:hanging="440"/>
-      </w:pPr>
-    </w:lvl>
   </w:abstractNum>
-  <w:abstractNum w:abstractNumId="3">
-    <w:nsid w:val="679D386B"/>
-    <w:multiLevelType w:val="hybridMultilevel"/>
-    <w:tmpl w:val="666216EA"/>
-    <w:lvl w:ilvl="3" w:tplc="EDB26D62" w:tentative="1">
-      <w:start w:val="1"/>
-      <w:numFmt w:val="decimal"/>
-      <w:lvlText w:val="%4."/>
-      <w:lvlJc w:val="left"/>
-      <w:pPr>
-        <w:ind w:left="2240" w:hanging="440"/>
-      </w:pPr>
-    </w:lvl>
-    <w:lvl w:ilvl="0" w:tplc="E1C040C6">
-      <w:start w:val="1"/>
-      <w:numFmt w:val="decimal"/>
-      <w:lvlText w:val="%1）"/>
-      <w:lvlJc w:val="left"/>
-      <w:pPr>
-        <w:ind w:left="840" w:hanging="360"/>
-      </w:pPr>
-      <w:rPr>
-        <w:rFonts w:hint="default"/>
-      </w:rPr>
-    </w:lvl>
-    <w:lvl w:ilvl="1" w:tplc="04090019" w:tentative="1">
-      <w:start w:val="1"/>
-      <w:numFmt w:val="lowerLetter"/>
-      <w:lvlText w:val="%2)"/>
-      <w:lvlJc w:val="left"/>
-      <w:pPr>
-        <w:ind w:left="1360" w:hanging="440"/>
-      </w:pPr>
-    </w:lvl>
-    <w:lvl w:ilvl="7" w:tplc="8656197C" w:tentative="1">
-      <w:start w:val="1"/>
-      <w:numFmt w:val="lowerLetter"/>
-      <w:lvlText w:val="%8)"/>
-      <w:lvlJc w:val="left"/>
-      <w:pPr>
-        <w:ind w:left="4000" w:hanging="440"/>
-      </w:pPr>
-    </w:lvl>
-    <w:lvl w:ilvl="4" w:tplc="C0AAF486" w:tentative="1">
-      <w:start w:val="1"/>
-      <w:numFmt w:val="lowerLetter"/>
-      <w:lvlText w:val="%5)"/>
-      <w:lvlJc w:val="left"/>
-      <w:pPr>
-        <w:ind w:left="2680" w:hanging="440"/>
-      </w:pPr>
-    </w:lvl>
-    <w:lvl w:ilvl="2" w:tplc="0409001B" w:tentative="1">
-      <w:start w:val="1"/>
-      <w:numFmt w:val="lowerRoman"/>
-      <w:lvlText w:val="%3."/>
-      <w:lvlJc w:val="right"/>
-      <w:pPr>
-        <w:ind w:left="1800" w:hanging="440"/>
-      </w:pPr>
-    </w:lvl>
-    <w:lvl w:ilvl="8" w:tplc="31B2FF70" w:tentative="1">
-      <w:start w:val="1"/>
-      <w:numFmt w:val="lowerRoman"/>
-      <w:lvlText w:val="%9."/>
-      <w:lvlJc w:val="right"/>
-      <w:pPr>
-        <w:ind w:left="4440" w:hanging="440"/>
-      </w:pPr>
-    </w:lvl>
-    <w:lvl w:ilvl="5" w:tplc="5282D116" w:tentative="1">
-      <w:start w:val="1"/>
-      <w:numFmt w:val="lowerRoman"/>
-      <w:lvlText w:val="%6."/>
-      <w:lvlJc w:val="right"/>
-      <w:pPr>
-        <w:ind w:left="3120" w:hanging="440"/>
-      </w:pPr>
-    </w:lvl>
-    <w:lvl w:ilvl="6" w:tplc="D6F0605E" w:tentative="1">
-      <w:start w:val="1"/>
-      <w:numFmt w:val="decimal"/>
-      <w:lvlText w:val="%7."/>
-      <w:lvlJc w:val="left"/>
-      <w:pPr>
-        <w:ind w:left="3560" w:hanging="440"/>
-      </w:pPr>
-    </w:lvl>
-  </w:abstractNum>
-  <w:abstractNum w:abstractNumId="4">
-    <w:nsid w:val="36633706"/>
-    <w:multiLevelType w:val="hybridMultilevel"/>
-    <w:tmpl w:val="0A2EDB78"/>
-    <w:lvl w:ilvl="3" w:tplc="B7EE9CB4" w:tentative="1">
-      <w:start w:val="1"/>
-      <w:numFmt w:val="decimal"/>
-      <w:lvlText w:val="%4."/>
-      <w:lvlJc w:val="left"/>
-      <w:pPr>
-        <w:ind w:left="2240" w:hanging="440"/>
-      </w:pPr>
-    </w:lvl>
-    <w:lvl w:ilvl="5" w:tplc="4058BE9E" w:tentative="1">
-      <w:start w:val="1"/>
-      <w:numFmt w:val="lowerRoman"/>
-      <w:lvlText w:val="%6."/>
-      <w:lvlJc w:val="right"/>
-      <w:pPr>
-        <w:ind w:left="3120" w:hanging="440"/>
-      </w:pPr>
-    </w:lvl>
-    <w:lvl w:ilvl="7" w:tplc="D2DE356C" w:tentative="1">
-      <w:start w:val="1"/>
-      <w:numFmt w:val="lowerLetter"/>
-      <w:lvlText w:val="%8)"/>
-      <w:lvlJc w:val="left"/>
-      <w:pPr>
-        <w:ind w:left="4000" w:hanging="440"/>
-      </w:pPr>
-    </w:lvl>
-    <w:lvl w:ilvl="2" w:tplc="1EF4E996" w:tentative="1">
-      <w:start w:val="1"/>
-      <w:numFmt w:val="lowerRoman"/>
-      <w:lvlText w:val="%3."/>
-      <w:lvlJc w:val="right"/>
-      <w:pPr>
-        <w:ind w:left="1800" w:hanging="440"/>
-      </w:pPr>
-    </w:lvl>
-    <w:lvl w:ilvl="8" w:tplc="FB22E8E8" w:tentative="1">
-      <w:start w:val="1"/>
-      <w:numFmt w:val="lowerRoman"/>
-      <w:lvlText w:val="%9."/>
-      <w:lvlJc w:val="right"/>
-      <w:pPr>
-        <w:ind w:left="4440" w:hanging="440"/>
-      </w:pPr>
-    </w:lvl>
-    <w:lvl w:ilvl="6" w:tplc="26F27A22" w:tentative="1">
-      <w:start w:val="1"/>
-      <w:numFmt w:val="decimal"/>
-      <w:lvlText w:val="%7."/>
-      <w:lvlJc w:val="left"/>
-      <w:pPr>
-        <w:ind w:left="3560" w:hanging="440"/>
-      </w:pPr>
-    </w:lvl>
-    <w:lvl w:ilvl="0" w:tplc="F92A4FF6">
-      <w:start w:val="1"/>
-      <w:numFmt w:val="decimal"/>
-      <w:lvlText w:val="%1）"/>
-      <w:lvlJc w:val="left"/>
-      <w:pPr>
-        <w:ind w:left="840" w:hanging="360"/>
-      </w:pPr>
-      <w:rPr>
-        <w:rFonts w:hint="default"/>
-      </w:rPr>
-    </w:lvl>
-    <w:lvl w:ilvl="4" w:tplc="35402120" w:tentative="1">
-      <w:start w:val="1"/>
-      <w:numFmt w:val="lowerLetter"/>
-      <w:lvlText w:val="%5)"/>
-      <w:lvlJc w:val="left"/>
-      <w:pPr>
-        <w:ind w:left="2680" w:hanging="440"/>
-      </w:pPr>
-    </w:lvl>
-    <w:lvl w:ilvl="1" w:tplc="04090019" w:tentative="1">
-      <w:start w:val="1"/>
-      <w:numFmt w:val="lowerLetter"/>
-      <w:lvlText w:val="%2)"/>
-      <w:lvlJc w:val="left"/>
-      <w:pPr>
-        <w:ind w:left="1360" w:hanging="440"/>
-      </w:pPr>
-    </w:lvl>
-  </w:abstractNum>
-  <w:abstractNum w:abstractNumId="5">
-    <w:nsid w:val="08E73746"/>
-    <w:multiLevelType w:val="hybridMultilevel"/>
-    <w:tmpl w:val="E4F677C8"/>
-    <w:lvl w:ilvl="7" w:tplc="3884937C" w:tentative="1">
-      <w:start w:val="1"/>
-      <w:numFmt w:val="lowerLetter"/>
-      <w:lvlText w:val="%8)"/>
-      <w:lvlJc w:val="left"/>
-      <w:pPr>
-        <w:ind w:left="4000" w:hanging="440"/>
-      </w:pPr>
-    </w:lvl>
-    <w:lvl w:ilvl="4" w:tplc="0400B370" w:tentative="1">
-      <w:start w:val="1"/>
-      <w:numFmt w:val="lowerLetter"/>
-      <w:lvlText w:val="%5)"/>
-      <w:lvlJc w:val="left"/>
-      <w:pPr>
-        <w:ind w:left="2680" w:hanging="440"/>
-      </w:pPr>
-    </w:lvl>
-    <w:lvl w:ilvl="0" w:tplc="A536B532">
-      <w:start w:val="1"/>
-      <w:numFmt w:val="decimal"/>
-      <w:lvlText w:val="%1）"/>
-      <w:lvlJc w:val="left"/>
-      <w:pPr>
-        <w:ind w:left="840" w:hanging="360"/>
-      </w:pPr>
-      <w:rPr>
-        <w:rFonts w:hint="default"/>
-      </w:rPr>
-    </w:lvl>
-    <w:lvl w:ilvl="3" w:tplc="D8FA660A" w:tentative="1">
-      <w:start w:val="1"/>
-      <w:numFmt w:val="decimal"/>
-      <w:lvlText w:val="%4."/>
-      <w:lvlJc w:val="left"/>
-      <w:pPr>
-        <w:ind w:left="2240" w:hanging="440"/>
-      </w:pPr>
-    </w:lvl>
-    <w:lvl w:ilvl="6" w:tplc="AADA06EE" w:tentative="1">
-      <w:start w:val="1"/>
-      <w:numFmt w:val="decimal"/>
-      <w:lvlText w:val="%7."/>
-      <w:lvlJc w:val="left"/>
-      <w:pPr>
-        <w:ind w:left="3560" w:hanging="440"/>
-      </w:pPr>
-    </w:lvl>
-    <w:lvl w:ilvl="1" w:tplc="04090019" w:tentative="1">
-      <w:start w:val="1"/>
-      <w:numFmt w:val="lowerLetter"/>
-      <w:lvlText w:val="%2)"/>
-      <w:lvlJc w:val="left"/>
-      <w:pPr>
-        <w:ind w:left="1360" w:hanging="440"/>
-      </w:pPr>
-    </w:lvl>
-    <w:lvl w:ilvl="8" w:tplc="7FB6E1B6" w:tentative="1">
-      <w:start w:val="1"/>
-      <w:numFmt w:val="lowerRoman"/>
-      <w:lvlText w:val="%9."/>
-      <w:lvlJc w:val="right"/>
-      <w:pPr>
-        <w:ind w:left="4440" w:hanging="440"/>
-      </w:pPr>
-    </w:lvl>
-    <w:lvl w:ilvl="2" w:tplc="0409001B" w:tentative="1">
-      <w:start w:val="1"/>
-      <w:numFmt w:val="lowerRoman"/>
-      <w:lvlText w:val="%3."/>
-      <w:lvlJc w:val="right"/>
-      <w:pPr>
-        <w:ind w:left="1800" w:hanging="440"/>
-      </w:pPr>
-    </w:lvl>
-    <w:lvl w:ilvl="5" w:tplc="6E86A5D6" w:tentative="1">
-      <w:start w:val="1"/>
-      <w:numFmt w:val="lowerRoman"/>
-      <w:lvlText w:val="%6."/>
-      <w:lvlJc w:val="right"/>
-      <w:pPr>
-        <w:ind w:left="3120" w:hanging="440"/>
-      </w:pPr>
-    </w:lvl>
-  </w:abstractNum>
-  <w:abstractNum w:abstractNumId="6">
+  <w:abstractNum w:abstractNumId="2">
     <w:nsid w:val="6043E523"/>
     <w:multiLevelType w:val="multilevel"/>
     <w:tmpl w:val="921E2168"/>
-    <w:lvl w:ilvl="1" w:tentative="1">
+    <w:lvl w:ilvl="4" w:tentative="1">
       <w:start w:val="1"/>
       <w:numFmt w:val="bullet"/>
       <w:lvlText w:val=""/>
       <w:lvlJc w:val="left"/>
       <w:pPr>
-        <w:ind w:left="2200" w:hanging="440"/>
-      </w:pPr>
-      <w:rPr>
-        <w:rFonts w:hint="default" w:ascii="Wingdings" w:hAnsi="Wingdings"/>
-      </w:rPr>
-    </w:lvl>
-    <w:lvl w:ilvl="2" w:tentative="1">
-      <w:start w:val="1"/>
-      <w:numFmt w:val="bullet"/>
-      <w:lvlText w:val=""/>
-      <w:lvlJc w:val="left"/>
-      <w:pPr>
-        <w:ind w:left="2640" w:hanging="440"/>
-      </w:pPr>
-      <w:rPr>
-        <w:rFonts w:hint="default" w:ascii="Wingdings" w:hAnsi="Wingdings"/>
-      </w:rPr>
-    </w:lvl>
-    <w:lvl w:ilvl="8" w:tentative="1">
-      <w:start w:val="1"/>
-      <w:numFmt w:val="bullet"/>
-      <w:lvlText w:val=""/>
-      <w:lvlJc w:val="left"/>
-      <w:pPr>
-        <w:ind w:left="5280" w:hanging="440"/>
+        <w:ind w:left="3520" w:hanging="440"/>
       </w:pPr>
       <w:rPr>
         <w:rFonts w:hint="default" w:ascii="Wingdings" w:hAnsi="Wingdings"/>
@@ -8849,6 +8469,30 @@
         <w:rFonts w:hint="default"/>
       </w:rPr>
     </w:lvl>
+    <w:lvl w:ilvl="6" w:tentative="1">
+      <w:start w:val="1"/>
+      <w:numFmt w:val="bullet"/>
+      <w:lvlText w:val=""/>
+      <w:lvlJc w:val="left"/>
+      <w:pPr>
+        <w:ind w:left="4400" w:hanging="440"/>
+      </w:pPr>
+      <w:rPr>
+        <w:rFonts w:hint="default" w:ascii="Wingdings" w:hAnsi="Wingdings"/>
+      </w:rPr>
+    </w:lvl>
+    <w:lvl w:ilvl="1" w:tentative="1">
+      <w:start w:val="1"/>
+      <w:numFmt w:val="bullet"/>
+      <w:lvlText w:val=""/>
+      <w:lvlJc w:val="left"/>
+      <w:pPr>
+        <w:ind w:left="2200" w:hanging="440"/>
+      </w:pPr>
+      <w:rPr>
+        <w:rFonts w:hint="default" w:ascii="Wingdings" w:hAnsi="Wingdings"/>
+      </w:rPr>
+    </w:lvl>
     <w:lvl w:ilvl="7" w:tentative="1">
       <w:start w:val="1"/>
       <w:numFmt w:val="bullet"/>
@@ -8856,30 +8500,6 @@
       <w:lvlJc w:val="left"/>
       <w:pPr>
         <w:ind w:left="4840" w:hanging="440"/>
-      </w:pPr>
-      <w:rPr>
-        <w:rFonts w:hint="default" w:ascii="Wingdings" w:hAnsi="Wingdings"/>
-      </w:rPr>
-    </w:lvl>
-    <w:lvl w:ilvl="6" w:tentative="1">
-      <w:start w:val="1"/>
-      <w:numFmt w:val="bullet"/>
-      <w:lvlText w:val=""/>
-      <w:lvlJc w:val="left"/>
-      <w:pPr>
-        <w:ind w:left="4400" w:hanging="440"/>
-      </w:pPr>
-      <w:rPr>
-        <w:rFonts w:hint="default" w:ascii="Wingdings" w:hAnsi="Wingdings"/>
-      </w:rPr>
-    </w:lvl>
-    <w:lvl w:ilvl="4" w:tentative="1">
-      <w:start w:val="1"/>
-      <w:numFmt w:val="bullet"/>
-      <w:lvlText w:val=""/>
-      <w:lvlJc w:val="left"/>
-      <w:pPr>
-        <w:ind w:left="3520" w:hanging="440"/>
       </w:pPr>
       <w:rPr>
         <w:rFonts w:hint="default" w:ascii="Wingdings" w:hAnsi="Wingdings"/>
@@ -8897,6 +8517,30 @@
         <w:rFonts w:hint="default" w:ascii="Wingdings" w:hAnsi="Wingdings"/>
       </w:rPr>
     </w:lvl>
+    <w:lvl w:ilvl="2" w:tentative="1">
+      <w:start w:val="1"/>
+      <w:numFmt w:val="bullet"/>
+      <w:lvlText w:val=""/>
+      <w:lvlJc w:val="left"/>
+      <w:pPr>
+        <w:ind w:left="2640" w:hanging="440"/>
+      </w:pPr>
+      <w:rPr>
+        <w:rFonts w:hint="default" w:ascii="Wingdings" w:hAnsi="Wingdings"/>
+      </w:rPr>
+    </w:lvl>
+    <w:lvl w:ilvl="8" w:tentative="1">
+      <w:start w:val="1"/>
+      <w:numFmt w:val="bullet"/>
+      <w:lvlText w:val=""/>
+      <w:lvlJc w:val="left"/>
+      <w:pPr>
+        <w:ind w:left="5280" w:hanging="440"/>
+      </w:pPr>
+      <w:rPr>
+        <w:rFonts w:hint="default" w:ascii="Wingdings" w:hAnsi="Wingdings"/>
+      </w:rPr>
+    </w:lvl>
     <w:lvl w:ilvl="3" w:tentative="1">
       <w:start w:val="1"/>
       <w:numFmt w:val="bullet"/>
@@ -8910,23 +8554,379 @@
       </w:rPr>
     </w:lvl>
   </w:abstractNum>
-  <w:num w:numId="6">
-    <w:abstractNumId w:val="5"/>
+  <w:abstractNum w:abstractNumId="3">
+    <w:nsid w:val="08E73746"/>
+    <w:multiLevelType w:val="hybridMultilevel"/>
+    <w:tmpl w:val="E4F677C8"/>
+    <w:lvl w:ilvl="5" w:tplc="6E86A5D6" w:tentative="1">
+      <w:start w:val="1"/>
+      <w:numFmt w:val="lowerRoman"/>
+      <w:lvlText w:val="%6."/>
+      <w:lvlJc w:val="right"/>
+      <w:pPr>
+        <w:ind w:left="3120" w:hanging="440"/>
+      </w:pPr>
+    </w:lvl>
+    <w:lvl w:ilvl="2" w:tplc="0409001B" w:tentative="1">
+      <w:start w:val="1"/>
+      <w:numFmt w:val="lowerRoman"/>
+      <w:lvlText w:val="%3."/>
+      <w:lvlJc w:val="right"/>
+      <w:pPr>
+        <w:ind w:left="1800" w:hanging="440"/>
+      </w:pPr>
+    </w:lvl>
+    <w:lvl w:ilvl="3" w:tplc="D8FA660A" w:tentative="1">
+      <w:start w:val="1"/>
+      <w:numFmt w:val="decimal"/>
+      <w:lvlText w:val="%4."/>
+      <w:lvlJc w:val="left"/>
+      <w:pPr>
+        <w:ind w:left="2240" w:hanging="440"/>
+      </w:pPr>
+    </w:lvl>
+    <w:lvl w:ilvl="7" w:tplc="3884937C" w:tentative="1">
+      <w:start w:val="1"/>
+      <w:numFmt w:val="lowerLetter"/>
+      <w:lvlText w:val="%8)"/>
+      <w:lvlJc w:val="left"/>
+      <w:pPr>
+        <w:ind w:left="4000" w:hanging="440"/>
+      </w:pPr>
+    </w:lvl>
+    <w:lvl w:ilvl="4" w:tplc="0400B370" w:tentative="1">
+      <w:start w:val="1"/>
+      <w:numFmt w:val="lowerLetter"/>
+      <w:lvlText w:val="%5)"/>
+      <w:lvlJc w:val="left"/>
+      <w:pPr>
+        <w:ind w:left="2680" w:hanging="440"/>
+      </w:pPr>
+    </w:lvl>
+    <w:lvl w:ilvl="0" w:tplc="A536B532">
+      <w:start w:val="1"/>
+      <w:numFmt w:val="decimal"/>
+      <w:lvlText w:val="%1）"/>
+      <w:lvlJc w:val="left"/>
+      <w:pPr>
+        <w:ind w:left="840" w:hanging="360"/>
+      </w:pPr>
+      <w:rPr>
+        <w:rFonts w:hint="default"/>
+      </w:rPr>
+    </w:lvl>
+    <w:lvl w:ilvl="1" w:tplc="04090019" w:tentative="1">
+      <w:start w:val="1"/>
+      <w:numFmt w:val="lowerLetter"/>
+      <w:lvlText w:val="%2)"/>
+      <w:lvlJc w:val="left"/>
+      <w:pPr>
+        <w:ind w:left="1360" w:hanging="440"/>
+      </w:pPr>
+    </w:lvl>
+    <w:lvl w:ilvl="6" w:tplc="AADA06EE" w:tentative="1">
+      <w:start w:val="1"/>
+      <w:numFmt w:val="decimal"/>
+      <w:lvlText w:val="%7."/>
+      <w:lvlJc w:val="left"/>
+      <w:pPr>
+        <w:ind w:left="3560" w:hanging="440"/>
+      </w:pPr>
+    </w:lvl>
+    <w:lvl w:ilvl="8" w:tplc="7FB6E1B6" w:tentative="1">
+      <w:start w:val="1"/>
+      <w:numFmt w:val="lowerRoman"/>
+      <w:lvlText w:val="%9."/>
+      <w:lvlJc w:val="right"/>
+      <w:pPr>
+        <w:ind w:left="4440" w:hanging="440"/>
+      </w:pPr>
+    </w:lvl>
+  </w:abstractNum>
+  <w:abstractNum w:abstractNumId="4">
+    <w:nsid w:val="679D386B"/>
+    <w:multiLevelType w:val="hybridMultilevel"/>
+    <w:tmpl w:val="666216EA"/>
+    <w:lvl w:ilvl="2" w:tplc="0409001B" w:tentative="1">
+      <w:start w:val="1"/>
+      <w:numFmt w:val="lowerRoman"/>
+      <w:lvlText w:val="%3."/>
+      <w:lvlJc w:val="right"/>
+      <w:pPr>
+        <w:ind w:left="1800" w:hanging="440"/>
+      </w:pPr>
+    </w:lvl>
+    <w:lvl w:ilvl="3" w:tplc="EDB26D62" w:tentative="1">
+      <w:start w:val="1"/>
+      <w:numFmt w:val="decimal"/>
+      <w:lvlText w:val="%4."/>
+      <w:lvlJc w:val="left"/>
+      <w:pPr>
+        <w:ind w:left="2240" w:hanging="440"/>
+      </w:pPr>
+    </w:lvl>
+    <w:lvl w:ilvl="0" w:tplc="E1C040C6">
+      <w:start w:val="1"/>
+      <w:numFmt w:val="decimal"/>
+      <w:lvlText w:val="%1）"/>
+      <w:lvlJc w:val="left"/>
+      <w:pPr>
+        <w:ind w:left="840" w:hanging="360"/>
+      </w:pPr>
+      <w:rPr>
+        <w:rFonts w:hint="default"/>
+      </w:rPr>
+    </w:lvl>
+    <w:lvl w:ilvl="6" w:tplc="D6F0605E" w:tentative="1">
+      <w:start w:val="1"/>
+      <w:numFmt w:val="decimal"/>
+      <w:lvlText w:val="%7."/>
+      <w:lvlJc w:val="left"/>
+      <w:pPr>
+        <w:ind w:left="3560" w:hanging="440"/>
+      </w:pPr>
+    </w:lvl>
+    <w:lvl w:ilvl="1" w:tplc="04090019" w:tentative="1">
+      <w:start w:val="1"/>
+      <w:numFmt w:val="lowerLetter"/>
+      <w:lvlText w:val="%2)"/>
+      <w:lvlJc w:val="left"/>
+      <w:pPr>
+        <w:ind w:left="1360" w:hanging="440"/>
+      </w:pPr>
+    </w:lvl>
+    <w:lvl w:ilvl="4" w:tplc="C0AAF486" w:tentative="1">
+      <w:start w:val="1"/>
+      <w:numFmt w:val="lowerLetter"/>
+      <w:lvlText w:val="%5)"/>
+      <w:lvlJc w:val="left"/>
+      <w:pPr>
+        <w:ind w:left="2680" w:hanging="440"/>
+      </w:pPr>
+    </w:lvl>
+    <w:lvl w:ilvl="7" w:tplc="8656197C" w:tentative="1">
+      <w:start w:val="1"/>
+      <w:numFmt w:val="lowerLetter"/>
+      <w:lvlText w:val="%8)"/>
+      <w:lvlJc w:val="left"/>
+      <w:pPr>
+        <w:ind w:left="4000" w:hanging="440"/>
+      </w:pPr>
+    </w:lvl>
+    <w:lvl w:ilvl="5" w:tplc="5282D116" w:tentative="1">
+      <w:start w:val="1"/>
+      <w:numFmt w:val="lowerRoman"/>
+      <w:lvlText w:val="%6."/>
+      <w:lvlJc w:val="right"/>
+      <w:pPr>
+        <w:ind w:left="3120" w:hanging="440"/>
+      </w:pPr>
+    </w:lvl>
+    <w:lvl w:ilvl="8" w:tplc="31B2FF70" w:tentative="1">
+      <w:start w:val="1"/>
+      <w:numFmt w:val="lowerRoman"/>
+      <w:lvlText w:val="%9."/>
+      <w:lvlJc w:val="right"/>
+      <w:pPr>
+        <w:ind w:left="4440" w:hanging="440"/>
+      </w:pPr>
+    </w:lvl>
+  </w:abstractNum>
+  <w:abstractNum w:abstractNumId="5">
+    <w:nsid w:val="36633706"/>
+    <w:multiLevelType w:val="hybridMultilevel"/>
+    <w:tmpl w:val="0A2EDB78"/>
+    <w:lvl w:ilvl="5" w:tplc="4058BE9E" w:tentative="1">
+      <w:start w:val="1"/>
+      <w:numFmt w:val="lowerRoman"/>
+      <w:lvlText w:val="%6."/>
+      <w:lvlJc w:val="right"/>
+      <w:pPr>
+        <w:ind w:left="3120" w:hanging="440"/>
+      </w:pPr>
+    </w:lvl>
+    <w:lvl w:ilvl="6" w:tplc="26F27A22" w:tentative="1">
+      <w:start w:val="1"/>
+      <w:numFmt w:val="decimal"/>
+      <w:lvlText w:val="%7."/>
+      <w:lvlJc w:val="left"/>
+      <w:pPr>
+        <w:ind w:left="3560" w:hanging="440"/>
+      </w:pPr>
+    </w:lvl>
+    <w:lvl w:ilvl="8" w:tplc="FB22E8E8" w:tentative="1">
+      <w:start w:val="1"/>
+      <w:numFmt w:val="lowerRoman"/>
+      <w:lvlText w:val="%9."/>
+      <w:lvlJc w:val="right"/>
+      <w:pPr>
+        <w:ind w:left="4440" w:hanging="440"/>
+      </w:pPr>
+    </w:lvl>
+    <w:lvl w:ilvl="3" w:tplc="B7EE9CB4" w:tentative="1">
+      <w:start w:val="1"/>
+      <w:numFmt w:val="decimal"/>
+      <w:lvlText w:val="%4."/>
+      <w:lvlJc w:val="left"/>
+      <w:pPr>
+        <w:ind w:left="2240" w:hanging="440"/>
+      </w:pPr>
+    </w:lvl>
+    <w:lvl w:ilvl="7" w:tplc="D2DE356C" w:tentative="1">
+      <w:start w:val="1"/>
+      <w:numFmt w:val="lowerLetter"/>
+      <w:lvlText w:val="%8)"/>
+      <w:lvlJc w:val="left"/>
+      <w:pPr>
+        <w:ind w:left="4000" w:hanging="440"/>
+      </w:pPr>
+    </w:lvl>
+    <w:lvl w:ilvl="0" w:tplc="F92A4FF6">
+      <w:start w:val="1"/>
+      <w:numFmt w:val="decimal"/>
+      <w:lvlText w:val="%1）"/>
+      <w:lvlJc w:val="left"/>
+      <w:pPr>
+        <w:ind w:left="840" w:hanging="360"/>
+      </w:pPr>
+      <w:rPr>
+        <w:rFonts w:hint="default"/>
+      </w:rPr>
+    </w:lvl>
+    <w:lvl w:ilvl="1" w:tplc="04090019" w:tentative="1">
+      <w:start w:val="1"/>
+      <w:numFmt w:val="lowerLetter"/>
+      <w:lvlText w:val="%2)"/>
+      <w:lvlJc w:val="left"/>
+      <w:pPr>
+        <w:ind w:left="1360" w:hanging="440"/>
+      </w:pPr>
+    </w:lvl>
+    <w:lvl w:ilvl="2" w:tplc="1EF4E996" w:tentative="1">
+      <w:start w:val="1"/>
+      <w:numFmt w:val="lowerRoman"/>
+      <w:lvlText w:val="%3."/>
+      <w:lvlJc w:val="right"/>
+      <w:pPr>
+        <w:ind w:left="1800" w:hanging="440"/>
+      </w:pPr>
+    </w:lvl>
+    <w:lvl w:ilvl="4" w:tplc="35402120" w:tentative="1">
+      <w:start w:val="1"/>
+      <w:numFmt w:val="lowerLetter"/>
+      <w:lvlText w:val="%5)"/>
+      <w:lvlJc w:val="left"/>
+      <w:pPr>
+        <w:ind w:left="2680" w:hanging="440"/>
+      </w:pPr>
+    </w:lvl>
+  </w:abstractNum>
+  <w:abstractNum w:abstractNumId="6">
+    <w:nsid w:val="56B40CB7"/>
+    <w:multiLevelType w:val="hybridMultilevel"/>
+    <w:tmpl w:val="4AA63836"/>
+    <w:lvl w:ilvl="6" w:tplc="342C0738" w:tentative="1">
+      <w:start w:val="1"/>
+      <w:numFmt w:val="decimal"/>
+      <w:lvlText w:val="%7."/>
+      <w:lvlJc w:val="left"/>
+      <w:pPr>
+        <w:ind w:left="3560" w:hanging="440"/>
+      </w:pPr>
+    </w:lvl>
+    <w:lvl w:ilvl="0" w:tplc="BEF40AE4">
+      <w:start w:val="1"/>
+      <w:numFmt w:val="decimal"/>
+      <w:lvlText w:val="%1）"/>
+      <w:lvlJc w:val="left"/>
+      <w:pPr>
+        <w:ind w:left="840" w:hanging="360"/>
+      </w:pPr>
+      <w:rPr>
+        <w:rFonts w:hint="default"/>
+      </w:rPr>
+    </w:lvl>
+    <w:lvl w:ilvl="5" w:tplc="C6C0500C" w:tentative="1">
+      <w:start w:val="1"/>
+      <w:numFmt w:val="lowerRoman"/>
+      <w:lvlText w:val="%6."/>
+      <w:lvlJc w:val="right"/>
+      <w:pPr>
+        <w:ind w:left="3120" w:hanging="440"/>
+      </w:pPr>
+    </w:lvl>
+    <w:lvl w:ilvl="7" w:tplc="57888438" w:tentative="1">
+      <w:start w:val="1"/>
+      <w:numFmt w:val="lowerLetter"/>
+      <w:lvlText w:val="%8)"/>
+      <w:lvlJc w:val="left"/>
+      <w:pPr>
+        <w:ind w:left="4000" w:hanging="440"/>
+      </w:pPr>
+    </w:lvl>
+    <w:lvl w:ilvl="2" w:tplc="FFFFFFFF" w:tentative="1">
+      <w:start w:val="1"/>
+      <w:numFmt w:val="lowerRoman"/>
+      <w:lvlText w:val="%3."/>
+      <w:lvlJc w:val="right"/>
+      <w:pPr>
+        <w:ind w:left="1800" w:hanging="440"/>
+      </w:pPr>
+    </w:lvl>
+    <w:lvl w:ilvl="1" w:tplc="04090019" w:tentative="1">
+      <w:start w:val="1"/>
+      <w:numFmt w:val="lowerLetter"/>
+      <w:lvlText w:val="%2)"/>
+      <w:lvlJc w:val="left"/>
+      <w:pPr>
+        <w:ind w:left="1360" w:hanging="440"/>
+      </w:pPr>
+    </w:lvl>
+    <w:lvl w:ilvl="4" w:tplc="4B94CF14" w:tentative="1">
+      <w:start w:val="1"/>
+      <w:numFmt w:val="lowerLetter"/>
+      <w:lvlText w:val="%5)"/>
+      <w:lvlJc w:val="left"/>
+      <w:pPr>
+        <w:ind w:left="2680" w:hanging="440"/>
+      </w:pPr>
+    </w:lvl>
+    <w:lvl w:ilvl="8" w:tplc="CB540328" w:tentative="1">
+      <w:start w:val="1"/>
+      <w:numFmt w:val="lowerRoman"/>
+      <w:lvlText w:val="%9."/>
+      <w:lvlJc w:val="right"/>
+      <w:pPr>
+        <w:ind w:left="4440" w:hanging="440"/>
+      </w:pPr>
+    </w:lvl>
+    <w:lvl w:ilvl="3" w:tplc="0409000F" w:tentative="1">
+      <w:start w:val="1"/>
+      <w:numFmt w:val="decimal"/>
+      <w:lvlText w:val="%4."/>
+      <w:lvlJc w:val="left"/>
+      <w:pPr>
+        <w:ind w:left="2240" w:hanging="440"/>
+      </w:pPr>
+    </w:lvl>
+  </w:abstractNum>
+  <w:num w:numId="1">
+    <w:abstractNumId w:val="1"/>
   </w:num>
   <w:num w:numId="2">
     <w:abstractNumId w:val="0"/>
   </w:num>
-  <w:num w:numId="4">
+  <w:num w:numId="5">
     <w:abstractNumId w:val="4"/>
   </w:num>
-  <w:num w:numId="3">
-    <w:abstractNumId w:val="1"/>
-  </w:num>
-  <w:num w:numId="5">
+  <w:num w:numId="6">
     <w:abstractNumId w:val="3"/>
   </w:num>
-  <w:num w:numId="1">
-    <w:abstractNumId w:val="2"/>
+  <w:num w:numId="4">
+    <w:abstractNumId w:val="5"/>
+  </w:num>
+  <w:num w:numId="3">
+    <w:abstractNumId w:val="6"/>
   </w:num>
 </w:numbering>
 </file>
@@ -8951,394 +8951,383 @@
     </w:pPrDefault>
   </w:docDefaults>
   <w:latentStyles w:defLockedState="0" w:defUIPriority="99" w:defSemiHidden="0" w:defUnhideWhenUsed="0" w:defQFormat="0" w:count="376">
+    <w:lsdException w:name="HTML Address" w:semiHidden="1" w:unhideWhenUsed="1"/>
+    <w:lsdException w:name="Grid Table 3 Accent 4" w:uiPriority="48"/>
+    <w:lsdException w:name="Normal Table" w:semiHidden="1" w:unhideWhenUsed="1"/>
+    <w:lsdException w:name="List Table 7 Colorful Accent 1" w:uiPriority="52"/>
+    <w:lsdException w:name="Medium Shading 1 Accent 5" w:uiPriority="63"/>
+    <w:lsdException w:name="List Table 3 Accent 4" w:uiPriority="48"/>
+    <w:lsdException w:name="toc 7" w:uiPriority="39" w:semiHidden="1" w:unhideWhenUsed="1"/>
+    <w:lsdException w:name="Medium List 2 Accent 3" w:uiPriority="66"/>
+    <w:lsdException w:name="List Table 5 Dark Accent 2" w:uiPriority="50"/>
+    <w:lsdException w:name="envelope return" w:semiHidden="1" w:unhideWhenUsed="1"/>
+    <w:lsdException w:name="Table Classic 3" w:semiHidden="1" w:unhideWhenUsed="1"/>
+    <w:lsdException w:name="heading 6" w:uiPriority="9" w:semiHidden="1" w:unhideWhenUsed="1" w:qFormat="1"/>
+    <w:lsdException w:name="Dark List Accent 4" w:uiPriority="70"/>
+    <w:lsdException w:name="Table List 2" w:semiHidden="1" w:unhideWhenUsed="1"/>
+    <w:lsdException w:name="Table Simple 1" w:semiHidden="1" w:unhideWhenUsed="1"/>
+    <w:lsdException w:name="Light Grid Accent 6" w:uiPriority="62"/>
+    <w:lsdException w:name="Grid Table 4 Accent 1" w:uiPriority="49"/>
+    <w:lsdException w:name="Subtle Emphasis" w:uiPriority="19" w:qFormat="1"/>
+    <w:lsdException w:name="Body Text 3" w:semiHidden="1" w:unhideWhenUsed="1"/>
+    <w:lsdException w:name="Medium Shading 2 Accent 5" w:uiPriority="64"/>
+    <w:lsdException w:name="Table Columns 5" w:semiHidden="1" w:unhideWhenUsed="1"/>
+    <w:lsdException w:name="List Table 5 Dark Accent 1" w:uiPriority="50"/>
+    <w:lsdException w:name="Colorful Grid Accent 3" w:uiPriority="73"/>
+    <w:lsdException w:name="Table Columns 4" w:semiHidden="1" w:unhideWhenUsed="1"/>
+    <w:lsdException w:name="envelope address" w:semiHidden="1" w:unhideWhenUsed="1"/>
+    <w:lsdException w:name="Table List 5" w:semiHidden="1" w:unhideWhenUsed="1"/>
+    <w:lsdException w:name="Quote" w:uiPriority="29" w:qFormat="1"/>
+    <w:lsdException w:name="Grid Table 2 Accent 3" w:uiPriority="47"/>
+    <w:lsdException w:name="List Table 6 Colorful Accent 5" w:uiPriority="51"/>
+    <w:lsdException w:name="Grid Table 6 Colorful Accent 2" w:uiPriority="51"/>
+    <w:lsdException w:name="Medium Shading 2 Accent 1" w:uiPriority="64"/>
+    <w:lsdException w:name="heading 9" w:uiPriority="9" w:semiHidden="1" w:unhideWhenUsed="1" w:qFormat="1"/>
+    <w:lsdException w:name="Table Colorful 1" w:semiHidden="1" w:unhideWhenUsed="1"/>
+    <w:lsdException w:name="toc 8" w:uiPriority="39" w:semiHidden="1" w:unhideWhenUsed="1"/>
+    <w:lsdException w:name="Medium Grid 2 Accent 5" w:uiPriority="68"/>
+    <w:lsdException w:name="List Continue" w:semiHidden="1" w:unhideWhenUsed="1"/>
+    <w:lsdException w:name="Body Text First Indent" w:semiHidden="1" w:unhideWhenUsed="1"/>
+    <w:lsdException w:name="Colorful Shading Accent 6" w:uiPriority="71"/>
+    <w:lsdException w:name="Table Theme" w:semiHidden="1" w:unhideWhenUsed="1"/>
+    <w:lsdException w:name="Plain Table 4" w:uiPriority="44"/>
+    <w:lsdException w:name="List Table 7 Colorful Accent 3" w:uiPriority="52"/>
+    <w:lsdException w:name="Light List Accent 2" w:uiPriority="61"/>
+    <w:lsdException w:name="toc 3" w:uiPriority="39" w:semiHidden="1" w:unhideWhenUsed="1"/>
+    <w:lsdException w:name="Grid Table 3 Accent 2" w:uiPriority="48"/>
+    <w:lsdException w:name="Grid Table 5 Dark Accent 1" w:uiPriority="50"/>
+    <w:lsdException w:name="Dark List Accent 2" w:uiPriority="70"/>
+    <w:lsdException w:name="Table Grid 1" w:semiHidden="1" w:unhideWhenUsed="1"/>
+    <w:lsdException w:name="annotation reference" w:semiHidden="1" w:unhideWhenUsed="1"/>
+    <w:lsdException w:name="Medium List 2 Accent 5" w:uiPriority="66"/>
+    <w:lsdException w:name="Normal" w:uiPriority="0" w:qFormat="1"/>
+    <w:lsdException w:name="Table Colorful 2" w:semiHidden="1" w:unhideWhenUsed="1"/>
+    <w:lsdException w:name="Grid Table 1 Light Accent 1" w:uiPriority="46"/>
+    <w:lsdException w:name="Grid Table 4 Accent 5" w:uiPriority="49"/>
+    <w:lsdException w:name="Medium Shading 1 Accent 6" w:uiPriority="63"/>
+    <w:lsdException w:name="Table Simple 2" w:semiHidden="1" w:unhideWhenUsed="1"/>
+    <w:lsdException w:name="Body Text Indent" w:semiHidden="1" w:unhideWhenUsed="1"/>
+    <w:lsdException w:name="List Number 3" w:semiHidden="1" w:unhideWhenUsed="1"/>
+    <w:lsdException w:name="footnote text" w:semiHidden="1" w:unhideWhenUsed="1"/>
+    <w:lsdException w:name="Plain Table 3" w:uiPriority="43"/>
+    <w:lsdException w:name="toc 6" w:uiPriority="39" w:semiHidden="1" w:unhideWhenUsed="1"/>
+    <w:lsdException w:name="Light Grid Accent 1" w:uiPriority="62"/>
+    <w:lsdException w:name="Medium Grid 1 Accent 6" w:uiPriority="67"/>
+    <w:lsdException w:name="Medium Grid 3 Accent 1" w:uiPriority="69"/>
+    <w:lsdException w:name="Grid Table 2 Accent 1" w:uiPriority="47"/>
+    <w:lsdException w:name="Grid Table 5 Dark" w:uiPriority="50"/>
+    <w:lsdException w:name="Grid Table 5 Dark Accent 2" w:uiPriority="50"/>
+    <w:lsdException w:name="Light List Accent 4" w:uiPriority="61"/>
+    <w:lsdException w:name="index 1" w:semiHidden="1" w:unhideWhenUsed="1"/>
+    <w:lsdException w:name="Table Columns 1" w:semiHidden="1" w:unhideWhenUsed="1"/>
+    <w:lsdException w:name="List Table 7 Colorful Accent 5" w:uiPriority="52"/>
+    <w:lsdException w:name="Medium Shading 2" w:uiPriority="64"/>
+    <w:lsdException w:name="Colorful Shading" w:uiPriority="71"/>
+    <w:lsdException w:name="List Table 5 Dark Accent 4" w:uiPriority="50"/>
+    <w:lsdException w:name="Closing" w:semiHidden="1" w:unhideWhenUsed="1"/>
+    <w:lsdException w:name="Medium List 2 Accent 2" w:uiPriority="66"/>
+    <w:lsdException w:name="HTML Bottom of Form" w:semiHidden="1" w:unhideWhenUsed="1"/>
+    <w:lsdException w:name="Grid Table Light" w:uiPriority="40"/>
+    <w:lsdException w:name="Table Grid 4" w:semiHidden="1" w:unhideWhenUsed="1"/>
+    <w:lsdException w:name="List Table 5 Dark Accent 3" w:uiPriority="50"/>
+    <w:lsdException w:name="Message Header" w:semiHidden="1" w:unhideWhenUsed="1"/>
+    <w:lsdException w:name="Colorful Grid Accent 2" w:uiPriority="73"/>
+    <w:lsdException w:name="Dark List Accent 6" w:uiPriority="70"/>
+    <w:lsdException w:name="Grid Table 1 Light Accent 6" w:uiPriority="46"/>
+    <w:lsdException w:name="Medium List 1 Accent 4" w:uiPriority="65"/>
+    <w:lsdException w:name="Grid Table 5 Dark Accent 6" w:uiPriority="50"/>
+    <w:lsdException w:name="index 6" w:semiHidden="1" w:unhideWhenUsed="1"/>
+    <w:lsdException w:name="Colorful Grid Accent 4" w:uiPriority="73"/>
+    <w:lsdException w:name="Light Shading Accent 3" w:uiPriority="60"/>
+    <w:lsdException w:name="Medium Shading 1 Accent 2" w:uiPriority="63"/>
+    <w:lsdException w:name="List Table 7 Colorful" w:uiPriority="52"/>
+    <w:lsdException w:name="Grid Table 7 Colorful Accent 3" w:uiPriority="52"/>
+    <w:lsdException w:name="index 8" w:semiHidden="1" w:unhideWhenUsed="1"/>
+    <w:lsdException w:name="Light Shading Accent 6" w:uiPriority="60"/>
+    <w:lsdException w:name="Medium Grid 3 Accent 3" w:uiPriority="69"/>
+    <w:lsdException w:name="Light List Accent 6" w:uiPriority="61"/>
+    <w:lsdException w:name="Table Web 1" w:semiHidden="1" w:unhideWhenUsed="1"/>
+    <w:lsdException w:name="Table Grid 8" w:semiHidden="1" w:unhideWhenUsed="1"/>
+    <w:lsdException w:name="Table Web 3" w:semiHidden="1" w:unhideWhenUsed="1"/>
+    <w:lsdException w:name="Normal Indent" w:semiHidden="1" w:unhideWhenUsed="1"/>
+    <w:lsdException w:name="List Table 1 Light" w:uiPriority="46"/>
+    <w:lsdException w:name="Document Map" w:semiHidden="1" w:unhideWhenUsed="1"/>
+    <w:lsdException w:name="Table List 3" w:semiHidden="1" w:unhideWhenUsed="1"/>
+    <w:lsdException w:name="Colorful Shading Accent 1" w:uiPriority="71"/>
+    <w:lsdException w:name="macro" w:semiHidden="1" w:unhideWhenUsed="1"/>
+    <w:lsdException w:name="Table Grid 3" w:semiHidden="1" w:unhideWhenUsed="1"/>
+    <w:lsdException w:name="Medium List 1 Accent 1" w:uiPriority="65"/>
+    <w:lsdException w:name="List 2" w:semiHidden="1" w:unhideWhenUsed="1"/>
+    <w:lsdException w:name="Hyperlink" w:semiHidden="1" w:unhideWhenUsed="1"/>
+    <w:lsdException w:name="Table Subtle 1" w:semiHidden="1" w:unhideWhenUsed="1"/>
+    <w:lsdException w:name="List Continue 3" w:semiHidden="1" w:unhideWhenUsed="1"/>
+    <w:lsdException w:name="List Table 6 Colorful" w:uiPriority="51"/>
+    <w:lsdException w:name="Outline List 1" w:semiHidden="1" w:unhideWhenUsed="1"/>
+    <w:lsdException w:name="Dark List" w:uiPriority="70"/>
+    <w:lsdException w:name="Smart Link" w:semiHidden="1" w:unhideWhenUsed="1"/>
+    <w:lsdException w:name="Grid Table 4" w:uiPriority="49"/>
+    <w:lsdException w:name="Medium List 2 Accent 4" w:uiPriority="66"/>
+    <w:lsdException w:name="Grid Table 6 Colorful Accent 5" w:uiPriority="51"/>
+    <w:lsdException w:name="Table Classic 4" w:semiHidden="1" w:unhideWhenUsed="1"/>
+    <w:lsdException w:name="Grid Table 4 Accent 4" w:uiPriority="49"/>
+    <w:lsdException w:name="Table Classic 2" w:semiHidden="1" w:unhideWhenUsed="1"/>
+    <w:lsdException w:name="Colorful List Accent 4" w:uiPriority="72"/>
+    <w:lsdException w:name="Colorful List Accent 3" w:uiPriority="72"/>
+    <w:lsdException w:name="List Table 5 Dark" w:uiPriority="50"/>
+    <w:lsdException w:name="line number" w:semiHidden="1" w:unhideWhenUsed="1"/>
+    <w:lsdException w:name="Table 3D effects 1" w:semiHidden="1" w:unhideWhenUsed="1"/>
+    <w:lsdException w:name="List Continue 4" w:semiHidden="1" w:unhideWhenUsed="1"/>
+    <w:lsdException w:name="Revision" w:semiHidden="1"/>
+    <w:lsdException w:name="FollowedHyperlink" w:semiHidden="1" w:unhideWhenUsed="1"/>
+    <w:lsdException w:name="Bibliography" w:uiPriority="37" w:semiHidden="1" w:unhideWhenUsed="1"/>
+    <w:lsdException w:name="Table Contemporary" w:semiHidden="1" w:unhideWhenUsed="1"/>
+    <w:lsdException w:name="List Table 2 Accent 6" w:uiPriority="47"/>
+    <w:lsdException w:name="List Table 2 Accent 2" w:uiPriority="47"/>
+    <w:lsdException w:name="Default Paragraph Font" w:uiPriority="1" w:semiHidden="1" w:unhideWhenUsed="1"/>
+    <w:lsdException w:name="Medium List 2 Accent 1" w:uiPriority="66"/>
+    <w:lsdException w:name="List Table 2 Accent 5" w:uiPriority="47"/>
+    <w:lsdException w:name="Colorful List Accent 1" w:uiPriority="72"/>
+    <w:lsdException w:name="toc 5" w:uiPriority="39" w:semiHidden="1" w:unhideWhenUsed="1"/>
+    <w:lsdException w:name="Medium Grid 1 Accent 3" w:uiPriority="67"/>
+    <w:lsdException w:name="Table Grid 7" w:semiHidden="1" w:unhideWhenUsed="1"/>
+    <w:lsdException w:name="heading 4" w:uiPriority="9" w:semiHidden="1" w:unhideWhenUsed="1" w:qFormat="1"/>
+    <w:lsdException w:name="Plain Text" w:semiHidden="1" w:unhideWhenUsed="1"/>
+    <w:lsdException w:name="table of authorities" w:semiHidden="1" w:unhideWhenUsed="1"/>
+    <w:lsdException w:name="Note Heading" w:semiHidden="1" w:unhideWhenUsed="1"/>
+    <w:lsdException w:name="List Table 6 Colorful Accent 1" w:uiPriority="51"/>
+    <w:lsdException w:name="List Table 1 Light Accent 4" w:uiPriority="46"/>
+    <w:lsdException w:name="Grid Table 7 Colorful Accent 1" w:uiPriority="52"/>
+    <w:lsdException w:name="Title" w:uiPriority="10" w:qFormat="1"/>
+    <w:lsdException w:name="Intense Reference" w:uiPriority="32" w:qFormat="1"/>
+    <w:lsdException w:name="Colorful Shading Accent 2" w:uiPriority="71"/>
+    <w:lsdException w:name="Dark List Accent 5" w:uiPriority="70"/>
+    <w:lsdException w:name="index 3" w:semiHidden="1" w:unhideWhenUsed="1"/>
+    <w:lsdException w:name="Grid Table 1 Light Accent 5" w:uiPriority="46"/>
+    <w:lsdException w:name="Body Text" w:semiHidden="1" w:unhideWhenUsed="1"/>
+    <w:lsdException w:name="Grid Table 3 Accent 3" w:uiPriority="48"/>
+    <w:lsdException w:name="Subtle Reference" w:uiPriority="31" w:qFormat="1"/>
+    <w:lsdException w:name="index heading" w:semiHidden="1" w:unhideWhenUsed="1"/>
+    <w:lsdException w:name="Medium Grid 1 Accent 5" w:uiPriority="67"/>
+    <w:lsdException w:name="Table Simple 3" w:semiHidden="1" w:unhideWhenUsed="1"/>
+    <w:lsdException w:name="Grid Table 4 Accent 3" w:uiPriority="49"/>
+    <w:lsdException w:name="List Table 1 Light Accent 5" w:uiPriority="46"/>
+    <w:lsdException w:name="Grid Table 6 Colorful Accent 6" w:uiPriority="51"/>
+    <w:lsdException w:name="Plain Table 5" w:uiPriority="45"/>
+    <w:lsdException w:name="Grid Table 2 Accent 4" w:uiPriority="47"/>
+    <w:lsdException w:name="Medium Grid 3 Accent 5" w:uiPriority="69"/>
+    <w:lsdException w:name="List Table 4 Accent 3" w:uiPriority="49"/>
+    <w:lsdException w:name="HTML Acronym" w:semiHidden="1" w:unhideWhenUsed="1"/>
+    <w:lsdException w:name="Dark List Accent 1" w:uiPriority="70"/>
+    <w:lsdException w:name="Medium Grid 3 Accent 4" w:uiPriority="69"/>
+    <w:lsdException w:name="index 4" w:semiHidden="1" w:unhideWhenUsed="1"/>
+    <w:lsdException w:name="List Table 6 Colorful Accent 2" w:uiPriority="51"/>
+    <w:lsdException w:name="List Table 1 Light Accent 3" w:uiPriority="46"/>
+    <w:lsdException w:name="page number" w:semiHidden="1" w:unhideWhenUsed="1"/>
+    <w:lsdException w:name="footer" w:semiHidden="1" w:unhideWhenUsed="1"/>
+    <w:lsdException w:name="Medium Grid 1 Accent 1" w:uiPriority="67"/>
+    <w:lsdException w:name="List Bullet 4" w:semiHidden="1" w:unhideWhenUsed="1"/>
+    <w:lsdException w:name="Medium Shading 1 Accent 3" w:uiPriority="63"/>
+    <w:lsdException w:name="Table Columns 2" w:semiHidden="1" w:unhideWhenUsed="1"/>
+    <w:lsdException w:name="Medium Grid 3" w:uiPriority="69"/>
+    <w:lsdException w:name="index 2" w:semiHidden="1" w:unhideWhenUsed="1"/>
+    <w:lsdException w:name="Table List 8" w:semiHidden="1" w:unhideWhenUsed="1"/>
+    <w:lsdException w:name="annotation text" w:semiHidden="1" w:unhideWhenUsed="1"/>
+    <w:lsdException w:name="List Table 4" w:uiPriority="49"/>
+    <w:lsdException w:name="Medium Shading 1 Accent 1" w:uiPriority="63"/>
+    <w:lsdException w:name="heading 2" w:uiPriority="9" w:semiHidden="1" w:unhideWhenUsed="1" w:qFormat="1"/>
     <w:lsdException w:name="Table 3D effects 3" w:semiHidden="1" w:unhideWhenUsed="1"/>
+    <w:lsdException w:name="Light List Accent 3" w:uiPriority="61"/>
+    <w:lsdException w:name="TOC Heading" w:uiPriority="39" w:semiHidden="1" w:unhideWhenUsed="1" w:qFormat="1"/>
+    <w:lsdException w:name="Emphasis" w:uiPriority="20" w:qFormat="1"/>
+    <w:lsdException w:name="List Table 1 Light Accent 6" w:uiPriority="46"/>
+    <w:lsdException w:name="toc 4" w:uiPriority="39" w:semiHidden="1" w:unhideWhenUsed="1"/>
+    <w:lsdException w:name="Light Shading Accent 1" w:uiPriority="60"/>
+    <w:lsdException w:name="Colorful Grid Accent 6" w:uiPriority="73"/>
+    <w:lsdException w:name="List Bullet 5" w:semiHidden="1" w:unhideWhenUsed="1"/>
+    <w:lsdException w:name="Table List 6" w:semiHidden="1" w:unhideWhenUsed="1"/>
+    <w:lsdException w:name="Medium Grid 2 Accent 1" w:uiPriority="68"/>
+    <w:lsdException w:name="Grid Table 6 Colorful Accent 3" w:uiPriority="51"/>
+    <w:lsdException w:name="List 5" w:semiHidden="1" w:unhideWhenUsed="1"/>
+    <w:lsdException w:name="Medium List 2 Accent 6" w:uiPriority="66"/>
+    <w:lsdException w:name="Medium List 1 Accent 3" w:uiPriority="65"/>
+    <w:lsdException w:name="List Table 2 Accent 4" w:uiPriority="47"/>
+    <w:lsdException w:name="index 5" w:semiHidden="1" w:unhideWhenUsed="1"/>
+    <w:lsdException w:name="List Table 3" w:uiPriority="48"/>
+    <w:lsdException w:name="HTML Definition" w:semiHidden="1" w:unhideWhenUsed="1"/>
+    <w:lsdException w:name="Light List Accent 5" w:uiPriority="61"/>
+    <w:lsdException w:name="Light Shading Accent 2" w:uiPriority="60"/>
+    <w:lsdException w:name="Grid Table 7 Colorful Accent 6" w:uiPriority="52"/>
+    <w:lsdException w:name="Hashtag" w:semiHidden="1" w:unhideWhenUsed="1"/>
+    <w:lsdException w:name="List 3" w:semiHidden="1" w:unhideWhenUsed="1"/>
+    <w:lsdException w:name="Light Shading" w:uiPriority="60"/>
+    <w:lsdException w:name="heading 5" w:uiPriority="9" w:semiHidden="1" w:unhideWhenUsed="1" w:qFormat="1"/>
+    <w:lsdException w:name="List Table 6 Colorful Accent 6" w:uiPriority="51"/>
+    <w:lsdException w:name="Medium Shading 1" w:uiPriority="63"/>
+    <w:lsdException w:name="footnote reference" w:semiHidden="1" w:unhideWhenUsed="1"/>
+    <w:lsdException w:name="List Continue 2" w:semiHidden="1" w:unhideWhenUsed="1"/>
+    <w:lsdException w:name="heading 8" w:uiPriority="9" w:semiHidden="1" w:unhideWhenUsed="1" w:qFormat="1"/>
+    <w:lsdException w:name="Medium Shading 2 Accent 6" w:uiPriority="64"/>
+    <w:lsdException w:name="Unresolved Mention" w:semiHidden="1" w:unhideWhenUsed="1"/>
+    <w:lsdException w:name="Grid Table 5 Dark Accent 3" w:uiPriority="50"/>
+    <w:lsdException w:name="HTML Preformatted" w:semiHidden="1" w:unhideWhenUsed="1"/>
+    <w:lsdException w:name="toa heading" w:semiHidden="1" w:unhideWhenUsed="1"/>
+    <w:lsdException w:name="Table Grid" w:uiPriority="39"/>
+    <w:lsdException w:name="Medium Grid 3 Accent 6" w:uiPriority="69"/>
     <w:lsdException w:name="Medium Grid 1" w:uiPriority="67"/>
-    <w:lsdException w:name="Medium Grid 3 Accent 4" w:uiPriority="69"/>
-    <w:lsdException w:name="List Table 2 Accent 5" w:uiPriority="47"/>
-    <w:lsdException w:name="heading 4" w:uiPriority="9" w:semiHidden="1" w:unhideWhenUsed="1" w:qFormat="1"/>
-    <w:lsdException w:name="Signature" w:semiHidden="1" w:unhideWhenUsed="1"/>
-    <w:lsdException w:name="Revision" w:semiHidden="1"/>
-    <w:lsdException w:name="Document Map" w:semiHidden="1" w:unhideWhenUsed="1"/>
-    <w:lsdException w:name="Medium Shading 1 Accent 1" w:uiPriority="63"/>
-    <w:lsdException w:name="annotation subject" w:semiHidden="1" w:unhideWhenUsed="1"/>
-    <w:lsdException w:name="Table Contemporary" w:semiHidden="1" w:unhideWhenUsed="1"/>
-    <w:lsdException w:name="Medium Shading 1" w:uiPriority="63"/>
-    <w:lsdException w:name="List Table 5 Dark Accent 1" w:uiPriority="50"/>
-    <w:lsdException w:name="heading 6" w:uiPriority="9" w:semiHidden="1" w:unhideWhenUsed="1" w:qFormat="1"/>
+    <w:lsdException w:name="heading 1" w:uiPriority="9" w:qFormat="1"/>
+    <w:lsdException w:name="Colorful List Accent 6" w:uiPriority="72"/>
+    <w:lsdException w:name="Colorful Shading Accent 5" w:uiPriority="71"/>
+    <w:lsdException w:name="List Table 3 Accent 5" w:uiPriority="48"/>
+    <w:lsdException w:name="Dark List Accent 3" w:uiPriority="70"/>
+    <w:lsdException w:name="heading 7" w:uiPriority="9" w:semiHidden="1" w:unhideWhenUsed="1" w:qFormat="1"/>
+    <w:lsdException w:name="Colorful Grid Accent 1" w:uiPriority="73"/>
+    <w:lsdException w:name="Grid Table 1 Light Accent 2" w:uiPriority="46"/>
+    <w:lsdException w:name="List Table 7 Colorful Accent 4" w:uiPriority="52"/>
+    <w:lsdException w:name="Table List 1" w:semiHidden="1" w:unhideWhenUsed="1"/>
+    <w:lsdException w:name="Table Web 2" w:semiHidden="1" w:unhideWhenUsed="1"/>
+    <w:lsdException w:name="Colorful Shading Accent 4" w:uiPriority="71"/>
+    <w:lsdException w:name="Smart Hyperlink" w:semiHidden="1" w:unhideWhenUsed="1"/>
+    <w:lsdException w:name="Table Professional" w:semiHidden="1" w:unhideWhenUsed="1"/>
+    <w:lsdException w:name="Medium Grid 2 Accent 2" w:uiPriority="68"/>
+    <w:lsdException w:name="Medium Grid 2 Accent 6" w:uiPriority="68"/>
+    <w:lsdException w:name="Colorful List Accent 5" w:uiPriority="72"/>
+    <w:lsdException w:name="List Table 4 Accent 2" w:uiPriority="49"/>
+    <w:lsdException w:name="Grid Table 7 Colorful" w:uiPriority="52"/>
+    <w:lsdException w:name="Colorful Shading Accent 3" w:uiPriority="71"/>
+    <w:lsdException w:name="Light Grid Accent 4" w:uiPriority="62"/>
+    <w:lsdException w:name="Mention" w:semiHidden="1" w:unhideWhenUsed="1"/>
+    <w:lsdException w:name="Grid Table 1 Light" w:uiPriority="46"/>
+    <w:lsdException w:name="List 4" w:semiHidden="1" w:unhideWhenUsed="1"/>
+    <w:lsdException w:name="Date" w:semiHidden="1" w:unhideWhenUsed="1"/>
+    <w:lsdException w:name="No Spacing" w:uiPriority="1" w:qFormat="1"/>
+    <w:lsdException w:name="endnote text" w:semiHidden="1" w:unhideWhenUsed="1"/>
+    <w:lsdException w:name="List" w:semiHidden="1" w:unhideWhenUsed="1"/>
+    <w:lsdException w:name="Table Elegant" w:semiHidden="1" w:unhideWhenUsed="1"/>
+    <w:lsdException w:name="Table Columns 3" w:semiHidden="1" w:unhideWhenUsed="1"/>
+    <w:lsdException w:name="List Table 4 Accent 1" w:uiPriority="49"/>
+    <w:lsdException w:name="Grid Table 5 Dark Accent 5" w:uiPriority="50"/>
+    <w:lsdException w:name="Medium Grid 1 Accent 2" w:uiPriority="67"/>
+    <w:lsdException w:name="List Table 2 Accent 3" w:uiPriority="47"/>
     <w:lsdException w:name="Light Grid Accent 5" w:uiPriority="62"/>
-    <w:lsdException w:name="heading 3" w:uiPriority="9" w:semiHidden="1" w:unhideWhenUsed="1" w:qFormat="1"/>
-    <w:lsdException w:name="toc 4" w:uiPriority="39" w:semiHidden="1" w:unhideWhenUsed="1"/>
-    <w:lsdException w:name="Medium Grid 2 Accent 6" w:uiPriority="68"/>
-    <w:lsdException w:name="Medium List 2 Accent 3" w:uiPriority="66"/>
-    <w:lsdException w:name="E-mail Signature" w:semiHidden="1" w:unhideWhenUsed="1"/>
-    <w:lsdException w:name="annotation reference" w:semiHidden="1" w:unhideWhenUsed="1"/>
+    <w:lsdException w:name="List Continue 5" w:semiHidden="1" w:unhideWhenUsed="1"/>
     <w:lsdException w:name="Table Grid 5" w:semiHidden="1" w:unhideWhenUsed="1"/>
+    <w:lsdException w:name="Table Grid 6" w:semiHidden="1" w:unhideWhenUsed="1"/>
+    <w:lsdException w:name="endnote reference" w:semiHidden="1" w:unhideWhenUsed="1"/>
+    <w:lsdException w:name="Light Grid" w:uiPriority="62"/>
+    <w:lsdException w:name="Table List 7" w:semiHidden="1" w:unhideWhenUsed="1"/>
+    <w:lsdException w:name="List Number" w:semiHidden="1" w:unhideWhenUsed="1"/>
+    <w:lsdException w:name="HTML Variable" w:semiHidden="1" w:unhideWhenUsed="1"/>
+    <w:lsdException w:name="Grid Table 7 Colorful Accent 5" w:uiPriority="52"/>
+    <w:lsdException w:name="List Table 1 Light Accent 2" w:uiPriority="46"/>
+    <w:lsdException w:name="List Number 2" w:semiHidden="1" w:unhideWhenUsed="1"/>
+    <w:lsdException w:name="List Table 4 Accent 5" w:uiPriority="49"/>
+    <w:lsdException w:name="List Table 5 Dark Accent 6" w:uiPriority="50"/>
+    <w:lsdException w:name="table of figures" w:semiHidden="1" w:unhideWhenUsed="1"/>
     <w:lsdException w:name="Outline List 3" w:semiHidden="1" w:unhideWhenUsed="1"/>
-    <w:lsdException w:name="macro" w:semiHidden="1" w:unhideWhenUsed="1"/>
-    <w:lsdException w:name="List Table 7 Colorful Accent 1" w:uiPriority="52"/>
-    <w:lsdException w:name="index 8" w:semiHidden="1" w:unhideWhenUsed="1"/>
-    <w:lsdException w:name="Grid Table 5 Dark Accent 6" w:uiPriority="50"/>
-    <w:lsdException w:name="Medium List 1 Accent 1" w:uiPriority="65"/>
-    <w:lsdException w:name="List Table 3 Accent 4" w:uiPriority="48"/>
-    <w:lsdException w:name="Grid Table 7 Colorful Accent 4" w:uiPriority="52"/>
-    <w:lsdException w:name="table of authorities" w:semiHidden="1" w:unhideWhenUsed="1"/>
-    <w:lsdException w:name="Light Shading Accent 1" w:uiPriority="60"/>
-    <w:lsdException w:name="Body Text First Indent" w:semiHidden="1" w:unhideWhenUsed="1"/>
-    <w:lsdException w:name="Body Text Indent" w:semiHidden="1" w:unhideWhenUsed="1"/>
-    <w:lsdException w:name="List Bullet 5" w:semiHidden="1" w:unhideWhenUsed="1"/>
+    <w:lsdException w:name="Medium List 1 Accent 5" w:uiPriority="65"/>
+    <w:lsdException w:name="List Bullet 2" w:semiHidden="1" w:unhideWhenUsed="1"/>
+    <w:lsdException w:name="Grid Table 1 Light Accent 4" w:uiPriority="46"/>
     <w:lsdException w:name="Grid Table 6 Colorful Accent 1" w:uiPriority="51"/>
-    <w:lsdException w:name="Medium List 1 Accent 5" w:uiPriority="65"/>
-    <w:lsdException w:name="List Table 1 Light Accent 3" w:uiPriority="46"/>
-    <w:lsdException w:name="List Bullet" w:semiHidden="1" w:unhideWhenUsed="1"/>
-    <w:lsdException w:name="Grid Table 3 Accent 3" w:uiPriority="48"/>
-    <w:lsdException w:name="HTML Top of Form" w:semiHidden="1" w:unhideWhenUsed="1"/>
-    <w:lsdException w:name="List Bullet 2" w:semiHidden="1" w:unhideWhenUsed="1"/>
-    <w:lsdException w:name="heading 9" w:uiPriority="9" w:semiHidden="1" w:unhideWhenUsed="1" w:qFormat="1"/>
-    <w:lsdException w:name="Table Grid 6" w:semiHidden="1" w:unhideWhenUsed="1"/>
-    <w:lsdException w:name="List Bullet 3" w:semiHidden="1" w:unhideWhenUsed="1"/>
-    <w:lsdException w:name="Table Columns 5" w:semiHidden="1" w:unhideWhenUsed="1"/>
+    <w:lsdException w:name="Table 3D effects 2" w:semiHidden="1" w:unhideWhenUsed="1"/>
+    <w:lsdException w:name="Intense Emphasis" w:uiPriority="21" w:qFormat="1"/>
+    <w:lsdException w:name="Grid Table 4 Accent 2" w:uiPriority="49"/>
+    <w:lsdException w:name="List Table 7 Colorful Accent 2" w:uiPriority="52"/>
+    <w:lsdException w:name="Body Text Indent 2" w:semiHidden="1" w:unhideWhenUsed="1"/>
     <w:lsdException w:name="HTML Typewriter" w:semiHidden="1" w:unhideWhenUsed="1"/>
-    <w:lsdException w:name="List Continue 2" w:semiHidden="1" w:unhideWhenUsed="1"/>
-    <w:lsdException w:name="Table List 2" w:semiHidden="1" w:unhideWhenUsed="1"/>
-    <w:lsdException w:name="Colorful List Accent 6" w:uiPriority="72"/>
-    <w:lsdException w:name="Grid Table 4 Accent 2" w:uiPriority="49"/>
-    <w:lsdException w:name="Medium Shading 2 Accent 1" w:uiPriority="64"/>
-    <w:lsdException w:name="toc 8" w:uiPriority="39" w:semiHidden="1" w:unhideWhenUsed="1"/>
-    <w:lsdException w:name="Grid Table 2 Accent 5" w:uiPriority="47"/>
-    <w:lsdException w:name="Grid Table 3 Accent 6" w:uiPriority="48"/>
-    <w:lsdException w:name="List Table 6 Colorful Accent 4" w:uiPriority="51"/>
-    <w:lsdException w:name="Table List 3" w:semiHidden="1" w:unhideWhenUsed="1"/>
-    <w:lsdException w:name="Dark List" w:uiPriority="70"/>
-    <w:lsdException w:name="Grid Table 7 Colorful Accent 1" w:uiPriority="52"/>
-    <w:lsdException w:name="Table List 6" w:semiHidden="1" w:unhideWhenUsed="1"/>
-    <w:lsdException w:name="List Table 7 Colorful Accent 4" w:uiPriority="52"/>
-    <w:lsdException w:name="List" w:semiHidden="1" w:unhideWhenUsed="1"/>
-    <w:lsdException w:name="Grid Table 1 Light Accent 5" w:uiPriority="46"/>
-    <w:lsdException w:name="Intense Quote" w:uiPriority="30" w:qFormat="1"/>
-    <w:lsdException w:name="index 3" w:semiHidden="1" w:unhideWhenUsed="1"/>
-    <w:lsdException w:name="List Number 5" w:semiHidden="1" w:unhideWhenUsed="1"/>
-    <w:lsdException w:name="caption" w:uiPriority="35" w:semiHidden="1" w:unhideWhenUsed="1" w:qFormat="1"/>
-    <w:lsdException w:name="List Table 4 Accent 4" w:uiPriority="49"/>
-    <w:lsdException w:name="Colorful Grid Accent 2" w:uiPriority="73"/>
-    <w:lsdException w:name="Table List 8" w:semiHidden="1" w:unhideWhenUsed="1"/>
-    <w:lsdException w:name="index 7" w:semiHidden="1" w:unhideWhenUsed="1"/>
-    <w:lsdException w:name="Medium Shading 2 Accent 2" w:uiPriority="64"/>
-    <w:lsdException w:name="Light List Accent 3" w:uiPriority="61"/>
+    <w:lsdException w:name="Colorful Grid Accent 5" w:uiPriority="73"/>
     <w:lsdException w:name="List Table 2" w:uiPriority="47"/>
-    <w:lsdException w:name="TOC Heading" w:uiPriority="39" w:semiHidden="1" w:unhideWhenUsed="1" w:qFormat="1"/>
-    <w:lsdException w:name="List Table 5 Dark Accent 6" w:uiPriority="50"/>
-    <w:lsdException w:name="HTML Acronym" w:semiHidden="1" w:unhideWhenUsed="1"/>
-    <w:lsdException w:name="index 4" w:semiHidden="1" w:unhideWhenUsed="1"/>
-    <w:lsdException w:name="Medium List 1 Accent 4" w:uiPriority="65"/>
-    <w:lsdException w:name="Unresolved Mention" w:semiHidden="1" w:unhideWhenUsed="1"/>
-    <w:lsdException w:name="Medium Grid 1 Accent 4" w:uiPriority="67"/>
-    <w:lsdException w:name="Grid Table 5 Dark" w:uiPriority="50"/>
-    <w:lsdException w:name="Light Shading" w:uiPriority="60"/>
-    <w:lsdException w:name="List Table 2 Accent 6" w:uiPriority="47"/>
-    <w:lsdException w:name="List Table 4" w:uiPriority="49"/>
-    <w:lsdException w:name="List Table 3" w:uiPriority="48"/>
-    <w:lsdException w:name="List Table 1 Light" w:uiPriority="46"/>
-    <w:lsdException w:name="List Table 5 Dark" w:uiPriority="50"/>
-    <w:lsdException w:name="Dark List Accent 6" w:uiPriority="70"/>
-    <w:lsdException w:name="Note Heading" w:semiHidden="1" w:unhideWhenUsed="1"/>
-    <w:lsdException w:name="Colorful Grid Accent 6" w:uiPriority="73"/>
-    <w:lsdException w:name="List Table 7 Colorful Accent 5" w:uiPriority="52"/>
-    <w:lsdException w:name="List Table 3 Accent 2" w:uiPriority="48"/>
-    <w:lsdException w:name="Light List Accent 6" w:uiPriority="61"/>
-    <w:lsdException w:name="Grid Table 6 Colorful Accent 3" w:uiPriority="51"/>
-    <w:lsdException w:name="envelope return" w:semiHidden="1" w:unhideWhenUsed="1"/>
-    <w:lsdException w:name="Subtitle" w:uiPriority="11" w:qFormat="1"/>
-    <w:lsdException w:name="Table Subtle 1" w:semiHidden="1" w:unhideWhenUsed="1"/>
-    <w:lsdException w:name="Medium Grid 1 Accent 3" w:uiPriority="67"/>
-    <w:lsdException w:name="Grid Table 3 Accent 5" w:uiPriority="48"/>
-    <w:lsdException w:name="List Continue" w:semiHidden="1" w:unhideWhenUsed="1"/>
-    <w:lsdException w:name="List Table 3 Accent 1" w:uiPriority="48"/>
-    <w:lsdException w:name="Salutation" w:semiHidden="1" w:unhideWhenUsed="1"/>
-    <w:lsdException w:name="Medium Grid 3 Accent 3" w:uiPriority="69"/>
-    <w:lsdException w:name="Colorful Grid Accent 5" w:uiPriority="73"/>
-    <w:lsdException w:name="Body Text 3" w:semiHidden="1" w:unhideWhenUsed="1"/>
-    <w:lsdException w:name="Light Grid Accent 1" w:uiPriority="62"/>
-    <w:lsdException w:name="Plain Table 1" w:uiPriority="41"/>
-    <w:lsdException w:name="Grid Table 4 Accent 1" w:uiPriority="49"/>
-    <w:lsdException w:name="Medium List 1 Accent 3" w:uiPriority="65"/>
-    <w:lsdException w:name="Medium List 2 Accent 2" w:uiPriority="66"/>
-    <w:lsdException w:name="HTML Cite" w:semiHidden="1" w:unhideWhenUsed="1"/>
-    <w:lsdException w:name="List Table 6 Colorful Accent 1" w:uiPriority="51"/>
-    <w:lsdException w:name="Table Classic 3" w:semiHidden="1" w:unhideWhenUsed="1"/>
-    <w:lsdException w:name="Title" w:uiPriority="10" w:qFormat="1"/>
-    <w:lsdException w:name="List Table 7 Colorful" w:uiPriority="52"/>
-    <w:lsdException w:name="toc 6" w:uiPriority="39" w:semiHidden="1" w:unhideWhenUsed="1"/>
-    <w:lsdException w:name="No List" w:semiHidden="1" w:unhideWhenUsed="1"/>
-    <w:lsdException w:name="Default Paragraph Font" w:uiPriority="1" w:semiHidden="1" w:unhideWhenUsed="1"/>
-    <w:lsdException w:name="Medium Shading 1 Accent 6" w:uiPriority="63"/>
-    <w:lsdException w:name="Colorful Grid Accent 4" w:uiPriority="73"/>
-    <w:lsdException w:name="Balloon Text" w:semiHidden="1" w:unhideWhenUsed="1"/>
-    <w:lsdException w:name="List Table 5 Dark Accent 2" w:uiPriority="50"/>
-    <w:lsdException w:name="List Table 2 Accent 2" w:uiPriority="47"/>
-    <w:lsdException w:name="Medium Grid 2 Accent 5" w:uiPriority="68"/>
-    <w:lsdException w:name="Medium Shading 2" w:uiPriority="64"/>
-    <w:lsdException w:name="Medium Shading 2 Accent 6" w:uiPriority="64"/>
-    <w:lsdException w:name="Dark List Accent 3" w:uiPriority="70"/>
-    <w:lsdException w:name="Grid Table 2" w:uiPriority="47"/>
-    <w:lsdException w:name="Closing" w:semiHidden="1" w:unhideWhenUsed="1"/>
-    <w:lsdException w:name="Table List 1" w:semiHidden="1" w:unhideWhenUsed="1"/>
-    <w:lsdException w:name="Light Grid" w:uiPriority="62"/>
-    <w:lsdException w:name="List Table 1 Light Accent 2" w:uiPriority="46"/>
-    <w:lsdException w:name="List Continue 4" w:semiHidden="1" w:unhideWhenUsed="1"/>
-    <w:lsdException w:name="Table Columns 1" w:semiHidden="1" w:unhideWhenUsed="1"/>
-    <w:lsdException w:name="No Spacing" w:uiPriority="1" w:qFormat="1"/>
-    <w:lsdException w:name="Table Grid 1" w:semiHidden="1" w:unhideWhenUsed="1"/>
-    <w:lsdException w:name="annotation text" w:semiHidden="1" w:unhideWhenUsed="1"/>
-    <w:lsdException w:name="Medium Grid 1 Accent 1" w:uiPriority="67"/>
-    <w:lsdException w:name="List Continue 3" w:semiHidden="1" w:unhideWhenUsed="1"/>
-    <w:lsdException w:name="Table Colorful 2" w:semiHidden="1" w:unhideWhenUsed="1"/>
-    <w:lsdException w:name="Table List 5" w:semiHidden="1" w:unhideWhenUsed="1"/>
-    <w:lsdException w:name="Medium List 2" w:uiPriority="66"/>
-    <w:lsdException w:name="Grid Table 6 Colorful Accent 5" w:uiPriority="51"/>
-    <w:lsdException w:name="heading 7" w:uiPriority="9" w:semiHidden="1" w:unhideWhenUsed="1" w:qFormat="1"/>
-    <w:lsdException w:name="Colorful Shading" w:uiPriority="71"/>
-    <w:lsdException w:name="Plain Table 3" w:uiPriority="43"/>
-    <w:lsdException w:name="HTML Address" w:semiHidden="1" w:unhideWhenUsed="1"/>
-    <w:lsdException w:name="Body Text Indent 2" w:semiHidden="1" w:unhideWhenUsed="1"/>
-    <w:lsdException w:name="Strong" w:uiPriority="22" w:qFormat="1"/>
-    <w:lsdException w:name="Smart Link" w:semiHidden="1" w:unhideWhenUsed="1"/>
-    <w:lsdException w:name="Medium Grid 1 Accent 5" w:uiPriority="67"/>
-    <w:lsdException w:name="Grid Table 5 Dark Accent 3" w:uiPriority="50"/>
-    <w:lsdException w:name="toc 7" w:uiPriority="39" w:semiHidden="1" w:unhideWhenUsed="1"/>
-    <w:lsdException w:name="Medium Grid 3" w:uiPriority="69"/>
-    <w:lsdException w:name="Table Grid 4" w:semiHidden="1" w:unhideWhenUsed="1"/>
-    <w:lsdException w:name="Grid Table 3 Accent 4" w:uiPriority="48"/>
-    <w:lsdException w:name="Dark List Accent 1" w:uiPriority="70"/>
-    <w:lsdException w:name="Medium List 2 Accent 5" w:uiPriority="66"/>
-    <w:lsdException w:name="List Table 4 Accent 2" w:uiPriority="49"/>
-    <w:lsdException w:name="List Table 4 Accent 6" w:uiPriority="49"/>
-    <w:lsdException w:name="footnote reference" w:semiHidden="1" w:unhideWhenUsed="1"/>
-    <w:lsdException w:name="Light List Accent 5" w:uiPriority="61"/>
-    <w:lsdException w:name="Medium Grid 2 Accent 2" w:uiPriority="68"/>
-    <w:lsdException w:name="Grid Table 1 Light Accent 1" w:uiPriority="46"/>
-    <w:lsdException w:name="List Table 6 Colorful Accent 6" w:uiPriority="51"/>
-    <w:lsdException w:name="List 2" w:semiHidden="1" w:unhideWhenUsed="1"/>
-    <w:lsdException w:name="Table Grid 7" w:semiHidden="1" w:unhideWhenUsed="1"/>
-    <w:lsdException w:name="Grid Table 5 Dark Accent 4" w:uiPriority="50"/>
-    <w:lsdException w:name="Grid Table 3" w:uiPriority="48"/>
-    <w:lsdException w:name="Grid Table 6 Colorful Accent 6" w:uiPriority="51"/>
-    <w:lsdException w:name="Medium List 2 Accent 6" w:uiPriority="66"/>
-    <w:lsdException w:name="Grid Table 7 Colorful Accent 5" w:uiPriority="52"/>
-    <w:lsdException w:name="Outline List 2" w:semiHidden="1" w:unhideWhenUsed="1"/>
-    <w:lsdException w:name="Grid Table 1 Light Accent 2" w:uiPriority="46"/>
-    <w:lsdException w:name="Medium Grid 2" w:uiPriority="68"/>
-    <w:lsdException w:name="Table Web 1" w:semiHidden="1" w:unhideWhenUsed="1"/>
-    <w:lsdException w:name="Light Shading Accent 6" w:uiPriority="60"/>
-    <w:lsdException w:name="HTML Sample" w:semiHidden="1" w:unhideWhenUsed="1"/>
-    <w:lsdException w:name="Light List Accent 1" w:uiPriority="61"/>
-    <w:lsdException w:name="Light Shading Accent 5" w:uiPriority="60"/>
-    <w:lsdException w:name="Outline List 1" w:semiHidden="1" w:unhideWhenUsed="1"/>
-    <w:lsdException w:name="Plain Table 2" w:uiPriority="42"/>
-    <w:lsdException w:name="Plain Table 5" w:uiPriority="45"/>
-    <w:lsdException w:name="Table Grid 2" w:semiHidden="1" w:unhideWhenUsed="1"/>
-    <w:lsdException w:name="Light Grid Accent 4" w:uiPriority="62"/>
-    <w:lsdException w:name="List Table 6 Colorful Accent 3" w:uiPriority="51"/>
-    <w:lsdException w:name="Grid Table 4 Accent 6" w:uiPriority="49"/>
-    <w:lsdException w:name="line number" w:semiHidden="1" w:unhideWhenUsed="1"/>
-    <w:lsdException w:name="Table Colorful 3" w:semiHidden="1" w:unhideWhenUsed="1"/>
-    <w:lsdException w:name="Grid Table 6 Colorful" w:uiPriority="51"/>
-    <w:lsdException w:name="Table Simple 1" w:semiHidden="1" w:unhideWhenUsed="1"/>
-    <w:lsdException w:name="toc 9" w:uiPriority="39" w:semiHidden="1" w:unhideWhenUsed="1"/>
-    <w:lsdException w:name="table of figures" w:semiHidden="1" w:unhideWhenUsed="1"/>
-    <w:lsdException w:name="List Table 6 Colorful" w:uiPriority="51"/>
-    <w:lsdException w:name="Grid Table 4 Accent 4" w:uiPriority="49"/>
-    <w:lsdException w:name="heading 2" w:uiPriority="9" w:semiHidden="1" w:unhideWhenUsed="1" w:qFormat="1"/>
-    <w:lsdException w:name="Grid Table 7 Colorful Accent 2" w:uiPriority="52"/>
-    <w:lsdException w:name="index heading" w:semiHidden="1" w:unhideWhenUsed="1"/>
-    <w:lsdException w:name="List 5" w:semiHidden="1" w:unhideWhenUsed="1"/>
-    <w:lsdException w:name="footer" w:semiHidden="1" w:unhideWhenUsed="1"/>
-    <w:lsdException w:name="Table Web 2" w:semiHidden="1" w:unhideWhenUsed="1"/>
-    <w:lsdException w:name="List Table 5 Dark Accent 5" w:uiPriority="50"/>
-    <w:lsdException w:name="Grid Table 5 Dark Accent 2" w:uiPriority="50"/>
-    <w:lsdException w:name="Light Shading Accent 4" w:uiPriority="60"/>
-    <w:lsdException w:name="Book Title" w:uiPriority="33" w:qFormat="1"/>
-    <w:lsdException w:name="Colorful List Accent 1" w:uiPriority="72"/>
-    <w:lsdException w:name="List 3" w:semiHidden="1" w:unhideWhenUsed="1"/>
-    <w:lsdException w:name="Table 3D effects 1" w:semiHidden="1" w:unhideWhenUsed="1"/>
-    <w:lsdException w:name="List Continue 5" w:semiHidden="1" w:unhideWhenUsed="1"/>
-    <w:lsdException w:name="List Table 7 Colorful Accent 3" w:uiPriority="52"/>
-    <w:lsdException w:name="Medium Shading 2 Accent 3" w:uiPriority="64"/>
-    <w:lsdException w:name="toa heading" w:semiHidden="1" w:unhideWhenUsed="1"/>
-    <w:lsdException w:name="Table Columns 3" w:semiHidden="1" w:unhideWhenUsed="1"/>
-    <w:lsdException w:name="Grid Table 1 Light Accent 3" w:uiPriority="46"/>
-    <w:lsdException w:name="Colorful Grid" w:uiPriority="73"/>
-    <w:lsdException w:name="Grid Table 3 Accent 1" w:uiPriority="48"/>
-    <w:lsdException w:name="index 5" w:semiHidden="1" w:unhideWhenUsed="1"/>
-    <w:lsdException w:name="Normal Indent" w:semiHidden="1" w:unhideWhenUsed="1"/>
-    <w:lsdException w:name="Emphasis" w:uiPriority="20" w:qFormat="1"/>
-    <w:lsdException w:name="Colorful Grid Accent 3" w:uiPriority="73"/>
-    <w:lsdException w:name="List Table 7 Colorful Accent 2" w:uiPriority="52"/>
-    <w:lsdException w:name="endnote text" w:semiHidden="1" w:unhideWhenUsed="1"/>
-    <w:lsdException w:name="index 2" w:semiHidden="1" w:unhideWhenUsed="1"/>
-    <w:lsdException w:name="List Number" w:semiHidden="1" w:unhideWhenUsed="1"/>
-    <w:lsdException w:name="Colorful Shading Accent 5" w:uiPriority="71"/>
-    <w:lsdException w:name="Medium Shading 2 Accent 4" w:uiPriority="64"/>
-    <w:lsdException w:name="Grid Table 2 Accent 2" w:uiPriority="47"/>
-    <w:lsdException w:name="envelope address" w:semiHidden="1" w:unhideWhenUsed="1"/>
-    <w:lsdException w:name="List Table 6 Colorful Accent 5" w:uiPriority="51"/>
-    <w:lsdException w:name="Medium Grid 1 Accent 6" w:uiPriority="67"/>
-    <w:lsdException w:name="Subtle Reference" w:uiPriority="31" w:qFormat="1"/>
-    <w:lsdException w:name="Medium List 1" w:uiPriority="65"/>
-    <w:lsdException w:name="Table Grid 8" w:semiHidden="1" w:unhideWhenUsed="1"/>
-    <w:lsdException w:name="Normal" w:uiPriority="0" w:qFormat="1"/>
-    <w:lsdException w:name="List Bullet 4" w:semiHidden="1" w:unhideWhenUsed="1"/>
-    <w:lsdException w:name="Hyperlink" w:semiHidden="1" w:unhideWhenUsed="1"/>
-    <w:lsdException w:name="Table List 7" w:semiHidden="1" w:unhideWhenUsed="1"/>
-    <w:lsdException w:name="List Table 5 Dark Accent 3" w:uiPriority="50"/>
-    <w:lsdException w:name="Table Grid 3" w:semiHidden="1" w:unhideWhenUsed="1"/>
-    <w:lsdException w:name="Light List Accent 2" w:uiPriority="61"/>
-    <w:lsdException w:name="Table Simple 2" w:semiHidden="1" w:unhideWhenUsed="1"/>
-    <w:lsdException w:name="Table Web 3" w:semiHidden="1" w:unhideWhenUsed="1"/>
-    <w:lsdException w:name="List Table 1 Light Accent 5" w:uiPriority="46"/>
-    <w:lsdException w:name="Table Subtle 2" w:semiHidden="1" w:unhideWhenUsed="1"/>
-    <w:lsdException w:name="toc 2" w:uiPriority="39" w:semiHidden="1" w:unhideWhenUsed="1"/>
-    <w:lsdException w:name="Table Professional" w:semiHidden="1" w:unhideWhenUsed="1"/>
-    <w:lsdException w:name="Medium Shading 1 Accent 2" w:uiPriority="63"/>
-    <w:lsdException w:name="Colorful List Accent 4" w:uiPriority="72"/>
-    <w:lsdException w:name="Grid Table 7 Colorful Accent 3" w:uiPriority="52"/>
-    <w:lsdException w:name="Light List Accent 4" w:uiPriority="61"/>
-    <w:lsdException w:name="Medium List 2 Accent 4" w:uiPriority="66"/>
-    <w:lsdException w:name="Normal (Web)" w:semiHidden="1" w:unhideWhenUsed="1"/>
-    <w:lsdException w:name="Medium Shading 1 Accent 5" w:uiPriority="63"/>
-    <w:lsdException w:name="Dark List Accent 2" w:uiPriority="70"/>
-    <w:lsdException w:name="HTML Variable" w:semiHidden="1" w:unhideWhenUsed="1"/>
-    <w:lsdException w:name="Plain Text" w:semiHidden="1" w:unhideWhenUsed="1"/>
-    <w:lsdException w:name="Colorful List Accent 3" w:uiPriority="72"/>
-    <w:lsdException w:name="Grid Table 2 Accent 3" w:uiPriority="47"/>
-    <w:lsdException w:name="List Number 4" w:semiHidden="1" w:unhideWhenUsed="1"/>
-    <w:lsdException w:name="List Table 1 Light Accent 1" w:uiPriority="46"/>
-    <w:lsdException w:name="Table Classic 4" w:semiHidden="1" w:unhideWhenUsed="1"/>
-    <w:lsdException w:name="Table List 4" w:semiHidden="1" w:unhideWhenUsed="1"/>
-    <w:lsdException w:name="toc 3" w:uiPriority="39" w:semiHidden="1" w:unhideWhenUsed="1"/>
-    <w:lsdException w:name="List Number 2" w:semiHidden="1" w:unhideWhenUsed="1"/>
-    <w:lsdException w:name="List 4" w:semiHidden="1" w:unhideWhenUsed="1"/>
-    <w:lsdException w:name="Grid Table 5 Dark Accent 5" w:uiPriority="50"/>
-    <w:lsdException w:name="Colorful Shading Accent 6" w:uiPriority="71"/>
-    <w:lsdException w:name="Grid Table 1 Light" w:uiPriority="46"/>
-    <w:lsdException w:name="Medium List 1 Accent 6" w:uiPriority="65"/>
-    <w:lsdException w:name="Grid Table 4" w:uiPriority="49"/>
-    <w:lsdException w:name="Grid Table 4 Accent 3" w:uiPriority="49"/>
-    <w:lsdException w:name="Dark List Accent 5" w:uiPriority="70"/>
-    <w:lsdException w:name="Medium Grid 3 Accent 5" w:uiPriority="69"/>
-    <w:lsdException w:name="Grid Table 5 Dark Accent 1" w:uiPriority="50"/>
-    <w:lsdException w:name="Body Text" w:semiHidden="1" w:unhideWhenUsed="1"/>
-    <w:lsdException w:name="Table Elegant" w:semiHidden="1" w:unhideWhenUsed="1"/>
-    <w:lsdException w:name="Colorful Shading Accent 4" w:uiPriority="71"/>
-    <w:lsdException w:name="List Table 5 Dark Accent 4" w:uiPriority="50"/>
-    <w:lsdException w:name="Medium List 2 Accent 1" w:uiPriority="66"/>
-    <w:lsdException w:name="Grid Table 7 Colorful" w:uiPriority="52"/>
-    <w:lsdException w:name="List Number 3" w:semiHidden="1" w:unhideWhenUsed="1"/>
-    <w:lsdException w:name="Table Classic 2" w:semiHidden="1" w:unhideWhenUsed="1"/>
     <w:lsdException w:name="List Table 2 Accent 1" w:uiPriority="47"/>
     <w:lsdException w:name="Colorful List" w:uiPriority="72"/>
-    <w:lsdException w:name="Medium Grid 2 Accent 1" w:uiPriority="68"/>
-    <w:lsdException w:name="Table Simple 3" w:semiHidden="1" w:unhideWhenUsed="1"/>
-    <w:lsdException w:name="Mention" w:semiHidden="1" w:unhideWhenUsed="1"/>
-    <w:lsdException w:name="Grid Table Light" w:uiPriority="40"/>
-    <w:lsdException w:name="Grid Table 4 Accent 5" w:uiPriority="49"/>
-    <w:lsdException w:name="Grid Table 1 Light Accent 6" w:uiPriority="46"/>
-    <w:lsdException w:name="Smart Hyperlink" w:semiHidden="1" w:unhideWhenUsed="1"/>
-    <w:lsdException w:name="Medium Grid 1 Accent 2" w:uiPriority="67"/>
-    <w:lsdException w:name="Grid Table 3 Accent 2" w:uiPriority="48"/>
-    <w:lsdException w:name="Table 3D effects 2" w:semiHidden="1" w:unhideWhenUsed="1"/>
+    <w:lsdException w:name="List Table 4 Accent 4" w:uiPriority="49"/>
+    <w:lsdException w:name="Table Grid 2" w:semiHidden="1" w:unhideWhenUsed="1"/>
+    <w:lsdException w:name="Medium Shading 1 Accent 4" w:uiPriority="63"/>
+    <w:lsdException w:name="Medium Grid 2 Accent 4" w:uiPriority="68"/>
+    <w:lsdException w:name="index 7" w:semiHidden="1" w:unhideWhenUsed="1"/>
+    <w:lsdException w:name="No List" w:semiHidden="1" w:unhideWhenUsed="1"/>
+    <w:lsdException w:name="Signature" w:semiHidden="1" w:unhideWhenUsed="1"/>
+    <w:lsdException w:name="Grid Table 3" w:uiPriority="48"/>
+    <w:lsdException w:name="List Number 5" w:semiHidden="1" w:unhideWhenUsed="1"/>
+    <w:lsdException w:name="Grid Table 6 Colorful" w:uiPriority="51"/>
+    <w:lsdException w:name="Grid Table 4 Accent 6" w:uiPriority="49"/>
+    <w:lsdException w:name="Medium Grid 2" w:uiPriority="68"/>
+    <w:lsdException w:name="Intense Quote" w:uiPriority="30" w:qFormat="1"/>
+    <w:lsdException w:name="HTML Code" w:semiHidden="1" w:unhideWhenUsed="1"/>
+    <w:lsdException w:name="Grid Table 1 Light Accent 3" w:uiPriority="46"/>
+    <w:lsdException w:name="Placeholder Text" w:semiHidden="1"/>
+    <w:lsdException w:name="Medium List 2" w:uiPriority="66"/>
+    <w:lsdException w:name="Plain Table 2" w:uiPriority="42"/>
+    <w:lsdException w:name="Body Text Indent 3" w:semiHidden="1" w:unhideWhenUsed="1"/>
+    <w:lsdException w:name="List Table 3 Accent 6" w:uiPriority="48"/>
+    <w:lsdException w:name="Grid Table 3 Accent 1" w:uiPriority="48"/>
+    <w:lsdException w:name="Grid Table 2 Accent 5" w:uiPriority="47"/>
+    <w:lsdException w:name="Strong" w:uiPriority="22" w:qFormat="1"/>
+    <w:lsdException w:name="List Table 3 Accent 1" w:uiPriority="48"/>
+    <w:lsdException w:name="HTML Keyboard" w:semiHidden="1" w:unhideWhenUsed="1"/>
+    <w:lsdException w:name="Table Subtle 2" w:semiHidden="1" w:unhideWhenUsed="1"/>
+    <w:lsdException w:name="Medium Shading 2 Accent 2" w:uiPriority="64"/>
+    <w:lsdException w:name="heading 3" w:uiPriority="9" w:semiHidden="1" w:unhideWhenUsed="1" w:qFormat="1"/>
+    <w:lsdException w:name="Plain Table 1" w:uiPriority="41"/>
+    <w:lsdException w:name="Light Shading Accent 4" w:uiPriority="60"/>
+    <w:lsdException w:name="caption" w:uiPriority="35" w:semiHidden="1" w:unhideWhenUsed="1" w:qFormat="1"/>
+    <w:lsdException w:name="Table Classic 1" w:semiHidden="1" w:unhideWhenUsed="1"/>
+    <w:lsdException w:name="HTML Top of Form" w:semiHidden="1" w:unhideWhenUsed="1"/>
+    <w:lsdException w:name="List Table 3 Accent 2" w:uiPriority="48"/>
+    <w:lsdException w:name="Medium Grid 1 Accent 4" w:uiPriority="67"/>
+    <w:lsdException w:name="Grid Table 2 Accent 6" w:uiPriority="47"/>
+    <w:lsdException w:name="Salutation" w:semiHidden="1" w:unhideWhenUsed="1"/>
+    <w:lsdException w:name="toc 2" w:uiPriority="39" w:semiHidden="1" w:unhideWhenUsed="1"/>
     <w:lsdException w:name="Medium Grid 3 Accent 2" w:uiPriority="69"/>
-    <w:lsdException w:name="Light Grid Accent 6" w:uiPriority="62"/>
-    <w:lsdException w:name="Table Colorful 1" w:semiHidden="1" w:unhideWhenUsed="1"/>
-    <w:lsdException w:name="List Table 1 Light Accent 6" w:uiPriority="46"/>
-    <w:lsdException w:name="heading 8" w:uiPriority="9" w:semiHidden="1" w:unhideWhenUsed="1" w:qFormat="1"/>
+    <w:lsdException w:name="Grid Table 7 Colorful Accent 2" w:uiPriority="52"/>
+    <w:lsdException w:name="Light List Accent 1" w:uiPriority="61"/>
+    <w:lsdException w:name="HTML Cite" w:semiHidden="1" w:unhideWhenUsed="1"/>
+    <w:lsdException w:name="Grid Table 3 Accent 5" w:uiPriority="48"/>
+    <w:lsdException w:name="E-mail Signature" w:semiHidden="1" w:unhideWhenUsed="1"/>
+    <w:lsdException w:name="List Table 5 Dark Accent 5" w:uiPriority="50"/>
+    <w:lsdException w:name="toc 9" w:uiPriority="39" w:semiHidden="1" w:unhideWhenUsed="1"/>
+    <w:lsdException w:name="List Bullet 3" w:semiHidden="1" w:unhideWhenUsed="1"/>
+    <w:lsdException w:name="Medium List 1 Accent 6" w:uiPriority="65"/>
     <w:lsdException w:name="Grid Table 6 Colorful Accent 4" w:uiPriority="51"/>
-    <w:lsdException w:name="HTML Definition" w:semiHidden="1" w:unhideWhenUsed="1"/>
+    <w:lsdException w:name="Grid Table 7 Colorful Accent 4" w:uiPriority="52"/>
+    <w:lsdException w:name="Subtitle" w:uiPriority="11" w:qFormat="1"/>
+    <w:lsdException w:name="Table List 4" w:semiHidden="1" w:unhideWhenUsed="1"/>
+    <w:lsdException w:name="List Table 6 Colorful Accent 4" w:uiPriority="51"/>
+    <w:lsdException w:name="Body Text First Indent 2" w:semiHidden="1" w:unhideWhenUsed="1"/>
+    <w:lsdException w:name="Book Title" w:uiPriority="33" w:qFormat="1"/>
+    <w:lsdException w:name="List Table 6 Colorful Accent 3" w:uiPriority="51"/>
+    <w:lsdException w:name="List Paragraph" w:uiPriority="34" w:qFormat="1"/>
+    <w:lsdException w:name="toc 1" w:uiPriority="39" w:semiHidden="1" w:unhideWhenUsed="1"/>
+    <w:lsdException w:name="annotation subject" w:semiHidden="1" w:unhideWhenUsed="1"/>
     <w:lsdException w:name="index 9" w:semiHidden="1" w:unhideWhenUsed="1"/>
-    <w:lsdException w:name="HTML Preformatted" w:semiHidden="1" w:unhideWhenUsed="1"/>
-    <w:lsdException w:name="Table Grid" w:uiPriority="39"/>
-    <w:lsdException w:name="index 1" w:semiHidden="1" w:unhideWhenUsed="1"/>
-    <w:lsdException w:name="List Table 3 Accent 6" w:uiPriority="48"/>
-    <w:lsdException w:name="Dark List Accent 4" w:uiPriority="70"/>
-    <w:lsdException w:name="Quote" w:uiPriority="29" w:qFormat="1"/>
-    <w:lsdException w:name="List Table 1 Light Accent 4" w:uiPriority="46"/>
-    <w:lsdException w:name="Colorful Shading Accent 1" w:uiPriority="71"/>
-    <w:lsdException w:name="Medium Shading 1 Accent 4" w:uiPriority="63"/>
+    <w:lsdException w:name="Body Text 2" w:semiHidden="1" w:unhideWhenUsed="1"/>
+    <w:lsdException w:name="Normal (Web)" w:semiHidden="1" w:unhideWhenUsed="1"/>
+    <w:lsdException w:name="List Table 1 Light Accent 1" w:uiPriority="46"/>
+    <w:lsdException w:name="Grid Table 3 Accent 6" w:uiPriority="48"/>
+    <w:lsdException w:name="List Table 7 Colorful Accent 6" w:uiPriority="52"/>
+    <w:lsdException w:name="Light Grid Accent 2" w:uiPriority="62"/>
+    <w:lsdException w:name="Grid Table 2 Accent 2" w:uiPriority="47"/>
+    <w:lsdException w:name="Grid Table 5 Dark Accent 4" w:uiPriority="50"/>
+    <w:lsdException w:name="Balloon Text" w:semiHidden="1" w:unhideWhenUsed="1"/>
+    <w:lsdException w:name="Light List" w:uiPriority="61"/>
+    <w:lsdException w:name="List Number 4" w:semiHidden="1" w:unhideWhenUsed="1"/>
+    <w:lsdException w:name="Medium Grid 2 Accent 3" w:uiPriority="68"/>
     <w:lsdException w:name="Light Grid Accent 3" w:uiPriority="62"/>
-    <w:lsdException w:name="HTML Bottom of Form" w:semiHidden="1" w:unhideWhenUsed="1"/>
-    <w:lsdException w:name="Normal Table" w:semiHidden="1" w:unhideWhenUsed="1"/>
-    <w:lsdException w:name="Subtle Emphasis" w:uiPriority="19" w:qFormat="1"/>
-    <w:lsdException w:name="Body Text Indent 3" w:semiHidden="1" w:unhideWhenUsed="1"/>
-    <w:lsdException w:name="page number" w:semiHidden="1" w:unhideWhenUsed="1"/>
+    <w:lsdException w:name="HTML Sample" w:semiHidden="1" w:unhideWhenUsed="1"/>
+    <w:lsdException w:name="List Table 3 Accent 3" w:uiPriority="48"/>
+    <w:lsdException w:name="header" w:semiHidden="1" w:unhideWhenUsed="1"/>
+    <w:lsdException w:name="Grid Table 2" w:uiPriority="47"/>
+    <w:lsdException w:name="Medium List 1" w:uiPriority="65"/>
+    <w:lsdException w:name="Medium Shading 2 Accent 3" w:uiPriority="64"/>
+    <w:lsdException w:name="Light Shading Accent 5" w:uiPriority="60"/>
+    <w:lsdException w:name="Medium List 1 Accent 2" w:uiPriority="65"/>
+    <w:lsdException w:name="Colorful List Accent 2" w:uiPriority="72"/>
+    <w:lsdException w:name="Colorful Grid" w:uiPriority="73"/>
+    <w:lsdException w:name="Medium Shading 2 Accent 4" w:uiPriority="64"/>
+    <w:lsdException w:name="List Table 4 Accent 6" w:uiPriority="49"/>
+    <w:lsdException w:name="Table Colorful 3" w:semiHidden="1" w:unhideWhenUsed="1"/>
     <w:lsdException w:name="Block Text" w:semiHidden="1" w:unhideWhenUsed="1"/>
-    <w:lsdException w:name="Medium Grid 3 Accent 1" w:uiPriority="69"/>
-    <w:lsdException w:name="Colorful Shading Accent 3" w:uiPriority="71"/>
-    <w:lsdException w:name="Intense Reference" w:uiPriority="32" w:qFormat="1"/>
-    <w:lsdException w:name="toc 5" w:uiPriority="39" w:semiHidden="1" w:unhideWhenUsed="1"/>
-    <w:lsdException w:name="Grid Table 7 Colorful Accent 6" w:uiPriority="52"/>
-    <w:lsdException w:name="Message Header" w:semiHidden="1" w:unhideWhenUsed="1"/>
-    <w:lsdException w:name="Light Shading Accent 3" w:uiPriority="60"/>
-    <w:lsdException w:name="Colorful Shading Accent 2" w:uiPriority="71"/>
-    <w:lsdException w:name="List Table 4 Accent 1" w:uiPriority="49"/>
-    <w:lsdException w:name="Body Text First Indent 2" w:semiHidden="1" w:unhideWhenUsed="1"/>
-    <w:lsdException w:name="Hashtag" w:semiHidden="1" w:unhideWhenUsed="1"/>
-    <w:lsdException w:name="List Table 6 Colorful Accent 2" w:uiPriority="51"/>
-    <w:lsdException w:name="Medium List 1 Accent 2" w:uiPriority="65"/>
-    <w:lsdException w:name="Light List" w:uiPriority="61"/>
-    <w:lsdException w:name="heading 5" w:uiPriority="9" w:semiHidden="1" w:unhideWhenUsed="1" w:qFormat="1"/>
-    <w:lsdException w:name="FollowedHyperlink" w:semiHidden="1" w:unhideWhenUsed="1"/>
-    <w:lsdException w:name="Table Columns 2" w:semiHidden="1" w:unhideWhenUsed="1"/>
-    <w:lsdException w:name="Date" w:semiHidden="1" w:unhideWhenUsed="1"/>
-    <w:lsdException w:name="List Paragraph" w:uiPriority="34" w:qFormat="1"/>
-    <w:lsdException w:name="List Table 2 Accent 4" w:uiPriority="47"/>
-    <w:lsdException w:name="Plain Table 4" w:uiPriority="44"/>
-    <w:lsdException w:name="HTML Code" w:semiHidden="1" w:unhideWhenUsed="1"/>
-    <w:lsdException w:name="Placeholder Text" w:semiHidden="1"/>
-    <w:lsdException w:name="Body Text 2" w:semiHidden="1" w:unhideWhenUsed="1"/>
-    <w:lsdException w:name="Medium Shading 2 Accent 5" w:uiPriority="64"/>
-    <w:lsdException w:name="Grid Table 1 Light Accent 4" w:uiPriority="46"/>
-    <w:lsdException w:name="Grid Table 2 Accent 6" w:uiPriority="47"/>
-    <w:lsdException w:name="Light Grid Accent 2" w:uiPriority="62"/>
-    <w:lsdException w:name="List Table 2 Accent 3" w:uiPriority="47"/>
-    <w:lsdException w:name="index 6" w:semiHidden="1" w:unhideWhenUsed="1"/>
-    <w:lsdException w:name="List Table 4 Accent 3" w:uiPriority="49"/>
-    <w:lsdException w:name="heading 1" w:uiPriority="9" w:qFormat="1"/>
-    <w:lsdException w:name="Grid Table 2 Accent 1" w:uiPriority="47"/>
-    <w:lsdException w:name="Medium Shading 1 Accent 3" w:uiPriority="63"/>
-    <w:lsdException w:name="header" w:semiHidden="1" w:unhideWhenUsed="1"/>
-    <w:lsdException w:name="Colorful List Accent 5" w:uiPriority="72"/>
-    <w:lsdException w:name="Medium Grid 2 Accent 4" w:uiPriority="68"/>
-    <w:lsdException w:name="Bibliography" w:uiPriority="37" w:semiHidden="1" w:unhideWhenUsed="1"/>
-    <w:lsdException w:name="List Table 4 Accent 5" w:uiPriority="49"/>
-    <w:lsdException w:name="Colorful Grid Accent 1" w:uiPriority="73"/>
-    <w:lsdException w:name="Grid Table 6 Colorful Accent 2" w:uiPriority="51"/>
-    <w:lsdException w:name="Table Theme" w:semiHidden="1" w:unhideWhenUsed="1"/>
-    <w:lsdException w:name="Table Classic 1" w:semiHidden="1" w:unhideWhenUsed="1"/>
-    <w:lsdException w:name="List Table 3 Accent 3" w:uiPriority="48"/>
-    <w:lsdException w:name="Intense Emphasis" w:uiPriority="21" w:qFormat="1"/>
-    <w:lsdException w:name="endnote reference" w:semiHidden="1" w:unhideWhenUsed="1"/>
-    <w:lsdException w:name="footnote text" w:semiHidden="1" w:unhideWhenUsed="1"/>
-    <w:lsdException w:name="toc 1" w:uiPriority="39" w:semiHidden="1" w:unhideWhenUsed="1"/>
-    <w:lsdException w:name="List Table 7 Colorful Accent 6" w:uiPriority="52"/>
-    <w:lsdException w:name="Medium Grid 3 Accent 6" w:uiPriority="69"/>
-    <w:lsdException w:name="List Table 3 Accent 5" w:uiPriority="48"/>
-    <w:lsdException w:name="Table Columns 4" w:semiHidden="1" w:unhideWhenUsed="1"/>
-    <w:lsdException w:name="Light Shading Accent 2" w:uiPriority="60"/>
-    <w:lsdException w:name="HTML Keyboard" w:semiHidden="1" w:unhideWhenUsed="1"/>
-    <w:lsdException w:name="Colorful List Accent 2" w:uiPriority="72"/>
-    <w:lsdException w:name="Medium Grid 2 Accent 3" w:uiPriority="68"/>
-    <w:lsdException w:name="Grid Table 2 Accent 4" w:uiPriority="47"/>
+    <w:lsdException w:name="List Bullet" w:semiHidden="1" w:unhideWhenUsed="1"/>
+    <w:lsdException w:name="Outline List 2" w:semiHidden="1" w:unhideWhenUsed="1"/>
   </w:latentStyles>
-  <w:style w:type="character" w:styleId="00001c" w:customStyle="1">
-    <w:name w:val="A正文 字符"/>
-    <w:basedOn w:val="000018"/>
-    <w:link w:val="00001b"/>
-    <w:rsid w:val="00F1537C"/>
-    <w:rPr>
-      <w:rFonts w:ascii="Times New Roman" w:hAnsi="Times New Roman" w:eastAsia="微软雅黑" w:cs="Times New Roman"/>
-      <w:sz w:val="24"/>
-      <w14:ligatures w14:val="none"/>
-    </w:rPr>
-  </w:style>
   <w:style w:type="character" w:styleId="000031" w:customStyle="1">
     <w:name w:val="A正文-1标题 字符"/>
     <w:basedOn w:val="000018"/>
@@ -9351,46 +9340,43 @@
       <w14:ligatures w14:val="none"/>
     </w:rPr>
   </w:style>
-  <w:style w:type="character" w:styleId="000039">
-    <w:name w:val="Unresolved Mention"/>
-    <w:basedOn w:val="000018"/>
-    <w:uiPriority w:val="99"/>
-    <w:semiHidden w:val="1"/>
-    <w:unhideWhenUsed w:val="1"/>
-    <w:rsid w:val="008160BE"/>
+  <w:style w:type="paragraph" w:styleId="000023">
+    <w:name w:val="Title"/>
+    <w:basedOn w:val="000005"/>
+    <w:next w:val="000005"/>
+    <w:link w:val="000024"/>
+    <w:uiPriority w:val="10"/>
+    <w:qFormat w:val="1"/>
+    <w:rsid w:val="007370C8"/>
+    <w:pPr>
+      <w:spacing w:after="80" w:line="240" w:lineRule="auto"/>
+      <w:contextualSpacing w:val="1"/>
+      <w:jc w:val="center"/>
+    </w:pPr>
     <w:rPr>
-      <w:color w:val="605E5C"/>
-      <w:shd w:val="clear" w:color="auto" w:fill="E1DFDD"/>
+      <w:rFonts w:asciiTheme="majorHAnsi" w:hAnsiTheme="majorHAnsi" w:eastAsiaTheme="majorEastAsia" w:cstheme="majorBidi"/>
+      <w:spacing w:val="-10"/>
+      <w:kern w:val="28"/>
+      <w:sz w:val="56"/>
+      <w:szCs w:val="56"/>
     </w:rPr>
   </w:style>
-  <w:style w:type="character" w:styleId="00003a">
-    <w:name w:val="Hyperlink"/>
-    <w:basedOn w:val="000018"/>
-    <w:uiPriority w:val="99"/>
-    <w:unhideWhenUsed w:val="1"/>
-    <w:rsid w:val="008160BE"/>
-    <w:rPr>
-      <w:color w:val="467886" w:themeColor="hyperlink"/>
-      <w:u w:val="single"/>
-    </w:rPr>
+  <w:style w:type="paragraph" w:styleId="000030">
+    <w:name w:val="List Paragraph"/>
+    <w:basedOn w:val="000005"/>
+    <w:uiPriority w:val="34"/>
+    <w:qFormat w:val="1"/>
+    <w:rsid w:val="007370C8"/>
+    <w:pPr>
+      <w:ind w:left="720"/>
+      <w:contextualSpacing w:val="1"/>
+    </w:pPr>
   </w:style>
-  <w:style w:type="character" w:styleId="000033" w:customStyle="1">
-    <w:name w:val="A正文标题 字符"/>
-    <w:basedOn w:val="000018"/>
-    <w:link w:val="000034"/>
-    <w:rsid w:val="00F1537C"/>
-    <w:rPr>
-      <w:rFonts w:ascii="Times New Roman" w:hAnsi="Times New Roman" w:eastAsia="微软雅黑" w:cs="Times New Roman"/>
-      <w:b w:val="1"/>
-      <w:sz w:val="52"/>
-      <w14:ligatures w14:val="none"/>
-    </w:rPr>
-  </w:style>
-  <w:style w:type="paragraph" w:styleId="000010">
-    <w:name w:val="heading 6"/>
+  <w:style w:type="paragraph" w:styleId="000014">
+    <w:name w:val="heading 8"/>
     <w:basedOn w:val="000005"/>
     <w:next w:val="000005"/>
-    <w:link w:val="000011"/>
+    <w:link w:val="000015"/>
     <w:uiPriority w:val="9"/>
     <w:semiHidden w:val="1"/>
     <w:unhideWhenUsed w:val="1"/>
@@ -9399,14 +9385,208 @@
     <w:pPr>
       <w:keepNext w:val="1"/>
       <w:keepLines w:val="1"/>
-      <w:spacing w:before="40" w:after="0"/>
-      <w:outlineLvl w:val="5"/>
+      <w:spacing w:after="0"/>
+      <w:outlineLvl w:val="7"/>
     </w:pPr>
+    <w:rPr>
+      <w:rFonts w:cstheme="majorBidi"/>
+      <w:color w:val="595959" w:themeColor="text1" w:themeTint="A6"/>
+    </w:rPr>
+  </w:style>
+  <w:style w:type="character" w:styleId="000013" w:customStyle="1">
+    <w:name w:val="标题 7 字符"/>
+    <w:basedOn w:val="000018"/>
+    <w:link w:val="000012"/>
+    <w:uiPriority w:val="9"/>
+    <w:semiHidden w:val="1"/>
+    <w:rsid w:val="007370C8"/>
     <w:rPr>
       <w:rFonts w:cstheme="majorBidi"/>
       <w:b w:val="1"/>
       <w:bCs w:val="1"/>
+      <w:color w:val="595959" w:themeColor="text1" w:themeTint="A6"/>
+    </w:rPr>
+  </w:style>
+  <w:style w:type="paragraph" w:styleId="000032" w:customStyle="1">
+    <w:name w:val="A正文-1标题"/>
+    <w:basedOn w:val="000005"/>
+    <w:next w:val="000005"/>
+    <w:link w:val="000031"/>
+    <w:qFormat w:val="1"/>
+    <w:rsid w:val="00F1537C"/>
+    <w:pPr>
+      <w:widowControl w:val="1"/>
+      <w:spacing w:after="0" w:line="240" w:lineRule="auto"/>
+      <w:outlineLvl w:val="0"/>
+    </w:pPr>
+    <w:rPr>
+      <w:rFonts w:ascii="Times New Roman" w:hAnsi="Times New Roman" w:eastAsia="微软雅黑" w:cs="Times New Roman"/>
+      <w:b w:val="1"/>
+      <w:sz w:val="40"/>
+      <w14:ligatures w14:val="none"/>
+    </w:rPr>
+  </w:style>
+  <w:style w:type="character" w:styleId="000024" w:customStyle="1">
+    <w:name w:val="标题 字符"/>
+    <w:basedOn w:val="000018"/>
+    <w:link w:val="000023"/>
+    <w:uiPriority w:val="10"/>
+    <w:rsid w:val="007370C8"/>
+    <w:rPr>
+      <w:rFonts w:asciiTheme="majorHAnsi" w:hAnsiTheme="majorHAnsi" w:eastAsiaTheme="majorEastAsia" w:cstheme="majorBidi"/>
+      <w:spacing w:val="-10"/>
+      <w:kern w:val="28"/>
+      <w:sz w:val="56"/>
+      <w:szCs w:val="56"/>
+    </w:rPr>
+  </w:style>
+  <w:style w:type="paragraph" w:styleId="000034" w:customStyle="1">
+    <w:name w:val="A正文标题"/>
+    <w:basedOn w:val="000005"/>
+    <w:next w:val="000005"/>
+    <w:link w:val="000033"/>
+    <w:qFormat w:val="1"/>
+    <w:rsid w:val="00F1537C"/>
+    <w:pPr>
+      <w:widowControl w:val="1"/>
+      <w:spacing w:after="0" w:line="240" w:lineRule="auto"/>
+    </w:pPr>
+    <w:rPr>
+      <w:rFonts w:ascii="Times New Roman" w:hAnsi="Times New Roman" w:eastAsia="微软雅黑" w:cs="Times New Roman"/>
+      <w:b w:val="1"/>
+      <w:sz w:val="52"/>
+      <w14:ligatures w14:val="none"/>
+    </w:rPr>
+  </w:style>
+  <w:style w:type="character" w:styleId="000009" w:customStyle="1">
+    <w:name w:val="标题 2 字符"/>
+    <w:basedOn w:val="000018"/>
+    <w:link w:val="000008"/>
+    <w:uiPriority w:val="9"/>
+    <w:semiHidden w:val="1"/>
+    <w:rsid w:val="007370C8"/>
+    <w:rPr>
+      <w:rFonts w:asciiTheme="majorHAnsi" w:hAnsiTheme="majorHAnsi" w:eastAsiaTheme="majorEastAsia" w:cstheme="majorBidi"/>
       <w:color w:val="0F4761" w:themeColor="accent1" w:themeShade="BF"/>
+      <w:sz w:val="40"/>
+      <w:szCs w:val="40"/>
+    </w:rPr>
+  </w:style>
+  <w:style w:type="character" w:styleId="000026">
+    <w:name w:val="Intense Reference"/>
+    <w:basedOn w:val="000018"/>
+    <w:uiPriority w:val="32"/>
+    <w:qFormat w:val="1"/>
+    <w:rsid w:val="007370C8"/>
+    <w:rPr>
+      <w:b w:val="1"/>
+      <w:bCs w:val="1"/>
+      <w:smallCaps w:val="1"/>
+      <w:color w:val="0F4761" w:themeColor="accent1" w:themeShade="BF"/>
+      <w:spacing w:val="5"/>
+    </w:rPr>
+  </w:style>
+  <w:style w:type="character" w:styleId="00000f" w:customStyle="1">
+    <w:name w:val="标题 5 字符"/>
+    <w:basedOn w:val="000018"/>
+    <w:link w:val="00000e"/>
+    <w:uiPriority w:val="9"/>
+    <w:semiHidden w:val="1"/>
+    <w:rsid w:val="007370C8"/>
+    <w:rPr>
+      <w:rFonts w:cstheme="majorBidi"/>
+      <w:color w:val="0F4761" w:themeColor="accent1" w:themeShade="BF"/>
+      <w:sz w:val="24"/>
+    </w:rPr>
+  </w:style>
+  <w:style w:type="numbering" w:styleId="00001a" w:default="1">
+    <w:name w:val="No List"/>
+    <w:uiPriority w:val="99"/>
+    <w:semiHidden w:val="1"/>
+    <w:unhideWhenUsed w:val="1"/>
+  </w:style>
+  <w:style w:type="character" w:styleId="00000d" w:customStyle="1">
+    <w:name w:val="标题 4 字符"/>
+    <w:basedOn w:val="000018"/>
+    <w:link w:val="00000c"/>
+    <w:uiPriority w:val="9"/>
+    <w:semiHidden w:val="1"/>
+    <w:rsid w:val="007370C8"/>
+    <w:rPr>
+      <w:rFonts w:cstheme="majorBidi"/>
+      <w:color w:val="0F4761" w:themeColor="accent1" w:themeShade="BF"/>
+      <w:sz w:val="28"/>
+      <w:szCs w:val="28"/>
+    </w:rPr>
+  </w:style>
+  <w:style w:type="paragraph" w:styleId="000006">
+    <w:name w:val="heading 1"/>
+    <w:basedOn w:val="000005"/>
+    <w:next w:val="000005"/>
+    <w:link w:val="000007"/>
+    <w:uiPriority w:val="9"/>
+    <w:qFormat w:val="1"/>
+    <w:rsid w:val="007370C8"/>
+    <w:pPr>
+      <w:keepNext w:val="1"/>
+      <w:keepLines w:val="1"/>
+      <w:spacing w:before="480" w:after="80"/>
+      <w:outlineLvl w:val="0"/>
+    </w:pPr>
+    <w:rPr>
+      <w:rFonts w:asciiTheme="majorHAnsi" w:hAnsiTheme="majorHAnsi" w:eastAsiaTheme="majorEastAsia" w:cstheme="majorBidi"/>
+      <w:color w:val="0F4761" w:themeColor="accent1" w:themeShade="BF"/>
+      <w:sz w:val="48"/>
+      <w:szCs w:val="48"/>
+    </w:rPr>
+  </w:style>
+  <w:style w:type="character" w:styleId="00002e" w:customStyle="1">
+    <w:name w:val="引用 字符"/>
+    <w:basedOn w:val="000018"/>
+    <w:link w:val="00002d"/>
+    <w:uiPriority w:val="29"/>
+    <w:rsid w:val="007370C8"/>
+    <w:rPr>
+      <w:i w:val="1"/>
+      <w:iCs w:val="1"/>
+      <w:color w:val="404040" w:themeColor="text1" w:themeTint="BF"/>
+    </w:rPr>
+  </w:style>
+  <w:style w:type="paragraph" w:styleId="000022">
+    <w:name w:val="toc 1"/>
+    <w:basedOn w:val="000005"/>
+    <w:next w:val="000005"/>
+    <w:autoRedefine w:val="1"/>
+    <w:uiPriority w:val="39"/>
+    <w:unhideWhenUsed w:val="1"/>
+    <w:rsid w:val="004E16F9"/>
+    <w:pPr>
+      <w:widowControl w:val="1"/>
+      <w:spacing w:after="100" w:line="259" w:lineRule="auto"/>
+    </w:pPr>
+    <w:rPr>
+      <w:rFonts w:cs="Times New Roman"/>
+      <w:kern w:val="0"/>
+      <w:szCs w:val="22"/>
+      <w14:ligatures w14:val="none"/>
+    </w:rPr>
+  </w:style>
+  <w:style w:type="character" w:styleId="000018" w:default="1">
+    <w:name w:val="Default Paragraph Font"/>
+    <w:uiPriority w:val="1"/>
+    <w:semiHidden w:val="1"/>
+    <w:unhideWhenUsed w:val="1"/>
+  </w:style>
+  <w:style w:type="character" w:styleId="000017" w:customStyle="1">
+    <w:name w:val="标题 9 字符"/>
+    <w:basedOn w:val="000018"/>
+    <w:link w:val="000016"/>
+    <w:uiPriority w:val="9"/>
+    <w:semiHidden w:val="1"/>
+    <w:rsid w:val="007370C8"/>
+    <w:rPr>
+      <w:rFonts w:eastAsiaTheme="majorEastAsia" w:cstheme="majorBidi"/>
+      <w:color w:val="595959" w:themeColor="text1" w:themeTint="A6"/>
     </w:rPr>
   </w:style>
   <w:style w:type="table" w:styleId="000027" w:customStyle="1">
@@ -9437,6 +9617,206 @@
       </w:tblBorders>
     </w:tblPr>
   </w:style>
+  <w:style w:type="paragraph" w:styleId="000020">
+    <w:name w:val="header"/>
+    <w:basedOn w:val="000005"/>
+    <w:link w:val="000021"/>
+    <w:uiPriority w:val="99"/>
+    <w:unhideWhenUsed w:val="1"/>
+    <w:rsid w:val="00F1537C"/>
+    <w:pPr>
+      <w:tabs>
+        <w:tab w:val="center" w:pos="4153"/>
+        <w:tab w:val="right" w:pos="8306"/>
+      </w:tabs>
+      <w:snapToGrid w:val="0"/>
+      <w:spacing w:line="240" w:lineRule="auto"/>
+      <w:jc w:val="center"/>
+    </w:pPr>
+    <w:rPr>
+      <w:sz w:val="18"/>
+      <w:szCs w:val="18"/>
+    </w:rPr>
+  </w:style>
+  <w:style w:type="character" w:styleId="000033" w:customStyle="1">
+    <w:name w:val="A正文标题 字符"/>
+    <w:basedOn w:val="000018"/>
+    <w:link w:val="000034"/>
+    <w:rsid w:val="00F1537C"/>
+    <w:rPr>
+      <w:rFonts w:ascii="Times New Roman" w:hAnsi="Times New Roman" w:eastAsia="微软雅黑" w:cs="Times New Roman"/>
+      <w:b w:val="1"/>
+      <w:sz w:val="52"/>
+      <w14:ligatures w14:val="none"/>
+    </w:rPr>
+  </w:style>
+  <w:style w:type="character" w:styleId="000007" w:customStyle="1">
+    <w:name w:val="标题 1 字符"/>
+    <w:basedOn w:val="000018"/>
+    <w:link w:val="000006"/>
+    <w:uiPriority w:val="9"/>
+    <w:rsid w:val="007370C8"/>
+    <w:rPr>
+      <w:rFonts w:asciiTheme="majorHAnsi" w:hAnsiTheme="majorHAnsi" w:eastAsiaTheme="majorEastAsia" w:cstheme="majorBidi"/>
+      <w:color w:val="0F4761" w:themeColor="accent1" w:themeShade="BF"/>
+      <w:sz w:val="48"/>
+      <w:szCs w:val="48"/>
+    </w:rPr>
+  </w:style>
+  <w:style w:type="character" w:styleId="00001d" w:customStyle="1">
+    <w:name w:val="A正文-2标题 字符"/>
+    <w:basedOn w:val="000018"/>
+    <w:link w:val="00001e"/>
+    <w:rsid w:val="00F1537C"/>
+    <w:rPr>
+      <w:rFonts w:ascii="Times New Roman" w:hAnsi="Times New Roman" w:eastAsia="微软雅黑" w:cs="Times New Roman"/>
+      <w:b w:val="1"/>
+      <w:sz w:val="28"/>
+      <w14:ligatures w14:val="none"/>
+    </w:rPr>
+  </w:style>
+  <w:style w:type="character" w:styleId="00001f">
+    <w:name w:val="Intense Emphasis"/>
+    <w:basedOn w:val="000018"/>
+    <w:uiPriority w:val="21"/>
+    <w:qFormat w:val="1"/>
+    <w:rsid w:val="007370C8"/>
+    <w:rPr>
+      <w:i w:val="1"/>
+      <w:iCs w:val="1"/>
+      <w:color w:val="0F4761" w:themeColor="accent1" w:themeShade="BF"/>
+    </w:rPr>
+  </w:style>
+  <w:style w:type="character" w:styleId="00002a" w:customStyle="1">
+    <w:name w:val="副标题 字符"/>
+    <w:basedOn w:val="000018"/>
+    <w:link w:val="000029"/>
+    <w:uiPriority w:val="11"/>
+    <w:rsid w:val="007370C8"/>
+    <w:rPr>
+      <w:rFonts w:asciiTheme="majorHAnsi" w:hAnsiTheme="majorHAnsi" w:eastAsiaTheme="majorEastAsia" w:cstheme="majorBidi"/>
+      <w:color w:val="595959" w:themeColor="text1" w:themeTint="A6"/>
+      <w:spacing w:val="15"/>
+      <w:sz w:val="28"/>
+      <w:szCs w:val="28"/>
+    </w:rPr>
+  </w:style>
+  <w:style w:type="character" w:styleId="00001c" w:customStyle="1">
+    <w:name w:val="A正文 字符"/>
+    <w:basedOn w:val="000018"/>
+    <w:link w:val="00001b"/>
+    <w:rsid w:val="00F1537C"/>
+    <w:rPr>
+      <w:rFonts w:ascii="Times New Roman" w:hAnsi="Times New Roman" w:eastAsia="微软雅黑" w:cs="Times New Roman"/>
+      <w:sz w:val="24"/>
+      <w14:ligatures w14:val="none"/>
+    </w:rPr>
+  </w:style>
+  <w:style w:type="paragraph" w:styleId="00003b">
+    <w:name w:val="TOC Heading"/>
+    <w:basedOn w:val="000006"/>
+    <w:next w:val="000005"/>
+    <w:uiPriority w:val="39"/>
+    <w:unhideWhenUsed w:val="1"/>
+    <w:qFormat w:val="1"/>
+    <w:rsid w:val="004E16F9"/>
+    <w:pPr>
+      <w:widowControl w:val="1"/>
+      <w:spacing w:before="240" w:after="0" w:line="259" w:lineRule="auto"/>
+      <w:outlineLvl w:val="9"/>
+    </w:pPr>
+    <w:rPr>
+      <w:kern w:val="0"/>
+      <w:sz w:val="32"/>
+      <w:szCs w:val="32"/>
+      <w14:ligatures w14:val="none"/>
+    </w:rPr>
+  </w:style>
+  <w:style w:type="paragraph" w:styleId="000005" w:default="1">
+    <w:name w:val="Normal"/>
+    <w:qFormat w:val="1"/>
+    <w:rsid w:val="009B6B61"/>
+    <w:pPr>
+      <w:widowControl w:val="0"/>
+    </w:pPr>
+  </w:style>
+  <w:style w:type="character" w:styleId="000015" w:customStyle="1">
+    <w:name w:val="标题 8 字符"/>
+    <w:basedOn w:val="000018"/>
+    <w:link w:val="000014"/>
+    <w:uiPriority w:val="9"/>
+    <w:semiHidden w:val="1"/>
+    <w:rsid w:val="007370C8"/>
+    <w:rPr>
+      <w:rFonts w:cstheme="majorBidi"/>
+      <w:color w:val="595959" w:themeColor="text1" w:themeTint="A6"/>
+    </w:rPr>
+  </w:style>
+  <w:style w:type="character" w:styleId="000039">
+    <w:name w:val="Unresolved Mention"/>
+    <w:basedOn w:val="000018"/>
+    <w:uiPriority w:val="99"/>
+    <w:semiHidden w:val="1"/>
+    <w:unhideWhenUsed w:val="1"/>
+    <w:rsid w:val="008160BE"/>
+    <w:rPr>
+      <w:color w:val="605E5C"/>
+      <w:shd w:val="clear" w:color="auto" w:fill="E1DFDD"/>
+    </w:rPr>
+  </w:style>
+  <w:style w:type="character" w:styleId="000021" w:customStyle="1">
+    <w:name w:val="页眉 字符"/>
+    <w:basedOn w:val="000018"/>
+    <w:link w:val="000020"/>
+    <w:uiPriority w:val="99"/>
+    <w:rsid w:val="00F1537C"/>
+    <w:rPr>
+      <w:sz w:val="18"/>
+      <w:szCs w:val="18"/>
+    </w:rPr>
+  </w:style>
+  <w:style w:type="table" w:styleId="000028">
+    <w:name w:val="Table Grid"/>
+    <w:basedOn w:val="000019"/>
+    <w:uiPriority w:val="39"/>
+    <w:rsid w:val="00F1537C"/>
+    <w:pPr>
+      <w:spacing w:after="0" w:line="240" w:lineRule="auto"/>
+    </w:pPr>
+    <w:tblPr>
+      <w:tblBorders>
+        <w:top w:val="single" w:color="auto" w:sz="4" w:space="0"/>
+        <w:left w:val="single" w:color="auto" w:sz="4" w:space="0"/>
+        <w:bottom w:val="single" w:color="auto" w:sz="4" w:space="0"/>
+        <w:right w:val="single" w:color="auto" w:sz="4" w:space="0"/>
+        <w:insideH w:val="single" w:color="auto" w:sz="4" w:space="0"/>
+        <w:insideV w:val="single" w:color="auto" w:sz="4" w:space="0"/>
+      </w:tblBorders>
+    </w:tblPr>
+  </w:style>
+  <w:style w:type="paragraph" w:styleId="00000a">
+    <w:name w:val="heading 3"/>
+    <w:basedOn w:val="000005"/>
+    <w:next w:val="000005"/>
+    <w:link w:val="00000b"/>
+    <w:uiPriority w:val="9"/>
+    <w:semiHidden w:val="1"/>
+    <w:unhideWhenUsed w:val="1"/>
+    <w:qFormat w:val="1"/>
+    <w:rsid w:val="007370C8"/>
+    <w:pPr>
+      <w:keepNext w:val="1"/>
+      <w:keepLines w:val="1"/>
+      <w:spacing w:before="160" w:after="80"/>
+      <w:outlineLvl w:val="2"/>
+    </w:pPr>
+    <w:rPr>
+      <w:rFonts w:asciiTheme="majorHAnsi" w:hAnsiTheme="majorHAnsi" w:eastAsiaTheme="majorEastAsia" w:cstheme="majorBidi"/>
+      <w:color w:val="0F4761" w:themeColor="accent1" w:themeShade="BF"/>
+      <w:sz w:val="32"/>
+      <w:szCs w:val="32"/>
+    </w:rPr>
+  </w:style>
   <w:style w:type="paragraph" w:styleId="000029">
     <w:name w:val="Subtitle"/>
     <w:basedOn w:val="000005"/>
@@ -9459,50 +9839,48 @@
       <w:szCs w:val="28"/>
     </w:rPr>
   </w:style>
-  <w:style w:type="paragraph" w:styleId="000006">
-    <w:name w:val="heading 1"/>
+  <w:style w:type="paragraph" w:styleId="000010">
+    <w:name w:val="heading 6"/>
     <w:basedOn w:val="000005"/>
     <w:next w:val="000005"/>
-    <w:link w:val="000007"/>
+    <w:link w:val="000011"/>
     <w:uiPriority w:val="9"/>
+    <w:semiHidden w:val="1"/>
+    <w:unhideWhenUsed w:val="1"/>
     <w:qFormat w:val="1"/>
     <w:rsid w:val="007370C8"/>
     <w:pPr>
       <w:keepNext w:val="1"/>
       <w:keepLines w:val="1"/>
-      <w:spacing w:before="480" w:after="80"/>
-      <w:outlineLvl w:val="0"/>
+      <w:spacing w:before="40" w:after="0"/>
+      <w:outlineLvl w:val="5"/>
     </w:pPr>
     <w:rPr>
-      <w:rFonts w:asciiTheme="majorHAnsi" w:hAnsiTheme="majorHAnsi" w:eastAsiaTheme="majorEastAsia" w:cstheme="majorBidi"/>
+      <w:rFonts w:cstheme="majorBidi"/>
+      <w:b w:val="1"/>
+      <w:bCs w:val="1"/>
       <w:color w:val="0F4761" w:themeColor="accent1" w:themeShade="BF"/>
-      <w:sz w:val="48"/>
-      <w:szCs w:val="48"/>
     </w:rPr>
   </w:style>
-  <w:style w:type="numbering" w:styleId="00001a" w:default="1">
-    <w:name w:val="No List"/>
-    <w:uiPriority w:val="99"/>
+  <w:style w:type="character" w:styleId="000011" w:customStyle="1">
+    <w:name w:val="标题 6 字符"/>
+    <w:basedOn w:val="000018"/>
+    <w:link w:val="000010"/>
+    <w:uiPriority w:val="9"/>
     <w:semiHidden w:val="1"/>
-    <w:unhideWhenUsed w:val="1"/>
-  </w:style>
-  <w:style w:type="character" w:styleId="00002e" w:customStyle="1">
-    <w:name w:val="引用 字符"/>
-    <w:basedOn w:val="000018"/>
-    <w:link w:val="00002d"/>
-    <w:uiPriority w:val="29"/>
     <w:rsid w:val="007370C8"/>
     <w:rPr>
-      <w:i w:val="1"/>
-      <w:iCs w:val="1"/>
-      <w:color w:val="404040" w:themeColor="text1" w:themeTint="BF"/>
+      <w:rFonts w:cstheme="majorBidi"/>
+      <w:b w:val="1"/>
+      <w:bCs w:val="1"/>
+      <w:color w:val="0F4761" w:themeColor="accent1" w:themeShade="BF"/>
     </w:rPr>
   </w:style>
-  <w:style w:type="paragraph" w:styleId="00000e">
-    <w:name w:val="heading 5"/>
+  <w:style w:type="paragraph" w:styleId="00000c">
+    <w:name w:val="heading 4"/>
     <w:basedOn w:val="000005"/>
     <w:next w:val="000005"/>
-    <w:link w:val="00000f"/>
+    <w:link w:val="00000d"/>
     <w:uiPriority w:val="9"/>
     <w:semiHidden w:val="1"/>
     <w:unhideWhenUsed w:val="1"/>
@@ -9512,12 +9890,94 @@
       <w:keepNext w:val="1"/>
       <w:keepLines w:val="1"/>
       <w:spacing w:before="80" w:after="40"/>
-      <w:outlineLvl w:val="4"/>
+      <w:outlineLvl w:val="3"/>
     </w:pPr>
     <w:rPr>
       <w:rFonts w:cstheme="majorBidi"/>
       <w:color w:val="0F4761" w:themeColor="accent1" w:themeShade="BF"/>
-      <w:sz w:val="24"/>
+      <w:sz w:val="28"/>
+      <w:szCs w:val="28"/>
+    </w:rPr>
+  </w:style>
+  <w:style w:type="paragraph" w:styleId="000012">
+    <w:name w:val="heading 7"/>
+    <w:basedOn w:val="000005"/>
+    <w:next w:val="000005"/>
+    <w:link w:val="000013"/>
+    <w:uiPriority w:val="9"/>
+    <w:semiHidden w:val="1"/>
+    <w:unhideWhenUsed w:val="1"/>
+    <w:qFormat w:val="1"/>
+    <w:rsid w:val="007370C8"/>
+    <w:pPr>
+      <w:keepNext w:val="1"/>
+      <w:keepLines w:val="1"/>
+      <w:spacing w:before="40" w:after="0"/>
+      <w:outlineLvl w:val="6"/>
+    </w:pPr>
+    <w:rPr>
+      <w:rFonts w:cstheme="majorBidi"/>
+      <w:b w:val="1"/>
+      <w:bCs w:val="1"/>
+      <w:color w:val="595959" w:themeColor="text1" w:themeTint="A6"/>
+    </w:rPr>
+  </w:style>
+  <w:style w:type="paragraph" w:styleId="000016">
+    <w:name w:val="heading 9"/>
+    <w:basedOn w:val="000005"/>
+    <w:next w:val="000005"/>
+    <w:link w:val="000017"/>
+    <w:uiPriority w:val="9"/>
+    <w:semiHidden w:val="1"/>
+    <w:unhideWhenUsed w:val="1"/>
+    <w:qFormat w:val="1"/>
+    <w:rsid w:val="007370C8"/>
+    <w:pPr>
+      <w:keepNext w:val="1"/>
+      <w:keepLines w:val="1"/>
+      <w:spacing w:after="0"/>
+      <w:outlineLvl w:val="8"/>
+    </w:pPr>
+    <w:rPr>
+      <w:rFonts w:eastAsiaTheme="majorEastAsia" w:cstheme="majorBidi"/>
+      <w:color w:val="595959" w:themeColor="text1" w:themeTint="A6"/>
+    </w:rPr>
+  </w:style>
+  <w:style w:type="paragraph" w:styleId="000037">
+    <w:name w:val="Intense Quote"/>
+    <w:basedOn w:val="000005"/>
+    <w:next w:val="000005"/>
+    <w:link w:val="000038"/>
+    <w:uiPriority w:val="30"/>
+    <w:qFormat w:val="1"/>
+    <w:rsid w:val="007370C8"/>
+    <w:pPr>
+      <w:pBdr>
+        <w:top w:val="single" w:color="0F4761" w:themeColor="accent1" w:themeShade="BF" w:sz="4" w:space="10"/>
+        <w:bottom w:val="single" w:color="0F4761" w:themeColor="accent1" w:themeShade="BF" w:sz="4" w:space="10"/>
+      </w:pBdr>
+      <w:spacing w:before="360" w:after="360"/>
+      <w:ind w:left="864" w:right="864"/>
+      <w:jc w:val="center"/>
+    </w:pPr>
+    <w:rPr>
+      <w:i w:val="1"/>
+      <w:iCs w:val="1"/>
+      <w:color w:val="0F4761" w:themeColor="accent1" w:themeShade="BF"/>
+    </w:rPr>
+  </w:style>
+  <w:style w:type="character" w:styleId="00000b" w:customStyle="1">
+    <w:name w:val="标题 3 字符"/>
+    <w:basedOn w:val="000018"/>
+    <w:link w:val="00000a"/>
+    <w:uiPriority w:val="9"/>
+    <w:semiHidden w:val="1"/>
+    <w:rsid w:val="007370C8"/>
+    <w:rPr>
+      <w:rFonts w:asciiTheme="majorHAnsi" w:hAnsiTheme="majorHAnsi" w:eastAsiaTheme="majorEastAsia" w:cstheme="majorBidi"/>
+      <w:color w:val="0F4761" w:themeColor="accent1" w:themeShade="BF"/>
+      <w:sz w:val="32"/>
+      <w:szCs w:val="32"/>
     </w:rPr>
   </w:style>
   <w:style w:type="paragraph" w:styleId="000008">
@@ -9536,104 +9996,6 @@
       <w:spacing w:before="160" w:after="80"/>
       <w:outlineLvl w:val="1"/>
     </w:pPr>
-    <w:rPr>
-      <w:rFonts w:asciiTheme="majorHAnsi" w:hAnsiTheme="majorHAnsi" w:eastAsiaTheme="majorEastAsia" w:cstheme="majorBidi"/>
-      <w:color w:val="0F4761" w:themeColor="accent1" w:themeShade="BF"/>
-      <w:sz w:val="40"/>
-      <w:szCs w:val="40"/>
-    </w:rPr>
-  </w:style>
-  <w:style w:type="character" w:styleId="000015" w:customStyle="1">
-    <w:name w:val="标题 8 字符"/>
-    <w:basedOn w:val="000018"/>
-    <w:link w:val="000014"/>
-    <w:uiPriority w:val="9"/>
-    <w:semiHidden w:val="1"/>
-    <w:rsid w:val="007370C8"/>
-    <w:rPr>
-      <w:rFonts w:cstheme="majorBidi"/>
-      <w:color w:val="595959" w:themeColor="text1" w:themeTint="A6"/>
-    </w:rPr>
-  </w:style>
-  <w:style w:type="table" w:styleId="000019" w:default="1">
-    <w:name w:val="Normal Table"/>
-    <w:uiPriority w:val="99"/>
-    <w:semiHidden w:val="1"/>
-    <w:unhideWhenUsed w:val="1"/>
-    <w:tblPr>
-      <w:tblInd w:w="0" w:type="dxa"/>
-      <w:tblCellMar>
-        <w:top w:w="0" w:type="dxa"/>
-        <w:left w:w="108" w:type="dxa"/>
-        <w:bottom w:w="0" w:type="dxa"/>
-        <w:right w:w="108" w:type="dxa"/>
-      </w:tblCellMar>
-    </w:tblPr>
-  </w:style>
-  <w:style w:type="character" w:styleId="000017" w:customStyle="1">
-    <w:name w:val="标题 9 字符"/>
-    <w:basedOn w:val="000018"/>
-    <w:link w:val="000016"/>
-    <w:uiPriority w:val="9"/>
-    <w:semiHidden w:val="1"/>
-    <w:rsid w:val="007370C8"/>
-    <w:rPr>
-      <w:rFonts w:eastAsiaTheme="majorEastAsia" w:cstheme="majorBidi"/>
-      <w:color w:val="595959" w:themeColor="text1" w:themeTint="A6"/>
-    </w:rPr>
-  </w:style>
-  <w:style w:type="character" w:styleId="00000f" w:customStyle="1">
-    <w:name w:val="标题 5 字符"/>
-    <w:basedOn w:val="000018"/>
-    <w:link w:val="00000e"/>
-    <w:uiPriority w:val="9"/>
-    <w:semiHidden w:val="1"/>
-    <w:rsid w:val="007370C8"/>
-    <w:rPr>
-      <w:rFonts w:cstheme="majorBidi"/>
-      <w:color w:val="0F4761" w:themeColor="accent1" w:themeShade="BF"/>
-      <w:sz w:val="24"/>
-    </w:rPr>
-  </w:style>
-  <w:style w:type="character" w:styleId="00001f">
-    <w:name w:val="Intense Emphasis"/>
-    <w:basedOn w:val="000018"/>
-    <w:uiPriority w:val="21"/>
-    <w:qFormat w:val="1"/>
-    <w:rsid w:val="007370C8"/>
-    <w:rPr>
-      <w:i w:val="1"/>
-      <w:iCs w:val="1"/>
-      <w:color w:val="0F4761" w:themeColor="accent1" w:themeShade="BF"/>
-    </w:rPr>
-  </w:style>
-  <w:style w:type="paragraph" w:styleId="000025">
-    <w:name w:val="toc 2"/>
-    <w:basedOn w:val="000005"/>
-    <w:next w:val="000005"/>
-    <w:autoRedefine w:val="1"/>
-    <w:uiPriority w:val="39"/>
-    <w:unhideWhenUsed w:val="1"/>
-    <w:rsid w:val="004E16F9"/>
-    <w:pPr>
-      <w:widowControl w:val="1"/>
-      <w:spacing w:after="100" w:line="259" w:lineRule="auto"/>
-      <w:ind w:left="220"/>
-    </w:pPr>
-    <w:rPr>
-      <w:rFonts w:cs="Times New Roman"/>
-      <w:kern w:val="0"/>
-      <w:szCs w:val="22"/>
-      <w14:ligatures w14:val="none"/>
-    </w:rPr>
-  </w:style>
-  <w:style w:type="character" w:styleId="000009" w:customStyle="1">
-    <w:name w:val="标题 2 字符"/>
-    <w:basedOn w:val="000018"/>
-    <w:link w:val="000008"/>
-    <w:uiPriority w:val="9"/>
-    <w:semiHidden w:val="1"/>
-    <w:rsid w:val="007370C8"/>
     <w:rPr>
       <w:rFonts w:asciiTheme="majorHAnsi" w:hAnsiTheme="majorHAnsi" w:eastAsiaTheme="majorEastAsia" w:cstheme="majorBidi"/>
       <w:color w:val="0F4761" w:themeColor="accent1" w:themeShade="BF"/>
@@ -9676,45 +10038,11 @@
       <w:szCs w:val="18"/>
     </w:rPr>
   </w:style>
-  <w:style w:type="paragraph" w:styleId="00003b">
-    <w:name w:val="TOC Heading"/>
-    <w:basedOn w:val="000006"/>
-    <w:next w:val="000005"/>
-    <w:uiPriority w:val="39"/>
-    <w:unhideWhenUsed w:val="1"/>
-    <w:qFormat w:val="1"/>
-    <w:rsid w:val="004E16F9"/>
-    <w:pPr>
-      <w:widowControl w:val="1"/>
-      <w:spacing w:before="240" w:after="0" w:line="259" w:lineRule="auto"/>
-      <w:outlineLvl w:val="9"/>
-    </w:pPr>
-    <w:rPr>
-      <w:kern w:val="0"/>
-      <w:sz w:val="32"/>
-      <w:szCs w:val="32"/>
-      <w14:ligatures w14:val="none"/>
-    </w:rPr>
-  </w:style>
-  <w:style w:type="character" w:styleId="00002a" w:customStyle="1">
-    <w:name w:val="副标题 字符"/>
-    <w:basedOn w:val="000018"/>
-    <w:link w:val="000029"/>
-    <w:uiPriority w:val="11"/>
-    <w:rsid w:val="007370C8"/>
-    <w:rPr>
-      <w:rFonts w:asciiTheme="majorHAnsi" w:hAnsiTheme="majorHAnsi" w:eastAsiaTheme="majorEastAsia" w:cstheme="majorBidi"/>
-      <w:color w:val="595959" w:themeColor="text1" w:themeTint="A6"/>
-      <w:spacing w:val="15"/>
-      <w:sz w:val="28"/>
-      <w:szCs w:val="28"/>
-    </w:rPr>
-  </w:style>
-  <w:style w:type="paragraph" w:styleId="00000a">
-    <w:name w:val="heading 3"/>
+  <w:style w:type="paragraph" w:styleId="00000e">
+    <w:name w:val="heading 5"/>
     <w:basedOn w:val="000005"/>
     <w:next w:val="000005"/>
-    <w:link w:val="00000b"/>
+    <w:link w:val="00000f"/>
     <w:uiPriority w:val="9"/>
     <w:semiHidden w:val="1"/>
     <w:unhideWhenUsed w:val="1"/>
@@ -9723,14 +10051,129 @@
     <w:pPr>
       <w:keepNext w:val="1"/>
       <w:keepLines w:val="1"/>
-      <w:spacing w:before="160" w:after="80"/>
-      <w:outlineLvl w:val="2"/>
+      <w:spacing w:before="80" w:after="40"/>
+      <w:outlineLvl w:val="4"/>
     </w:pPr>
     <w:rPr>
-      <w:rFonts w:asciiTheme="majorHAnsi" w:hAnsiTheme="majorHAnsi" w:eastAsiaTheme="majorEastAsia" w:cstheme="majorBidi"/>
+      <w:rFonts w:cstheme="majorBidi"/>
       <w:color w:val="0F4761" w:themeColor="accent1" w:themeShade="BF"/>
-      <w:sz w:val="32"/>
-      <w:szCs w:val="32"/>
+      <w:sz w:val="24"/>
+    </w:rPr>
+  </w:style>
+  <w:style w:type="paragraph" w:styleId="00001b" w:customStyle="1">
+    <w:name w:val="A正文"/>
+    <w:basedOn w:val="000005"/>
+    <w:link w:val="00001c"/>
+    <w:qFormat w:val="1"/>
+    <w:rsid w:val="00F1537C"/>
+    <w:pPr>
+      <w:widowControl w:val="1"/>
+      <w:spacing w:after="0" w:line="240" w:lineRule="auto"/>
+      <w:ind w:firstLine="200" w:firstLineChars="200"/>
+    </w:pPr>
+    <w:rPr>
+      <w:rFonts w:ascii="Times New Roman" w:hAnsi="Times New Roman" w:eastAsia="微软雅黑" w:cs="Times New Roman"/>
+      <w:sz w:val="24"/>
+      <w14:ligatures w14:val="none"/>
+    </w:rPr>
+  </w:style>
+  <w:style w:type="character" w:styleId="00003a">
+    <w:name w:val="Hyperlink"/>
+    <w:basedOn w:val="000018"/>
+    <w:uiPriority w:val="99"/>
+    <w:unhideWhenUsed w:val="1"/>
+    <w:rsid w:val="008160BE"/>
+    <w:rPr>
+      <w:color w:val="467886" w:themeColor="hyperlink"/>
+      <w:u w:val="single"/>
+    </w:rPr>
+  </w:style>
+  <w:style w:type="paragraph" w:styleId="000025">
+    <w:name w:val="toc 2"/>
+    <w:basedOn w:val="000005"/>
+    <w:next w:val="000005"/>
+    <w:autoRedefine w:val="1"/>
+    <w:uiPriority w:val="39"/>
+    <w:unhideWhenUsed w:val="1"/>
+    <w:rsid w:val="004E16F9"/>
+    <w:pPr>
+      <w:widowControl w:val="1"/>
+      <w:spacing w:after="100" w:line="259" w:lineRule="auto"/>
+      <w:ind w:left="220"/>
+    </w:pPr>
+    <w:rPr>
+      <w:rFonts w:cs="Times New Roman"/>
+      <w:kern w:val="0"/>
+      <w:szCs w:val="22"/>
+      <w14:ligatures w14:val="none"/>
+    </w:rPr>
+  </w:style>
+  <w:style w:type="table" w:styleId="000019" w:default="1">
+    <w:name w:val="Normal Table"/>
+    <w:uiPriority w:val="99"/>
+    <w:semiHidden w:val="1"/>
+    <w:unhideWhenUsed w:val="1"/>
+    <w:tblPr>
+      <w:tblInd w:w="0" w:type="dxa"/>
+      <w:tblCellMar>
+        <w:top w:w="0" w:type="dxa"/>
+        <w:left w:w="108" w:type="dxa"/>
+        <w:bottom w:w="0" w:type="dxa"/>
+        <w:right w:w="108" w:type="dxa"/>
+      </w:tblCellMar>
+    </w:tblPr>
+  </w:style>
+  <w:style w:type="character" w:styleId="00003c">
+    <w:name w:val="FollowedHyperlink"/>
+    <w:basedOn w:val="000018"/>
+    <w:uiPriority w:val="99"/>
+    <w:semiHidden w:val="1"/>
+    <w:unhideWhenUsed w:val="1"/>
+    <w:rsid w:val="009B6B61"/>
+    <w:rPr>
+      <w:color w:val="96607D" w:themeColor="followedHyperlink"/>
+      <w:u w:val="single"/>
+    </w:rPr>
+  </w:style>
+  <w:style w:type="paragraph" w:styleId="00002d">
+    <w:name w:val="Quote"/>
+    <w:basedOn w:val="000005"/>
+    <w:next w:val="000005"/>
+    <w:link w:val="00002e"/>
+    <w:uiPriority w:val="29"/>
+    <w:qFormat w:val="1"/>
+    <w:rsid w:val="007370C8"/>
+    <w:pPr>
+      <w:spacing w:before="160"/>
+      <w:jc w:val="center"/>
+    </w:pPr>
+    <w:rPr>
+      <w:i w:val="1"/>
+      <w:iCs w:val="1"/>
+      <w:color w:val="404040" w:themeColor="text1" w:themeTint="BF"/>
+    </w:rPr>
+  </w:style>
+  <w:style w:type="character" w:styleId="000038" w:customStyle="1">
+    <w:name w:val="明显引用 字符"/>
+    <w:basedOn w:val="000018"/>
+    <w:link w:val="000037"/>
+    <w:uiPriority w:val="30"/>
+    <w:rsid w:val="007370C8"/>
+    <w:rPr>
+      <w:i w:val="1"/>
+      <w:iCs w:val="1"/>
+      <w:color w:val="0F4761" w:themeColor="accent1" w:themeShade="BF"/>
+    </w:rPr>
+  </w:style>
+  <w:style w:type="character" w:styleId="00002c" w:customStyle="1">
+    <w:name w:val="页脚 字符"/>
+    <w:basedOn w:val="000018"/>
+    <w:link w:val="00002b"/>
+    <w:uiPriority w:val="99"/>
+    <w:rsid w:val="00F1537C"/>
+    <w:rPr>
+      <w:sz w:val="18"/>
+      <w:szCs w:val="18"/>
     </w:rPr>
   </w:style>
   <w:style w:type="paragraph" w:styleId="00002f">
@@ -9753,229 +10196,6 @@
       <w14:ligatures w14:val="none"/>
     </w:rPr>
   </w:style>
-  <w:style w:type="character" w:styleId="00000b" w:customStyle="1">
-    <w:name w:val="标题 3 字符"/>
-    <w:basedOn w:val="000018"/>
-    <w:link w:val="00000a"/>
-    <w:uiPriority w:val="9"/>
-    <w:semiHidden w:val="1"/>
-    <w:rsid w:val="007370C8"/>
-    <w:rPr>
-      <w:rFonts w:asciiTheme="majorHAnsi" w:hAnsiTheme="majorHAnsi" w:eastAsiaTheme="majorEastAsia" w:cstheme="majorBidi"/>
-      <w:color w:val="0F4761" w:themeColor="accent1" w:themeShade="BF"/>
-      <w:sz w:val="32"/>
-      <w:szCs w:val="32"/>
-    </w:rPr>
-  </w:style>
-  <w:style w:type="character" w:styleId="000038" w:customStyle="1">
-    <w:name w:val="明显引用 字符"/>
-    <w:basedOn w:val="000018"/>
-    <w:link w:val="000037"/>
-    <w:uiPriority w:val="30"/>
-    <w:rsid w:val="007370C8"/>
-    <w:rPr>
-      <w:i w:val="1"/>
-      <w:iCs w:val="1"/>
-      <w:color w:val="0F4761" w:themeColor="accent1" w:themeShade="BF"/>
-    </w:rPr>
-  </w:style>
-  <w:style w:type="table" w:styleId="000028">
-    <w:name w:val="Table Grid"/>
-    <w:basedOn w:val="000019"/>
-    <w:uiPriority w:val="39"/>
-    <w:rsid w:val="00F1537C"/>
-    <w:pPr>
-      <w:spacing w:after="0" w:line="240" w:lineRule="auto"/>
-    </w:pPr>
-    <w:tblPr>
-      <w:tblBorders>
-        <w:top w:val="single" w:color="auto" w:sz="4" w:space="0"/>
-        <w:left w:val="single" w:color="auto" w:sz="4" w:space="0"/>
-        <w:bottom w:val="single" w:color="auto" w:sz="4" w:space="0"/>
-        <w:right w:val="single" w:color="auto" w:sz="4" w:space="0"/>
-        <w:insideH w:val="single" w:color="auto" w:sz="4" w:space="0"/>
-        <w:insideV w:val="single" w:color="auto" w:sz="4" w:space="0"/>
-      </w:tblBorders>
-    </w:tblPr>
-  </w:style>
-  <w:style w:type="paragraph" w:styleId="000005" w:default="1">
-    <w:name w:val="Normal"/>
-    <w:qFormat w:val="1"/>
-    <w:rsid w:val="009B6B61"/>
-    <w:pPr>
-      <w:widowControl w:val="0"/>
-    </w:pPr>
-  </w:style>
-  <w:style w:type="paragraph" w:styleId="00000c">
-    <w:name w:val="heading 4"/>
-    <w:basedOn w:val="000005"/>
-    <w:next w:val="000005"/>
-    <w:link w:val="00000d"/>
-    <w:uiPriority w:val="9"/>
-    <w:semiHidden w:val="1"/>
-    <w:unhideWhenUsed w:val="1"/>
-    <w:qFormat w:val="1"/>
-    <w:rsid w:val="007370C8"/>
-    <w:pPr>
-      <w:keepNext w:val="1"/>
-      <w:keepLines w:val="1"/>
-      <w:spacing w:before="80" w:after="40"/>
-      <w:outlineLvl w:val="3"/>
-    </w:pPr>
-    <w:rPr>
-      <w:rFonts w:cstheme="majorBidi"/>
-      <w:color w:val="0F4761" w:themeColor="accent1" w:themeShade="BF"/>
-      <w:sz w:val="28"/>
-      <w:szCs w:val="28"/>
-    </w:rPr>
-  </w:style>
-  <w:style w:type="character" w:styleId="00000d" w:customStyle="1">
-    <w:name w:val="标题 4 字符"/>
-    <w:basedOn w:val="000018"/>
-    <w:link w:val="00000c"/>
-    <w:uiPriority w:val="9"/>
-    <w:semiHidden w:val="1"/>
-    <w:rsid w:val="007370C8"/>
-    <w:rPr>
-      <w:rFonts w:cstheme="majorBidi"/>
-      <w:color w:val="0F4761" w:themeColor="accent1" w:themeShade="BF"/>
-      <w:sz w:val="28"/>
-      <w:szCs w:val="28"/>
-    </w:rPr>
-  </w:style>
-  <w:style w:type="character" w:styleId="00001d" w:customStyle="1">
-    <w:name w:val="A正文-2标题 字符"/>
-    <w:basedOn w:val="000018"/>
-    <w:link w:val="00001e"/>
-    <w:rsid w:val="00F1537C"/>
-    <w:rPr>
-      <w:rFonts w:ascii="Times New Roman" w:hAnsi="Times New Roman" w:eastAsia="微软雅黑" w:cs="Times New Roman"/>
-      <w:b w:val="1"/>
-      <w:sz w:val="28"/>
-      <w14:ligatures w14:val="none"/>
-    </w:rPr>
-  </w:style>
-  <w:style w:type="paragraph" w:styleId="000014">
-    <w:name w:val="heading 8"/>
-    <w:basedOn w:val="000005"/>
-    <w:next w:val="000005"/>
-    <w:link w:val="000015"/>
-    <w:uiPriority w:val="9"/>
-    <w:semiHidden w:val="1"/>
-    <w:unhideWhenUsed w:val="1"/>
-    <w:qFormat w:val="1"/>
-    <w:rsid w:val="007370C8"/>
-    <w:pPr>
-      <w:keepNext w:val="1"/>
-      <w:keepLines w:val="1"/>
-      <w:spacing w:after="0"/>
-      <w:outlineLvl w:val="7"/>
-    </w:pPr>
-    <w:rPr>
-      <w:rFonts w:cstheme="majorBidi"/>
-      <w:color w:val="595959" w:themeColor="text1" w:themeTint="A6"/>
-    </w:rPr>
-  </w:style>
-  <w:style w:type="paragraph" w:styleId="000034" w:customStyle="1">
-    <w:name w:val="A正文标题"/>
-    <w:basedOn w:val="000005"/>
-    <w:next w:val="000005"/>
-    <w:link w:val="000033"/>
-    <w:qFormat w:val="1"/>
-    <w:rsid w:val="00F1537C"/>
-    <w:pPr>
-      <w:widowControl w:val="1"/>
-      <w:spacing w:after="0" w:line="240" w:lineRule="auto"/>
-    </w:pPr>
-    <w:rPr>
-      <w:rFonts w:ascii="Times New Roman" w:hAnsi="Times New Roman" w:eastAsia="微软雅黑" w:cs="Times New Roman"/>
-      <w:b w:val="1"/>
-      <w:sz w:val="52"/>
-      <w14:ligatures w14:val="none"/>
-    </w:rPr>
-  </w:style>
-  <w:style w:type="paragraph" w:styleId="000012">
-    <w:name w:val="heading 7"/>
-    <w:basedOn w:val="000005"/>
-    <w:next w:val="000005"/>
-    <w:link w:val="000013"/>
-    <w:uiPriority w:val="9"/>
-    <w:semiHidden w:val="1"/>
-    <w:unhideWhenUsed w:val="1"/>
-    <w:qFormat w:val="1"/>
-    <w:rsid w:val="007370C8"/>
-    <w:pPr>
-      <w:keepNext w:val="1"/>
-      <w:keepLines w:val="1"/>
-      <w:spacing w:before="40" w:after="0"/>
-      <w:outlineLvl w:val="6"/>
-    </w:pPr>
-    <w:rPr>
-      <w:rFonts w:cstheme="majorBidi"/>
-      <w:b w:val="1"/>
-      <w:bCs w:val="1"/>
-      <w:color w:val="595959" w:themeColor="text1" w:themeTint="A6"/>
-    </w:rPr>
-  </w:style>
-  <w:style w:type="character" w:styleId="000036" w:customStyle="1">
-    <w:name w:val="B正文 字符"/>
-    <w:basedOn w:val="000018"/>
-    <w:link w:val="000035"/>
-    <w:rsid w:val="00787F11"/>
-    <w:rPr>
-      <w:rFonts w:ascii="微软雅黑" w:hAnsi="微软雅黑" w:eastAsia="微软雅黑" w:cs="微软雅黑"/>
-      <w:sz w:val="24"/>
-      <w14:ligatures w14:val="none"/>
-    </w:rPr>
-  </w:style>
-  <w:style w:type="paragraph" w:styleId="000020">
-    <w:name w:val="header"/>
-    <w:basedOn w:val="000005"/>
-    <w:link w:val="000021"/>
-    <w:uiPriority w:val="99"/>
-    <w:unhideWhenUsed w:val="1"/>
-    <w:rsid w:val="00F1537C"/>
-    <w:pPr>
-      <w:tabs>
-        <w:tab w:val="center" w:pos="4153"/>
-        <w:tab w:val="right" w:pos="8306"/>
-      </w:tabs>
-      <w:snapToGrid w:val="0"/>
-      <w:spacing w:line="240" w:lineRule="auto"/>
-      <w:jc w:val="center"/>
-    </w:pPr>
-    <w:rPr>
-      <w:sz w:val="18"/>
-      <w:szCs w:val="18"/>
-    </w:rPr>
-  </w:style>
-  <w:style w:type="character" w:styleId="000007" w:customStyle="1">
-    <w:name w:val="标题 1 字符"/>
-    <w:basedOn w:val="000018"/>
-    <w:link w:val="000006"/>
-    <w:uiPriority w:val="9"/>
-    <w:rsid w:val="007370C8"/>
-    <w:rPr>
-      <w:rFonts w:asciiTheme="majorHAnsi" w:hAnsiTheme="majorHAnsi" w:eastAsiaTheme="majorEastAsia" w:cstheme="majorBidi"/>
-      <w:color w:val="0F4761" w:themeColor="accent1" w:themeShade="BF"/>
-      <w:sz w:val="48"/>
-      <w:szCs w:val="48"/>
-    </w:rPr>
-  </w:style>
-  <w:style w:type="character" w:styleId="000026">
-    <w:name w:val="Intense Reference"/>
-    <w:basedOn w:val="000018"/>
-    <w:uiPriority w:val="32"/>
-    <w:qFormat w:val="1"/>
-    <w:rsid w:val="007370C8"/>
-    <w:rPr>
-      <w:b w:val="1"/>
-      <w:bCs w:val="1"/>
-      <w:smallCaps w:val="1"/>
-      <w:color w:val="0F4761" w:themeColor="accent1" w:themeShade="BF"/>
-      <w:spacing w:val="5"/>
-    </w:rPr>
-  </w:style>
   <w:style w:type="paragraph" w:styleId="00001e" w:customStyle="1">
     <w:name w:val="A正文-2标题"/>
     <w:basedOn w:val="000005"/>
@@ -9995,235 +10215,15 @@
       <w14:ligatures w14:val="none"/>
     </w:rPr>
   </w:style>
-  <w:style w:type="paragraph" w:styleId="000023">
-    <w:name w:val="Title"/>
-    <w:basedOn w:val="000005"/>
-    <w:next w:val="000005"/>
-    <w:link w:val="000024"/>
-    <w:uiPriority w:val="10"/>
-    <w:qFormat w:val="1"/>
-    <w:rsid w:val="007370C8"/>
-    <w:pPr>
-      <w:spacing w:after="80" w:line="240" w:lineRule="auto"/>
-      <w:contextualSpacing w:val="1"/>
-      <w:jc w:val="center"/>
-    </w:pPr>
+  <w:style w:type="character" w:styleId="000036" w:customStyle="1">
+    <w:name w:val="B正文 字符"/>
+    <w:basedOn w:val="000018"/>
+    <w:link w:val="000035"/>
+    <w:rsid w:val="00787F11"/>
     <w:rPr>
-      <w:rFonts w:asciiTheme="majorHAnsi" w:hAnsiTheme="majorHAnsi" w:eastAsiaTheme="majorEastAsia" w:cstheme="majorBidi"/>
-      <w:spacing w:val="-10"/>
-      <w:kern w:val="28"/>
-      <w:sz w:val="56"/>
-      <w:szCs w:val="56"/>
-    </w:rPr>
-  </w:style>
-  <w:style w:type="paragraph" w:styleId="000030">
-    <w:name w:val="List Paragraph"/>
-    <w:basedOn w:val="000005"/>
-    <w:uiPriority w:val="34"/>
-    <w:qFormat w:val="1"/>
-    <w:rsid w:val="007370C8"/>
-    <w:pPr>
-      <w:ind w:left="720"/>
-      <w:contextualSpacing w:val="1"/>
-    </w:pPr>
-  </w:style>
-  <w:style w:type="character" w:styleId="000024" w:customStyle="1">
-    <w:name w:val="标题 字符"/>
-    <w:basedOn w:val="000018"/>
-    <w:link w:val="000023"/>
-    <w:uiPriority w:val="10"/>
-    <w:rsid w:val="007370C8"/>
-    <w:rPr>
-      <w:rFonts w:asciiTheme="majorHAnsi" w:hAnsiTheme="majorHAnsi" w:eastAsiaTheme="majorEastAsia" w:cstheme="majorBidi"/>
-      <w:spacing w:val="-10"/>
-      <w:kern w:val="28"/>
-      <w:sz w:val="56"/>
-      <w:szCs w:val="56"/>
-    </w:rPr>
-  </w:style>
-  <w:style w:type="paragraph" w:styleId="000032" w:customStyle="1">
-    <w:name w:val="A正文-1标题"/>
-    <w:basedOn w:val="000005"/>
-    <w:next w:val="000005"/>
-    <w:link w:val="000031"/>
-    <w:qFormat w:val="1"/>
-    <w:rsid w:val="00F1537C"/>
-    <w:pPr>
-      <w:widowControl w:val="1"/>
-      <w:spacing w:after="0" w:line="240" w:lineRule="auto"/>
-      <w:outlineLvl w:val="0"/>
-    </w:pPr>
-    <w:rPr>
-      <w:rFonts w:ascii="Times New Roman" w:hAnsi="Times New Roman" w:eastAsia="微软雅黑" w:cs="Times New Roman"/>
-      <w:b w:val="1"/>
-      <w:sz w:val="40"/>
-      <w14:ligatures w14:val="none"/>
-    </w:rPr>
-  </w:style>
-  <w:style w:type="paragraph" w:styleId="000037">
-    <w:name w:val="Intense Quote"/>
-    <w:basedOn w:val="000005"/>
-    <w:next w:val="000005"/>
-    <w:link w:val="000038"/>
-    <w:uiPriority w:val="30"/>
-    <w:qFormat w:val="1"/>
-    <w:rsid w:val="007370C8"/>
-    <w:pPr>
-      <w:pBdr>
-        <w:top w:val="single" w:color="0F4761" w:themeColor="accent1" w:themeShade="BF" w:sz="4" w:space="10"/>
-        <w:bottom w:val="single" w:color="0F4761" w:themeColor="accent1" w:themeShade="BF" w:sz="4" w:space="10"/>
-      </w:pBdr>
-      <w:spacing w:before="360" w:after="360"/>
-      <w:ind w:left="864" w:right="864"/>
-      <w:jc w:val="center"/>
-    </w:pPr>
-    <w:rPr>
-      <w:i w:val="1"/>
-      <w:iCs w:val="1"/>
-      <w:color w:val="0F4761" w:themeColor="accent1" w:themeShade="BF"/>
-    </w:rPr>
-  </w:style>
-  <w:style w:type="character" w:styleId="00003c">
-    <w:name w:val="FollowedHyperlink"/>
-    <w:basedOn w:val="000018"/>
-    <w:uiPriority w:val="99"/>
-    <w:semiHidden w:val="1"/>
-    <w:unhideWhenUsed w:val="1"/>
-    <w:rsid w:val="009B6B61"/>
-    <w:rPr>
-      <w:color w:val="96607D" w:themeColor="followedHyperlink"/>
-      <w:u w:val="single"/>
-    </w:rPr>
-  </w:style>
-  <w:style w:type="paragraph" w:styleId="000022">
-    <w:name w:val="toc 1"/>
-    <w:basedOn w:val="000005"/>
-    <w:next w:val="000005"/>
-    <w:autoRedefine w:val="1"/>
-    <w:uiPriority w:val="39"/>
-    <w:unhideWhenUsed w:val="1"/>
-    <w:rsid w:val="004E16F9"/>
-    <w:pPr>
-      <w:widowControl w:val="1"/>
-      <w:spacing w:after="100" w:line="259" w:lineRule="auto"/>
-    </w:pPr>
-    <w:rPr>
-      <w:rFonts w:cs="Times New Roman"/>
-      <w:kern w:val="0"/>
-      <w:szCs w:val="22"/>
-      <w14:ligatures w14:val="none"/>
-    </w:rPr>
-  </w:style>
-  <w:style w:type="paragraph" w:styleId="00001b" w:customStyle="1">
-    <w:name w:val="A正文"/>
-    <w:basedOn w:val="000005"/>
-    <w:link w:val="00001c"/>
-    <w:qFormat w:val="1"/>
-    <w:rsid w:val="00F1537C"/>
-    <w:pPr>
-      <w:widowControl w:val="1"/>
-      <w:spacing w:after="0" w:line="240" w:lineRule="auto"/>
-      <w:ind w:firstLine="200" w:firstLineChars="200"/>
-    </w:pPr>
-    <w:rPr>
-      <w:rFonts w:ascii="Times New Roman" w:hAnsi="Times New Roman" w:eastAsia="微软雅黑" w:cs="Times New Roman"/>
+      <w:rFonts w:ascii="微软雅黑" w:hAnsi="微软雅黑" w:eastAsia="微软雅黑" w:cs="微软雅黑"/>
       <w:sz w:val="24"/>
       <w14:ligatures w14:val="none"/>
-    </w:rPr>
-  </w:style>
-  <w:style w:type="paragraph" w:styleId="00002d">
-    <w:name w:val="Quote"/>
-    <w:basedOn w:val="000005"/>
-    <w:next w:val="000005"/>
-    <w:link w:val="00002e"/>
-    <w:uiPriority w:val="29"/>
-    <w:qFormat w:val="1"/>
-    <w:rsid w:val="007370C8"/>
-    <w:pPr>
-      <w:spacing w:before="160"/>
-      <w:jc w:val="center"/>
-    </w:pPr>
-    <w:rPr>
-      <w:i w:val="1"/>
-      <w:iCs w:val="1"/>
-      <w:color w:val="404040" w:themeColor="text1" w:themeTint="BF"/>
-    </w:rPr>
-  </w:style>
-  <w:style w:type="character" w:styleId="000011" w:customStyle="1">
-    <w:name w:val="标题 6 字符"/>
-    <w:basedOn w:val="000018"/>
-    <w:link w:val="000010"/>
-    <w:uiPriority w:val="9"/>
-    <w:semiHidden w:val="1"/>
-    <w:rsid w:val="007370C8"/>
-    <w:rPr>
-      <w:rFonts w:cstheme="majorBidi"/>
-      <w:b w:val="1"/>
-      <w:bCs w:val="1"/>
-      <w:color w:val="0F4761" w:themeColor="accent1" w:themeShade="BF"/>
-    </w:rPr>
-  </w:style>
-  <w:style w:type="paragraph" w:styleId="000016">
-    <w:name w:val="heading 9"/>
-    <w:basedOn w:val="000005"/>
-    <w:next w:val="000005"/>
-    <w:link w:val="000017"/>
-    <w:uiPriority w:val="9"/>
-    <w:semiHidden w:val="1"/>
-    <w:unhideWhenUsed w:val="1"/>
-    <w:qFormat w:val="1"/>
-    <w:rsid w:val="007370C8"/>
-    <w:pPr>
-      <w:keepNext w:val="1"/>
-      <w:keepLines w:val="1"/>
-      <w:spacing w:after="0"/>
-      <w:outlineLvl w:val="8"/>
-    </w:pPr>
-    <w:rPr>
-      <w:rFonts w:eastAsiaTheme="majorEastAsia" w:cstheme="majorBidi"/>
-      <w:color w:val="595959" w:themeColor="text1" w:themeTint="A6"/>
-    </w:rPr>
-  </w:style>
-  <w:style w:type="character" w:styleId="000018" w:default="1">
-    <w:name w:val="Default Paragraph Font"/>
-    <w:uiPriority w:val="1"/>
-    <w:semiHidden w:val="1"/>
-    <w:unhideWhenUsed w:val="1"/>
-  </w:style>
-  <w:style w:type="character" w:styleId="000013" w:customStyle="1">
-    <w:name w:val="标题 7 字符"/>
-    <w:basedOn w:val="000018"/>
-    <w:link w:val="000012"/>
-    <w:uiPriority w:val="9"/>
-    <w:semiHidden w:val="1"/>
-    <w:rsid w:val="007370C8"/>
-    <w:rPr>
-      <w:rFonts w:cstheme="majorBidi"/>
-      <w:b w:val="1"/>
-      <w:bCs w:val="1"/>
-      <w:color w:val="595959" w:themeColor="text1" w:themeTint="A6"/>
-    </w:rPr>
-  </w:style>
-  <w:style w:type="character" w:styleId="000021" w:customStyle="1">
-    <w:name w:val="页眉 字符"/>
-    <w:basedOn w:val="000018"/>
-    <w:link w:val="000020"/>
-    <w:uiPriority w:val="99"/>
-    <w:rsid w:val="00F1537C"/>
-    <w:rPr>
-      <w:sz w:val="18"/>
-      <w:szCs w:val="18"/>
-    </w:rPr>
-  </w:style>
-  <w:style w:type="character" w:styleId="00002c" w:customStyle="1">
-    <w:name w:val="页脚 字符"/>
-    <w:basedOn w:val="000018"/>
-    <w:link w:val="00002b"/>
-    <w:uiPriority w:val="99"/>
-    <w:rsid w:val="00F1537C"/>
-    <w:rPr>
-      <w:sz w:val="18"/>
-      <w:szCs w:val="18"/>
     </w:rPr>
   </w:style>
 </w:styles>

--- a/Word/英雄酒馆_角色系统 v3.1.docx
+++ b/Word/英雄酒馆_角色系统 v3.1.docx
@@ -3594,6 +3594,7 @@
     <w:p>
       <w:pPr>
         <w:pStyle w:val="00001b"/>
+        <w:pBdr/>
         <w:ind w:firstLine="199" w:firstLineChars="83"/>
         <w:rPr>
           <w:rFonts w:hint="eastAsia"/>
@@ -3611,47 +3612,106 @@
           <w:spacing w:val="0"/>
           <w:u w:val="none"/>
         </w:rPr>
-        <w:t>3对话结束，恢复默认视角。</w:t>
-      </w:r>
-    </w:p>
-    <w:p>
-      <w:pPr>
-        <w:pStyle w:val="00001b"/>
+        <w:t>3）对话结束，恢复默认视角。</w:t>
+      </w:r>
+    </w:p>
+    <w:p>
+      <w:pPr>
+        <w:pStyle w:val="00001b"/>
+        <w:pBdr/>
+        <w:ind w:firstLine="199" w:firstLineChars="83"/>
+        <w:rPr>
+          <w:rFonts w:hint="eastAsia"/>
+          <w:i w:val="0"/>
+          <w:strike w:val="0"/>
+          <w:spacing w:val="0"/>
+          <w:u w:val="none"/>
+        </w:rPr>
+      </w:pPr>
+      <w:r>
+        <w:rPr>
+          <w:rFonts w:hint="eastAsia"/>
+          <w:i w:val="0"/>
+          <w:strike w:val="0"/>
+          <w:spacing w:val="0"/>
+          <w:u w:val="none"/>
+        </w:rPr>
+        <w:t>4）NPC对话框以悬浮窗口的形式显示在当前界面底部，居中。</w:t>
+      </w:r>
+    </w:p>
+    <w:p>
+      <w:pPr>
+        <w:pStyle w:val="00001b"/>
+        <w:pBdr>
+          <w:bottom/>
+        </w:pBdr>
+        <w:ind w:firstLine="199" w:firstLineChars="83"/>
+      </w:pPr>
+      <w:r>
+        <w:rPr>
+          <w:rFonts w:hint="eastAsia"/>
+          <w:i w:val="0"/>
+          <w:strike w:val="0"/>
+          <w:spacing w:val="0"/>
+          <w:u w:val="none"/>
+        </w:rPr>
+        <w:t>5）</w:t>
+      </w:r>
+      <w:r>
+        <w:rPr>
+          <w:rFonts w:hint="eastAsia"/>
+        </w:rPr>
+        <w:t>对话时将当前场景面静止然后置灰。</w:t>
+      </w:r>
+    </w:p>
+    <w:p>
+      <w:pPr>
+        <w:pStyle w:val="00001b"/>
+        <w:ind w:firstLine="199" w:firstLineChars="83"/>
+        <w:rPr>
+          <w:rFonts w:hint="eastAsia"/>
+          <w:i w:val="0"/>
+          <w:strike w:val="0"/>
+          <w:spacing w:val="0"/>
+          <w:u w:val="none"/>
+        </w:rPr>
+      </w:pPr>
+    </w:p>
+    <w:p>
+      <w:pPr>
+        <w:pStyle w:val="00001b"/>
+        <w:pBdr/>
         <w:ind w:firstLine="480"/>
       </w:pPr>
       <w:r>
-        <w:rPr>
-          <w:noProof w:val="1"/>
-        </w:rPr>
+        <w:rPr/>
         <w:drawing>
           <wp:inline distT="0" distB="0" distL="0" distR="0">
-            <wp:extent cx="4962525" cy="2166076"/>
-            <wp:effectExtent l="0" t="0" r="0" b="5715"/>
-            <wp:docPr id="5" name="图片 1"/>
-            <wp:cNvGraphicFramePr>
-              <a:graphicFrameLocks noChangeAspect="1"/>
-            </wp:cNvGraphicFramePr>
+            <wp:extent cx="6188710" cy="3485363"/>
+            <wp:effectExtent l="0" t="0" r="0" b="0"/>
+            <wp:docPr id="5" name="picture" descr="descript"/>
+            <wp:cNvGraphicFramePr/>
             <a:graphic>
               <a:graphicData uri="http://schemas.openxmlformats.org/drawingml/2006/picture">
                 <pic:pic>
                   <pic:nvPicPr>
-                    <pic:cNvPr id="6" name=""/>
+                    <pic:cNvPr id="6" name="picture" descr="descript"/>
                     <pic:cNvPicPr/>
                   </pic:nvPicPr>
-                  <pic:blipFill>
+                  <pic:blipFill rotWithShape="1">
                     <a:blip r:embed="rId8"/>
-                    <a:stretch>
-                      <a:fillRect/>
-                    </a:stretch>
+                    <a:srcRect/>
+                    <a:stretch/>
                   </pic:blipFill>
                   <pic:spPr>
                     <a:xfrm>
                       <a:off x="0" y="0"/>
-                      <a:ext cx="5013211" cy="2188200"/>
+                      <a:ext cx="6188710" cy="3485363"/>
                     </a:xfrm>
                     <a:prstGeom prst="rect">
                       <a:avLst/>
                     </a:prstGeom>
+                    <a:ln/>
                   </pic:spPr>
                 </pic:pic>
               </a:graphicData>
@@ -3659,6 +3719,19 @@
           </wp:inline>
         </w:drawing>
       </w:r>
+    </w:p>
+    <w:p>
+      <w:pPr>
+        <w:pStyle w:val="00001b"/>
+        <w:pBdr/>
+        <w:ind w:firstLine="480"/>
+      </w:pPr>
+    </w:p>
+    <w:p>
+      <w:pPr>
+        <w:pStyle w:val="00001b"/>
+        <w:ind w:firstLine="480"/>
+      </w:pPr>
     </w:p>
     <w:tbl>
       <w:tblPr>
@@ -3823,6 +3896,46 @@
                 <w:rFonts w:hint="eastAsia"/>
               </w:rPr>
               <w:t>点击与当前角色进行对话</w:t>
+            </w:r>
+          </w:p>
+        </w:tc>
+      </w:tr>
+      <w:tr>
+        <w:trPr>
+          <w:wBefore/>
+          <w:trHeight w:val="567"/>
+        </w:trPr>
+        <w:tc>
+          <w:tcPr>
+            <w:tcW w:w="1838" w:type="dxa"/>
+          </w:tcPr>
+          <w:p>
+            <w:pPr>
+              <w:pStyle w:val="000035"/>
+              <w:ind/>
+            </w:pPr>
+            <w:r>
+              <w:rPr>
+                <w:rFonts w:hint="eastAsia"/>
+              </w:rPr>
+              <w:t>04背景</w:t>
+            </w:r>
+          </w:p>
+        </w:tc>
+        <w:tc>
+          <w:tcPr>
+            <w:tcW w:w="7898" w:type="dxa"/>
+          </w:tcPr>
+          <w:p>
+            <w:pPr>
+              <w:pStyle w:val="000035"/>
+              <w:ind/>
+            </w:pPr>
+            <w:r>
+              <w:rPr>
+                <w:rFonts w:hint="eastAsia"/>
+              </w:rPr>
+              <w:t>对话时将当前界面的置灰场景</w:t>
             </w:r>
           </w:p>
         </w:tc>
@@ -5267,6 +5380,8 @@
     <w:p>
       <w:pPr>
         <w:pStyle w:val="00001b"/>
+        <w:pBdr/>
+        <w:ind/>
         <w:rPr>
           <w:rFonts w:hint="eastAsia"/>
         </w:rPr>
@@ -5276,6 +5391,20 @@
           <w:rFonts w:hint="eastAsia"/>
         </w:rPr>
         <w:t>4）同类物品拆分后，将其拖拽到同一个物品图标上重新归堆。</w:t>
+      </w:r>
+    </w:p>
+    <w:p>
+      <w:pPr>
+        <w:pStyle w:val="00001b"/>
+        <w:rPr>
+          <w:rFonts w:hint="eastAsia"/>
+        </w:rPr>
+      </w:pPr>
+      <w:r>
+        <w:rPr>
+          <w:rFonts w:hint="eastAsia"/>
+        </w:rPr>
+        <w:t>5）窗口以悬浮窗显示。</w:t>
       </w:r>
     </w:p>
     <w:p>
@@ -8213,7 +8342,7 @@
 
 <file path=word/footnotes.xml><?xml version="1.0" encoding="utf-8"?>
 <w:footnotes xmlns:w14="http://schemas.microsoft.com/office/word/2010/wordml" xmlns:w="http://schemas.openxmlformats.org/wordprocessingml/2006/main" xmlns:mc="http://schemas.openxmlformats.org/markup-compatibility/2006" mc:Ignorable="w14">
-  <w:footnote w:type="continuationSeparator" w:id="0">
+  <w:footnote w:type="continuationSeparator" w:id="1">
     <w:p>
       <w:pPr>
         <w:spacing w:after="0" w:line="240" w:lineRule="auto"/>
@@ -8223,7 +8352,7 @@
       </w:r>
     </w:p>
   </w:footnote>
-  <w:footnote w:type="separator" w:id="1">
+  <w:footnote w:type="separator" w:id="0">
     <w:p>
       <w:pPr>
         <w:spacing w:after="0" w:line="240" w:lineRule="auto"/>
@@ -8242,13 +8371,49 @@
     <w:nsid w:val="0ADA0656"/>
     <w:multiLevelType w:val="multilevel"/>
     <w:tmpl w:val="9A8C8A7E"/>
-    <w:lvl w:ilvl="7">
+    <w:lvl w:ilvl="6">
       <w:start w:val="1"/>
       <w:numFmt w:val="decimal"/>
-      <w:lvlText w:val="%1.%2.%3.%4.%5.%6.%7.%8"/>
+      <w:lvlText w:val="%1.%2.%3.%4.%5.%6.%7"/>
       <w:lvlJc w:val="left"/>
       <w:pPr>
         <w:ind w:left="1440" w:hanging="1440"/>
+      </w:pPr>
+      <w:rPr>
+        <w:rFonts w:hint="default"/>
+      </w:rPr>
+    </w:lvl>
+    <w:lvl w:ilvl="2">
+      <w:start w:val="1"/>
+      <w:numFmt w:val="decimal"/>
+      <w:lvlText w:val="%1.%2.%3"/>
+      <w:lvlJc w:val="left"/>
+      <w:pPr>
+        <w:ind w:left="720" w:hanging="720"/>
+      </w:pPr>
+      <w:rPr>
+        <w:rFonts w:hint="default"/>
+      </w:rPr>
+    </w:lvl>
+    <w:lvl w:ilvl="4">
+      <w:start w:val="1"/>
+      <w:numFmt w:val="decimal"/>
+      <w:lvlText w:val="%1.%2.%3.%4.%5"/>
+      <w:lvlJc w:val="left"/>
+      <w:pPr>
+        <w:ind w:left="1080" w:hanging="1080"/>
+      </w:pPr>
+      <w:rPr>
+        <w:rFonts w:hint="default"/>
+      </w:rPr>
+    </w:lvl>
+    <w:lvl w:ilvl="3">
+      <w:start w:val="1"/>
+      <w:numFmt w:val="decimal"/>
+      <w:lvlText w:val="%1.%2.%3.%4"/>
+      <w:lvlJc w:val="left"/>
+      <w:pPr>
+        <w:ind w:left="720" w:hanging="720"/>
       </w:pPr>
       <w:rPr>
         <w:rFonts w:hint="default"/>
@@ -8266,18 +8431,6 @@
         <w:rFonts w:hint="default"/>
       </w:rPr>
     </w:lvl>
-    <w:lvl w:ilvl="6">
-      <w:start w:val="1"/>
-      <w:numFmt w:val="decimal"/>
-      <w:lvlText w:val="%1.%2.%3.%4.%5.%6.%7"/>
-      <w:lvlJc w:val="left"/>
-      <w:pPr>
-        <w:ind w:left="1440" w:hanging="1440"/>
-      </w:pPr>
-      <w:rPr>
-        <w:rFonts w:hint="default"/>
-      </w:rPr>
-    </w:lvl>
     <w:lvl w:ilvl="0">
       <w:start w:val="1"/>
       <w:numFmt w:val="decimal"/>
@@ -8285,18 +8438,6 @@
       <w:lvlJc w:val="left"/>
       <w:pPr>
         <w:ind w:left="495" w:hanging="495"/>
-      </w:pPr>
-      <w:rPr>
-        <w:rFonts w:hint="default"/>
-      </w:rPr>
-    </w:lvl>
-    <w:lvl w:ilvl="2">
-      <w:start w:val="1"/>
-      <w:numFmt w:val="decimal"/>
-      <w:lvlText w:val="%1.%2.%3"/>
-      <w:lvlJc w:val="left"/>
-      <w:pPr>
-        <w:ind w:left="720" w:hanging="720"/>
       </w:pPr>
       <w:rPr>
         <w:rFonts w:hint="default"/>
@@ -8314,30 +8455,6 @@
         <w:rFonts w:hint="default"/>
       </w:rPr>
     </w:lvl>
-    <w:lvl w:ilvl="4">
-      <w:start w:val="1"/>
-      <w:numFmt w:val="decimal"/>
-      <w:lvlText w:val="%1.%2.%3.%4.%5"/>
-      <w:lvlJc w:val="left"/>
-      <w:pPr>
-        <w:ind w:left="1080" w:hanging="1080"/>
-      </w:pPr>
-      <w:rPr>
-        <w:rFonts w:hint="default"/>
-      </w:rPr>
-    </w:lvl>
-    <w:lvl w:ilvl="3">
-      <w:start w:val="1"/>
-      <w:numFmt w:val="decimal"/>
-      <w:lvlText w:val="%1.%2.%3.%4"/>
-      <w:lvlJc w:val="left"/>
-      <w:pPr>
-        <w:ind w:left="720" w:hanging="720"/>
-      </w:pPr>
-      <w:rPr>
-        <w:rFonts w:hint="default"/>
-      </w:rPr>
-    </w:lvl>
     <w:lvl w:ilvl="1">
       <w:start w:val="1"/>
       <w:numFmt w:val="decimal"/>
@@ -8345,6 +8462,18 @@
       <w:lvlJc w:val="left"/>
       <w:pPr>
         <w:ind w:left="495" w:hanging="495"/>
+      </w:pPr>
+      <w:rPr>
+        <w:rFonts w:hint="default"/>
+      </w:rPr>
+    </w:lvl>
+    <w:lvl w:ilvl="7">
+      <w:start w:val="1"/>
+      <w:numFmt w:val="decimal"/>
+      <w:lvlText w:val="%1.%2.%3.%4.%5.%6.%7.%8"/>
+      <w:lvlJc w:val="left"/>
+      <w:pPr>
+        <w:ind w:left="1440" w:hanging="1440"/>
       </w:pPr>
       <w:rPr>
         <w:rFonts w:hint="default"/>
@@ -8352,105 +8481,16 @@
     </w:lvl>
   </w:abstractNum>
   <w:abstractNum w:abstractNumId="1">
-    <w:nsid w:val="02373676"/>
-    <w:multiLevelType w:val="hybridMultilevel"/>
-    <w:tmpl w:val="0DFAA2FA"/>
-    <w:lvl w:ilvl="4" w:tplc="FFFFFFFF" w:tentative="1">
-      <w:start w:val="1"/>
-      <w:numFmt w:val="lowerLetter"/>
-      <w:lvlText w:val="%5)"/>
-      <w:lvlJc w:val="left"/>
-      <w:pPr>
-        <w:ind w:left="2200" w:hanging="440"/>
-      </w:pPr>
-    </w:lvl>
-    <w:lvl w:ilvl="2" w:tplc="FFFFFFFF" w:tentative="1">
-      <w:start w:val="1"/>
-      <w:numFmt w:val="lowerRoman"/>
-      <w:lvlText w:val="%3."/>
-      <w:lvlJc w:val="right"/>
-      <w:pPr>
-        <w:ind w:left="1320" w:hanging="440"/>
-      </w:pPr>
-    </w:lvl>
-    <w:lvl w:ilvl="5" w:tplc="FFFFFFFF" w:tentative="1">
-      <w:start w:val="1"/>
-      <w:numFmt w:val="lowerRoman"/>
-      <w:lvlText w:val="%6."/>
-      <w:lvlJc w:val="right"/>
-      <w:pPr>
-        <w:ind w:left="2640" w:hanging="440"/>
-      </w:pPr>
-    </w:lvl>
-    <w:lvl w:ilvl="8" w:tplc="9B92BE5A" w:tentative="1">
-      <w:start w:val="1"/>
-      <w:numFmt w:val="lowerRoman"/>
-      <w:lvlText w:val="%9."/>
-      <w:lvlJc w:val="right"/>
-      <w:pPr>
-        <w:ind w:left="3960" w:hanging="440"/>
-      </w:pPr>
-    </w:lvl>
-    <w:lvl w:ilvl="1" w:tplc="FFFFFFFF" w:tentative="1">
-      <w:start w:val="1"/>
-      <w:numFmt w:val="lowerLetter"/>
-      <w:lvlText w:val="%2)"/>
-      <w:lvlJc w:val="left"/>
-      <w:pPr>
-        <w:ind w:left="880" w:hanging="440"/>
-      </w:pPr>
-    </w:lvl>
-    <w:lvl w:ilvl="3" w:tplc="FFFFFFFF" w:tentative="1">
-      <w:start w:val="1"/>
-      <w:numFmt w:val="decimal"/>
-      <w:lvlText w:val="%4."/>
-      <w:lvlJc w:val="left"/>
-      <w:pPr>
-        <w:ind w:left="1760" w:hanging="440"/>
-      </w:pPr>
-    </w:lvl>
-    <w:lvl w:ilvl="7" w:tplc="04090019" w:tentative="1">
-      <w:start w:val="1"/>
-      <w:numFmt w:val="lowerLetter"/>
-      <w:lvlText w:val="%8)"/>
-      <w:lvlJc w:val="left"/>
-      <w:pPr>
-        <w:ind w:left="3520" w:hanging="440"/>
-      </w:pPr>
-    </w:lvl>
-    <w:lvl w:ilvl="6" w:tplc="FFFFFFFF" w:tentative="1">
-      <w:start w:val="1"/>
-      <w:numFmt w:val="decimal"/>
-      <w:lvlText w:val="%7."/>
-      <w:lvlJc w:val="left"/>
-      <w:pPr>
-        <w:ind w:left="3080" w:hanging="440"/>
-      </w:pPr>
-    </w:lvl>
-    <w:lvl w:ilvl="0" w:tplc="8D127266">
-      <w:start w:val="1"/>
-      <w:numFmt w:val="japaneseCounting"/>
-      <w:lvlText w:val="%1、"/>
-      <w:lvlJc w:val="left"/>
-      <w:pPr>
-        <w:ind w:left="810" w:hanging="810"/>
-      </w:pPr>
-      <w:rPr>
-        <w:rFonts w:hint="default"/>
-      </w:rPr>
-    </w:lvl>
-  </w:abstractNum>
-  <w:abstractNum w:abstractNumId="2">
     <w:nsid w:val="6043E523"/>
     <w:multiLevelType w:val="multilevel"/>
     <w:tmpl w:val="921E2168"/>
-    <w:lvl w:ilvl="4" w:tentative="1">
+    <w:lvl w:ilvl="8" w:tentative="1">
       <w:start w:val="1"/>
       <w:numFmt w:val="bullet"/>
-      <w:lvlText w:val=""/>
+      <w:lvlText w:val=""/>
       <w:lvlJc w:val="left"/>
       <w:pPr>
-        <w:ind w:left="3520" w:hanging="440"/>
+        <w:ind w:left="5280" w:hanging="440"/>
       </w:pPr>
       <w:rPr>
         <w:rFonts w:hint="default" w:ascii="Wingdings" w:hAnsi="Wingdings"/>
@@ -8469,6 +8509,30 @@
         <w:rFonts w:hint="default"/>
       </w:rPr>
     </w:lvl>
+    <w:lvl w:ilvl="2" w:tentative="1">
+      <w:start w:val="1"/>
+      <w:numFmt w:val="bullet"/>
+      <w:lvlText w:val=""/>
+      <w:lvlJc w:val="left"/>
+      <w:pPr>
+        <w:ind w:left="2640" w:hanging="440"/>
+      </w:pPr>
+      <w:rPr>
+        <w:rFonts w:hint="default" w:ascii="Wingdings" w:hAnsi="Wingdings"/>
+      </w:rPr>
+    </w:lvl>
+    <w:lvl w:ilvl="3" w:tentative="1">
+      <w:start w:val="1"/>
+      <w:numFmt w:val="bullet"/>
+      <w:lvlText w:val=""/>
+      <w:lvlJc w:val="left"/>
+      <w:pPr>
+        <w:ind w:left="3080" w:hanging="440"/>
+      </w:pPr>
+      <w:rPr>
+        <w:rFonts w:hint="default" w:ascii="Wingdings" w:hAnsi="Wingdings"/>
+      </w:rPr>
+    </w:lvl>
     <w:lvl w:ilvl="6" w:tentative="1">
       <w:start w:val="1"/>
       <w:numFmt w:val="bullet"/>
@@ -8493,6 +8557,18 @@
         <w:rFonts w:hint="default" w:ascii="Wingdings" w:hAnsi="Wingdings"/>
       </w:rPr>
     </w:lvl>
+    <w:lvl w:ilvl="5" w:tentative="1">
+      <w:start w:val="1"/>
+      <w:numFmt w:val="bullet"/>
+      <w:lvlText w:val=""/>
+      <w:lvlJc w:val="left"/>
+      <w:pPr>
+        <w:ind w:left="3960" w:hanging="440"/>
+      </w:pPr>
+      <w:rPr>
+        <w:rFonts w:hint="default" w:ascii="Wingdings" w:hAnsi="Wingdings"/>
+      </w:rPr>
+    </w:lvl>
     <w:lvl w:ilvl="7" w:tentative="1">
       <w:start w:val="1"/>
       <w:numFmt w:val="bullet"/>
@@ -8505,60 +8581,170 @@
         <w:rFonts w:hint="default" w:ascii="Wingdings" w:hAnsi="Wingdings"/>
       </w:rPr>
     </w:lvl>
-    <w:lvl w:ilvl="5" w:tentative="1">
+    <w:lvl w:ilvl="4" w:tentative="1">
       <w:start w:val="1"/>
       <w:numFmt w:val="bullet"/>
-      <w:lvlText w:val=""/>
+      <w:lvlText w:val=""/>
       <w:lvlJc w:val="left"/>
       <w:pPr>
-        <w:ind w:left="3960" w:hanging="440"/>
-      </w:pPr>
-      <w:rPr>
-        <w:rFonts w:hint="default" w:ascii="Wingdings" w:hAnsi="Wingdings"/>
-      </w:rPr>
-    </w:lvl>
-    <w:lvl w:ilvl="2" w:tentative="1">
-      <w:start w:val="1"/>
-      <w:numFmt w:val="bullet"/>
-      <w:lvlText w:val=""/>
-      <w:lvlJc w:val="left"/>
-      <w:pPr>
-        <w:ind w:left="2640" w:hanging="440"/>
-      </w:pPr>
-      <w:rPr>
-        <w:rFonts w:hint="default" w:ascii="Wingdings" w:hAnsi="Wingdings"/>
-      </w:rPr>
-    </w:lvl>
-    <w:lvl w:ilvl="8" w:tentative="1">
-      <w:start w:val="1"/>
-      <w:numFmt w:val="bullet"/>
-      <w:lvlText w:val=""/>
-      <w:lvlJc w:val="left"/>
-      <w:pPr>
-        <w:ind w:left="5280" w:hanging="440"/>
-      </w:pPr>
-      <w:rPr>
-        <w:rFonts w:hint="default" w:ascii="Wingdings" w:hAnsi="Wingdings"/>
-      </w:rPr>
-    </w:lvl>
-    <w:lvl w:ilvl="3" w:tentative="1">
-      <w:start w:val="1"/>
-      <w:numFmt w:val="bullet"/>
-      <w:lvlText w:val=""/>
-      <w:lvlJc w:val="left"/>
-      <w:pPr>
-        <w:ind w:left="3080" w:hanging="440"/>
+        <w:ind w:left="3520" w:hanging="440"/>
       </w:pPr>
       <w:rPr>
         <w:rFonts w:hint="default" w:ascii="Wingdings" w:hAnsi="Wingdings"/>
       </w:rPr>
     </w:lvl>
   </w:abstractNum>
+  <w:abstractNum w:abstractNumId="2">
+    <w:nsid w:val="02373676"/>
+    <w:multiLevelType w:val="hybridMultilevel"/>
+    <w:tmpl w:val="0DFAA2FA"/>
+    <w:lvl w:ilvl="1" w:tplc="FFFFFFFF" w:tentative="1">
+      <w:start w:val="1"/>
+      <w:numFmt w:val="lowerLetter"/>
+      <w:lvlText w:val="%2)"/>
+      <w:lvlJc w:val="left"/>
+      <w:pPr>
+        <w:ind w:left="880" w:hanging="440"/>
+      </w:pPr>
+    </w:lvl>
+    <w:lvl w:ilvl="8" w:tplc="9B92BE5A" w:tentative="1">
+      <w:start w:val="1"/>
+      <w:numFmt w:val="lowerRoman"/>
+      <w:lvlText w:val="%9."/>
+      <w:lvlJc w:val="right"/>
+      <w:pPr>
+        <w:ind w:left="3960" w:hanging="440"/>
+      </w:pPr>
+    </w:lvl>
+    <w:lvl w:ilvl="3" w:tplc="FFFFFFFF" w:tentative="1">
+      <w:start w:val="1"/>
+      <w:numFmt w:val="decimal"/>
+      <w:lvlText w:val="%4."/>
+      <w:lvlJc w:val="left"/>
+      <w:pPr>
+        <w:ind w:left="1760" w:hanging="440"/>
+      </w:pPr>
+    </w:lvl>
+    <w:lvl w:ilvl="5" w:tplc="FFFFFFFF" w:tentative="1">
+      <w:start w:val="1"/>
+      <w:numFmt w:val="lowerRoman"/>
+      <w:lvlText w:val="%6."/>
+      <w:lvlJc w:val="right"/>
+      <w:pPr>
+        <w:ind w:left="2640" w:hanging="440"/>
+      </w:pPr>
+    </w:lvl>
+    <w:lvl w:ilvl="6" w:tplc="FFFFFFFF" w:tentative="1">
+      <w:start w:val="1"/>
+      <w:numFmt w:val="decimal"/>
+      <w:lvlText w:val="%7."/>
+      <w:lvlJc w:val="left"/>
+      <w:pPr>
+        <w:ind w:left="3080" w:hanging="440"/>
+      </w:pPr>
+    </w:lvl>
+    <w:lvl w:ilvl="2" w:tplc="FFFFFFFF" w:tentative="1">
+      <w:start w:val="1"/>
+      <w:numFmt w:val="lowerRoman"/>
+      <w:lvlText w:val="%3."/>
+      <w:lvlJc w:val="right"/>
+      <w:pPr>
+        <w:ind w:left="1320" w:hanging="440"/>
+      </w:pPr>
+    </w:lvl>
+    <w:lvl w:ilvl="7" w:tplc="04090019" w:tentative="1">
+      <w:start w:val="1"/>
+      <w:numFmt w:val="lowerLetter"/>
+      <w:lvlText w:val="%8)"/>
+      <w:lvlJc w:val="left"/>
+      <w:pPr>
+        <w:ind w:left="3520" w:hanging="440"/>
+      </w:pPr>
+    </w:lvl>
+    <w:lvl w:ilvl="4" w:tplc="FFFFFFFF" w:tentative="1">
+      <w:start w:val="1"/>
+      <w:numFmt w:val="lowerLetter"/>
+      <w:lvlText w:val="%5)"/>
+      <w:lvlJc w:val="left"/>
+      <w:pPr>
+        <w:ind w:left="2200" w:hanging="440"/>
+      </w:pPr>
+    </w:lvl>
+    <w:lvl w:ilvl="0" w:tplc="8D127266">
+      <w:start w:val="1"/>
+      <w:numFmt w:val="japaneseCounting"/>
+      <w:lvlText w:val="%1、"/>
+      <w:lvlJc w:val="left"/>
+      <w:pPr>
+        <w:ind w:left="810" w:hanging="810"/>
+      </w:pPr>
+      <w:rPr>
+        <w:rFonts w:hint="default"/>
+      </w:rPr>
+    </w:lvl>
+  </w:abstractNum>
   <w:abstractNum w:abstractNumId="3">
-    <w:nsid w:val="08E73746"/>
+    <w:nsid w:val="679D386B"/>
     <w:multiLevelType w:val="hybridMultilevel"/>
-    <w:tmpl w:val="E4F677C8"/>
-    <w:lvl w:ilvl="5" w:tplc="6E86A5D6" w:tentative="1">
+    <w:tmpl w:val="666216EA"/>
+    <w:lvl w:ilvl="3" w:tplc="EDB26D62" w:tentative="1">
+      <w:start w:val="1"/>
+      <w:numFmt w:val="decimal"/>
+      <w:lvlText w:val="%4."/>
+      <w:lvlJc w:val="left"/>
+      <w:pPr>
+        <w:ind w:left="2240" w:hanging="440"/>
+      </w:pPr>
+    </w:lvl>
+    <w:lvl w:ilvl="6" w:tplc="D6F0605E" w:tentative="1">
+      <w:start w:val="1"/>
+      <w:numFmt w:val="decimal"/>
+      <w:lvlText w:val="%7."/>
+      <w:lvlJc w:val="left"/>
+      <w:pPr>
+        <w:ind w:left="3560" w:hanging="440"/>
+      </w:pPr>
+    </w:lvl>
+    <w:lvl w:ilvl="1" w:tplc="04090019" w:tentative="1">
+      <w:start w:val="1"/>
+      <w:numFmt w:val="lowerLetter"/>
+      <w:lvlText w:val="%2)"/>
+      <w:lvlJc w:val="left"/>
+      <w:pPr>
+        <w:ind w:left="1360" w:hanging="440"/>
+      </w:pPr>
+    </w:lvl>
+    <w:lvl w:ilvl="0" w:tplc="E1C040C6">
+      <w:start w:val="1"/>
+      <w:numFmt w:val="decimal"/>
+      <w:lvlText w:val="%1）"/>
+      <w:lvlJc w:val="left"/>
+      <w:pPr>
+        <w:ind w:left="840" w:hanging="360"/>
+      </w:pPr>
+      <w:rPr>
+        <w:rFonts w:hint="default"/>
+      </w:rPr>
+    </w:lvl>
+    <w:lvl w:ilvl="8" w:tplc="31B2FF70" w:tentative="1">
+      <w:start w:val="1"/>
+      <w:numFmt w:val="lowerRoman"/>
+      <w:lvlText w:val="%9."/>
+      <w:lvlJc w:val="right"/>
+      <w:pPr>
+        <w:ind w:left="4440" w:hanging="440"/>
+      </w:pPr>
+    </w:lvl>
+    <w:lvl w:ilvl="4" w:tplc="C0AAF486" w:tentative="1">
+      <w:start w:val="1"/>
+      <w:numFmt w:val="lowerLetter"/>
+      <w:lvlText w:val="%5)"/>
+      <w:lvlJc w:val="left"/>
+      <w:pPr>
+        <w:ind w:left="2680" w:hanging="440"/>
+      </w:pPr>
+    </w:lvl>
+    <w:lvl w:ilvl="5" w:tplc="5282D116" w:tentative="1">
       <w:start w:val="1"/>
       <w:numFmt w:val="lowerRoman"/>
       <w:lvlText w:val="%6."/>
@@ -8576,13 +8762,36 @@
         <w:ind w:left="1800" w:hanging="440"/>
       </w:pPr>
     </w:lvl>
-    <w:lvl w:ilvl="3" w:tplc="D8FA660A" w:tentative="1">
+    <w:lvl w:ilvl="7" w:tplc="8656197C" w:tentative="1">
       <w:start w:val="1"/>
-      <w:numFmt w:val="decimal"/>
-      <w:lvlText w:val="%4."/>
+      <w:numFmt w:val="lowerLetter"/>
+      <w:lvlText w:val="%8)"/>
       <w:lvlJc w:val="left"/>
       <w:pPr>
-        <w:ind w:left="2240" w:hanging="440"/>
+        <w:ind w:left="4000" w:hanging="440"/>
+      </w:pPr>
+    </w:lvl>
+  </w:abstractNum>
+  <w:abstractNum w:abstractNumId="4">
+    <w:nsid w:val="08E73746"/>
+    <w:multiLevelType w:val="hybridMultilevel"/>
+    <w:tmpl w:val="E4F677C8"/>
+    <w:lvl w:ilvl="8" w:tplc="7FB6E1B6" w:tentative="1">
+      <w:start w:val="1"/>
+      <w:numFmt w:val="lowerRoman"/>
+      <w:lvlText w:val="%9."/>
+      <w:lvlJc w:val="right"/>
+      <w:pPr>
+        <w:ind w:left="4440" w:hanging="440"/>
+      </w:pPr>
+    </w:lvl>
+    <w:lvl w:ilvl="1" w:tplc="04090019" w:tentative="1">
+      <w:start w:val="1"/>
+      <w:numFmt w:val="lowerLetter"/>
+      <w:lvlText w:val="%2)"/>
+      <w:lvlJc w:val="left"/>
+      <w:pPr>
+        <w:ind w:left="1360" w:hanging="440"/>
       </w:pPr>
     </w:lvl>
     <w:lvl w:ilvl="7" w:tplc="3884937C" w:tentative="1">
@@ -8594,6 +8803,36 @@
         <w:ind w:left="4000" w:hanging="440"/>
       </w:pPr>
     </w:lvl>
+    <w:lvl w:ilvl="6" w:tplc="AADA06EE" w:tentative="1">
+      <w:start w:val="1"/>
+      <w:numFmt w:val="decimal"/>
+      <w:lvlText w:val="%7."/>
+      <w:lvlJc w:val="left"/>
+      <w:pPr>
+        <w:ind w:left="3560" w:hanging="440"/>
+      </w:pPr>
+    </w:lvl>
+    <w:lvl w:ilvl="0" w:tplc="A536B532">
+      <w:start w:val="1"/>
+      <w:numFmt w:val="decimal"/>
+      <w:lvlText w:val="%1）"/>
+      <w:lvlJc w:val="left"/>
+      <w:pPr>
+        <w:ind w:left="840" w:hanging="360"/>
+      </w:pPr>
+      <w:rPr>
+        <w:rFonts w:hint="default"/>
+      </w:rPr>
+    </w:lvl>
+    <w:lvl w:ilvl="3" w:tplc="D8FA660A" w:tentative="1">
+      <w:start w:val="1"/>
+      <w:numFmt w:val="decimal"/>
+      <w:lvlText w:val="%4."/>
+      <w:lvlJc w:val="left"/>
+      <w:pPr>
+        <w:ind w:left="2240" w:hanging="440"/>
+      </w:pPr>
+    </w:lvl>
     <w:lvl w:ilvl="4" w:tplc="0400B370" w:tentative="1">
       <w:start w:val="1"/>
       <w:numFmt w:val="lowerLetter"/>
@@ -8603,7 +8842,84 @@
         <w:ind w:left="2680" w:hanging="440"/>
       </w:pPr>
     </w:lvl>
-    <w:lvl w:ilvl="0" w:tplc="A536B532">
+    <w:lvl w:ilvl="5" w:tplc="6E86A5D6" w:tentative="1">
+      <w:start w:val="1"/>
+      <w:numFmt w:val="lowerRoman"/>
+      <w:lvlText w:val="%6."/>
+      <w:lvlJc w:val="right"/>
+      <w:pPr>
+        <w:ind w:left="3120" w:hanging="440"/>
+      </w:pPr>
+    </w:lvl>
+    <w:lvl w:ilvl="2" w:tplc="0409001B" w:tentative="1">
+      <w:start w:val="1"/>
+      <w:numFmt w:val="lowerRoman"/>
+      <w:lvlText w:val="%3."/>
+      <w:lvlJc w:val="right"/>
+      <w:pPr>
+        <w:ind w:left="1800" w:hanging="440"/>
+      </w:pPr>
+    </w:lvl>
+  </w:abstractNum>
+  <w:abstractNum w:abstractNumId="5">
+    <w:nsid w:val="36633706"/>
+    <w:multiLevelType w:val="hybridMultilevel"/>
+    <w:tmpl w:val="0A2EDB78"/>
+    <w:lvl w:ilvl="3" w:tplc="B7EE9CB4" w:tentative="1">
+      <w:start w:val="1"/>
+      <w:numFmt w:val="decimal"/>
+      <w:lvlText w:val="%4."/>
+      <w:lvlJc w:val="left"/>
+      <w:pPr>
+        <w:ind w:left="2240" w:hanging="440"/>
+      </w:pPr>
+    </w:lvl>
+    <w:lvl w:ilvl="8" w:tplc="FB22E8E8" w:tentative="1">
+      <w:start w:val="1"/>
+      <w:numFmt w:val="lowerRoman"/>
+      <w:lvlText w:val="%9."/>
+      <w:lvlJc w:val="right"/>
+      <w:pPr>
+        <w:ind w:left="4440" w:hanging="440"/>
+      </w:pPr>
+    </w:lvl>
+    <w:lvl w:ilvl="6" w:tplc="26F27A22" w:tentative="1">
+      <w:start w:val="1"/>
+      <w:numFmt w:val="decimal"/>
+      <w:lvlText w:val="%7."/>
+      <w:lvlJc w:val="left"/>
+      <w:pPr>
+        <w:ind w:left="3560" w:hanging="440"/>
+      </w:pPr>
+    </w:lvl>
+    <w:lvl w:ilvl="7" w:tplc="D2DE356C" w:tentative="1">
+      <w:start w:val="1"/>
+      <w:numFmt w:val="lowerLetter"/>
+      <w:lvlText w:val="%8)"/>
+      <w:lvlJc w:val="left"/>
+      <w:pPr>
+        <w:ind w:left="4000" w:hanging="440"/>
+      </w:pPr>
+    </w:lvl>
+    <w:lvl w:ilvl="2" w:tplc="1EF4E996" w:tentative="1">
+      <w:start w:val="1"/>
+      <w:numFmt w:val="lowerRoman"/>
+      <w:lvlText w:val="%3."/>
+      <w:lvlJc w:val="right"/>
+      <w:pPr>
+        <w:ind w:left="1800" w:hanging="440"/>
+      </w:pPr>
+    </w:lvl>
+    <w:lvl w:ilvl="4" w:tplc="35402120" w:tentative="1">
+      <w:start w:val="1"/>
+      <w:numFmt w:val="lowerLetter"/>
+      <w:lvlText w:val="%5)"/>
+      <w:lvlJc w:val="left"/>
+      <w:pPr>
+        <w:ind w:left="2680" w:hanging="440"/>
+      </w:pPr>
+    </w:lvl>
+    <w:lvl w:ilvl="0" w:tplc="F92A4FF6">
       <w:start w:val="1"/>
       <w:numFmt w:val="decimal"/>
       <w:lvlText w:val="%1）"/>
@@ -8624,66 +8940,27 @@
         <w:ind w:left="1360" w:hanging="440"/>
       </w:pPr>
     </w:lvl>
-    <w:lvl w:ilvl="6" w:tplc="AADA06EE" w:tentative="1">
-      <w:start w:val="1"/>
-      <w:numFmt w:val="decimal"/>
-      <w:lvlText w:val="%7."/>
-      <w:lvlJc w:val="left"/>
-      <w:pPr>
-        <w:ind w:left="3560" w:hanging="440"/>
-      </w:pPr>
-    </w:lvl>
-    <w:lvl w:ilvl="8" w:tplc="7FB6E1B6" w:tentative="1">
+    <w:lvl w:ilvl="5" w:tplc="4058BE9E" w:tentative="1">
       <w:start w:val="1"/>
       <w:numFmt w:val="lowerRoman"/>
-      <w:lvlText w:val="%9."/>
+      <w:lvlText w:val="%6."/>
       <w:lvlJc w:val="right"/>
       <w:pPr>
-        <w:ind w:left="4440" w:hanging="440"/>
+        <w:ind w:left="3120" w:hanging="440"/>
       </w:pPr>
     </w:lvl>
   </w:abstractNum>
-  <w:abstractNum w:abstractNumId="4">
-    <w:nsid w:val="679D386B"/>
+  <w:abstractNum w:abstractNumId="6">
+    <w:nsid w:val="56B40CB7"/>
     <w:multiLevelType w:val="hybridMultilevel"/>
-    <w:tmpl w:val="666216EA"/>
-    <w:lvl w:ilvl="2" w:tplc="0409001B" w:tentative="1">
+    <w:tmpl w:val="4AA63836"/>
+    <w:lvl w:ilvl="4" w:tplc="4B94CF14" w:tentative="1">
       <w:start w:val="1"/>
-      <w:numFmt w:val="lowerRoman"/>
-      <w:lvlText w:val="%3."/>
-      <w:lvlJc w:val="right"/>
-      <w:pPr>
-        <w:ind w:left="1800" w:hanging="440"/>
-      </w:pPr>
-    </w:lvl>
-    <w:lvl w:ilvl="3" w:tplc="EDB26D62" w:tentative="1">
-      <w:start w:val="1"/>
-      <w:numFmt w:val="decimal"/>
-      <w:lvlText w:val="%4."/>
+      <w:numFmt w:val="lowerLetter"/>
+      <w:lvlText w:val="%5)"/>
       <w:lvlJc w:val="left"/>
       <w:pPr>
-        <w:ind w:left="2240" w:hanging="440"/>
-      </w:pPr>
-    </w:lvl>
-    <w:lvl w:ilvl="0" w:tplc="E1C040C6">
-      <w:start w:val="1"/>
-      <w:numFmt w:val="decimal"/>
-      <w:lvlText w:val="%1）"/>
-      <w:lvlJc w:val="left"/>
-      <w:pPr>
-        <w:ind w:left="840" w:hanging="360"/>
-      </w:pPr>
-      <w:rPr>
-        <w:rFonts w:hint="default"/>
-      </w:rPr>
-    </w:lvl>
-    <w:lvl w:ilvl="6" w:tplc="D6F0605E" w:tentative="1">
-      <w:start w:val="1"/>
-      <w:numFmt w:val="decimal"/>
-      <w:lvlText w:val="%7."/>
-      <w:lvlJc w:val="left"/>
-      <w:pPr>
-        <w:ind w:left="3560" w:hanging="440"/>
+        <w:ind w:left="2680" w:hanging="440"/>
       </w:pPr>
     </w:lvl>
     <w:lvl w:ilvl="1" w:tplc="04090019" w:tentative="1">
@@ -8695,143 +8972,22 @@
         <w:ind w:left="1360" w:hanging="440"/>
       </w:pPr>
     </w:lvl>
-    <w:lvl w:ilvl="4" w:tplc="C0AAF486" w:tentative="1">
+    <w:lvl w:ilvl="8" w:tplc="CB540328" w:tentative="1">
       <w:start w:val="1"/>
-      <w:numFmt w:val="lowerLetter"/>
-      <w:lvlText w:val="%5)"/>
-      <w:lvlJc w:val="left"/>
-      <w:pPr>
-        <w:ind w:left="2680" w:hanging="440"/>
+      <w:numFmt w:val="lowerRoman"/>
+      <w:lvlText w:val="%9."/>
+      <w:lvlJc w:val="right"/>
+      <w:pPr>
+        <w:ind w:left="4440" w:hanging="440"/>
       </w:pPr>
     </w:lvl>
-    <w:lvl w:ilvl="7" w:tplc="8656197C" w:tentative="1">
-      <w:start w:val="1"/>
-      <w:numFmt w:val="lowerLetter"/>
-      <w:lvlText w:val="%8)"/>
-      <w:lvlJc w:val="left"/>
-      <w:pPr>
-        <w:ind w:left="4000" w:hanging="440"/>
-      </w:pPr>
-    </w:lvl>
-    <w:lvl w:ilvl="5" w:tplc="5282D116" w:tentative="1">
+    <w:lvl w:ilvl="5" w:tplc="C6C0500C" w:tentative="1">
       <w:start w:val="1"/>
       <w:numFmt w:val="lowerRoman"/>
       <w:lvlText w:val="%6."/>
       <w:lvlJc w:val="right"/>
       <w:pPr>
         <w:ind w:left="3120" w:hanging="440"/>
-      </w:pPr>
-    </w:lvl>
-    <w:lvl w:ilvl="8" w:tplc="31B2FF70" w:tentative="1">
-      <w:start w:val="1"/>
-      <w:numFmt w:val="lowerRoman"/>
-      <w:lvlText w:val="%9."/>
-      <w:lvlJc w:val="right"/>
-      <w:pPr>
-        <w:ind w:left="4440" w:hanging="440"/>
-      </w:pPr>
-    </w:lvl>
-  </w:abstractNum>
-  <w:abstractNum w:abstractNumId="5">
-    <w:nsid w:val="36633706"/>
-    <w:multiLevelType w:val="hybridMultilevel"/>
-    <w:tmpl w:val="0A2EDB78"/>
-    <w:lvl w:ilvl="5" w:tplc="4058BE9E" w:tentative="1">
-      <w:start w:val="1"/>
-      <w:numFmt w:val="lowerRoman"/>
-      <w:lvlText w:val="%6."/>
-      <w:lvlJc w:val="right"/>
-      <w:pPr>
-        <w:ind w:left="3120" w:hanging="440"/>
-      </w:pPr>
-    </w:lvl>
-    <w:lvl w:ilvl="6" w:tplc="26F27A22" w:tentative="1">
-      <w:start w:val="1"/>
-      <w:numFmt w:val="decimal"/>
-      <w:lvlText w:val="%7."/>
-      <w:lvlJc w:val="left"/>
-      <w:pPr>
-        <w:ind w:left="3560" w:hanging="440"/>
-      </w:pPr>
-    </w:lvl>
-    <w:lvl w:ilvl="8" w:tplc="FB22E8E8" w:tentative="1">
-      <w:start w:val="1"/>
-      <w:numFmt w:val="lowerRoman"/>
-      <w:lvlText w:val="%9."/>
-      <w:lvlJc w:val="right"/>
-      <w:pPr>
-        <w:ind w:left="4440" w:hanging="440"/>
-      </w:pPr>
-    </w:lvl>
-    <w:lvl w:ilvl="3" w:tplc="B7EE9CB4" w:tentative="1">
-      <w:start w:val="1"/>
-      <w:numFmt w:val="decimal"/>
-      <w:lvlText w:val="%4."/>
-      <w:lvlJc w:val="left"/>
-      <w:pPr>
-        <w:ind w:left="2240" w:hanging="440"/>
-      </w:pPr>
-    </w:lvl>
-    <w:lvl w:ilvl="7" w:tplc="D2DE356C" w:tentative="1">
-      <w:start w:val="1"/>
-      <w:numFmt w:val="lowerLetter"/>
-      <w:lvlText w:val="%8)"/>
-      <w:lvlJc w:val="left"/>
-      <w:pPr>
-        <w:ind w:left="4000" w:hanging="440"/>
-      </w:pPr>
-    </w:lvl>
-    <w:lvl w:ilvl="0" w:tplc="F92A4FF6">
-      <w:start w:val="1"/>
-      <w:numFmt w:val="decimal"/>
-      <w:lvlText w:val="%1）"/>
-      <w:lvlJc w:val="left"/>
-      <w:pPr>
-        <w:ind w:left="840" w:hanging="360"/>
-      </w:pPr>
-      <w:rPr>
-        <w:rFonts w:hint="default"/>
-      </w:rPr>
-    </w:lvl>
-    <w:lvl w:ilvl="1" w:tplc="04090019" w:tentative="1">
-      <w:start w:val="1"/>
-      <w:numFmt w:val="lowerLetter"/>
-      <w:lvlText w:val="%2)"/>
-      <w:lvlJc w:val="left"/>
-      <w:pPr>
-        <w:ind w:left="1360" w:hanging="440"/>
-      </w:pPr>
-    </w:lvl>
-    <w:lvl w:ilvl="2" w:tplc="1EF4E996" w:tentative="1">
-      <w:start w:val="1"/>
-      <w:numFmt w:val="lowerRoman"/>
-      <w:lvlText w:val="%3."/>
-      <w:lvlJc w:val="right"/>
-      <w:pPr>
-        <w:ind w:left="1800" w:hanging="440"/>
-      </w:pPr>
-    </w:lvl>
-    <w:lvl w:ilvl="4" w:tplc="35402120" w:tentative="1">
-      <w:start w:val="1"/>
-      <w:numFmt w:val="lowerLetter"/>
-      <w:lvlText w:val="%5)"/>
-      <w:lvlJc w:val="left"/>
-      <w:pPr>
-        <w:ind w:left="2680" w:hanging="440"/>
-      </w:pPr>
-    </w:lvl>
-  </w:abstractNum>
-  <w:abstractNum w:abstractNumId="6">
-    <w:nsid w:val="56B40CB7"/>
-    <w:multiLevelType w:val="hybridMultilevel"/>
-    <w:tmpl w:val="4AA63836"/>
-    <w:lvl w:ilvl="6" w:tplc="342C0738" w:tentative="1">
-      <w:start w:val="1"/>
-      <w:numFmt w:val="decimal"/>
-      <w:lvlText w:val="%7."/>
-      <w:lvlJc w:val="left"/>
-      <w:pPr>
-        <w:ind w:left="3560" w:hanging="440"/>
       </w:pPr>
     </w:lvl>
     <w:lvl w:ilvl="0" w:tplc="BEF40AE4">
@@ -8846,15 +9002,6 @@
         <w:rFonts w:hint="default"/>
       </w:rPr>
     </w:lvl>
-    <w:lvl w:ilvl="5" w:tplc="C6C0500C" w:tentative="1">
-      <w:start w:val="1"/>
-      <w:numFmt w:val="lowerRoman"/>
-      <w:lvlText w:val="%6."/>
-      <w:lvlJc w:val="right"/>
-      <w:pPr>
-        <w:ind w:left="3120" w:hanging="440"/>
-      </w:pPr>
-    </w:lvl>
     <w:lvl w:ilvl="7" w:tplc="57888438" w:tentative="1">
       <w:start w:val="1"/>
       <w:numFmt w:val="lowerLetter"/>
@@ -8862,6 +9009,15 @@
       <w:lvlJc w:val="left"/>
       <w:pPr>
         <w:ind w:left="4000" w:hanging="440"/>
+      </w:pPr>
+    </w:lvl>
+    <w:lvl w:ilvl="6" w:tplc="342C0738" w:tentative="1">
+      <w:start w:val="1"/>
+      <w:numFmt w:val="decimal"/>
+      <w:lvlText w:val="%7."/>
+      <w:lvlJc w:val="left"/>
+      <w:pPr>
+        <w:ind w:left="3560" w:hanging="440"/>
       </w:pPr>
     </w:lvl>
     <w:lvl w:ilvl="2" w:tplc="FFFFFFFF" w:tentative="1">
@@ -8873,33 +9029,6 @@
         <w:ind w:left="1800" w:hanging="440"/>
       </w:pPr>
     </w:lvl>
-    <w:lvl w:ilvl="1" w:tplc="04090019" w:tentative="1">
-      <w:start w:val="1"/>
-      <w:numFmt w:val="lowerLetter"/>
-      <w:lvlText w:val="%2)"/>
-      <w:lvlJc w:val="left"/>
-      <w:pPr>
-        <w:ind w:left="1360" w:hanging="440"/>
-      </w:pPr>
-    </w:lvl>
-    <w:lvl w:ilvl="4" w:tplc="4B94CF14" w:tentative="1">
-      <w:start w:val="1"/>
-      <w:numFmt w:val="lowerLetter"/>
-      <w:lvlText w:val="%5)"/>
-      <w:lvlJc w:val="left"/>
-      <w:pPr>
-        <w:ind w:left="2680" w:hanging="440"/>
-      </w:pPr>
-    </w:lvl>
-    <w:lvl w:ilvl="8" w:tplc="CB540328" w:tentative="1">
-      <w:start w:val="1"/>
-      <w:numFmt w:val="lowerRoman"/>
-      <w:lvlText w:val="%9."/>
-      <w:lvlJc w:val="right"/>
-      <w:pPr>
-        <w:ind w:left="4440" w:hanging="440"/>
-      </w:pPr>
-    </w:lvl>
     <w:lvl w:ilvl="3" w:tplc="0409000F" w:tentative="1">
       <w:start w:val="1"/>
       <w:numFmt w:val="decimal"/>
@@ -8910,23 +9039,23 @@
       </w:pPr>
     </w:lvl>
   </w:abstractNum>
+  <w:num w:numId="6">
+    <w:abstractNumId w:val="4"/>
+  </w:num>
+  <w:num w:numId="3">
+    <w:abstractNumId w:val="6"/>
+  </w:num>
+  <w:num w:numId="5">
+    <w:abstractNumId w:val="3"/>
+  </w:num>
   <w:num w:numId="1">
-    <w:abstractNumId w:val="1"/>
+    <w:abstractNumId w:val="2"/>
   </w:num>
   <w:num w:numId="2">
     <w:abstractNumId w:val="0"/>
   </w:num>
-  <w:num w:numId="5">
-    <w:abstractNumId w:val="4"/>
-  </w:num>
-  <w:num w:numId="6">
-    <w:abstractNumId w:val="3"/>
-  </w:num>
   <w:num w:numId="4">
     <w:abstractNumId w:val="5"/>
-  </w:num>
-  <w:num w:numId="3">
-    <w:abstractNumId w:val="6"/>
   </w:num>
 </w:numbering>
 </file>
@@ -8951,393 +9080,424 @@
     </w:pPrDefault>
   </w:docDefaults>
   <w:latentStyles w:defLockedState="0" w:defUIPriority="99" w:defSemiHidden="0" w:defUnhideWhenUsed="0" w:defQFormat="0" w:count="376">
+    <w:lsdException w:name="HTML Variable" w:semiHidden="1" w:unhideWhenUsed="1"/>
+    <w:lsdException w:name="Light Shading Accent 5" w:uiPriority="60"/>
+    <w:lsdException w:name="Medium List 2 Accent 5" w:uiPriority="66"/>
+    <w:lsdException w:name="Outline List 2" w:semiHidden="1" w:unhideWhenUsed="1"/>
+    <w:lsdException w:name="Hyperlink" w:semiHidden="1" w:unhideWhenUsed="1"/>
+    <w:lsdException w:name="Grid Table 5 Dark Accent 6" w:uiPriority="50"/>
+    <w:lsdException w:name="Medium Shading 2" w:uiPriority="64"/>
+    <w:lsdException w:name="Grid Table 2 Accent 6" w:uiPriority="47"/>
+    <w:lsdException w:name="Grid Table 6 Colorful Accent 5" w:uiPriority="51"/>
+    <w:lsdException w:name="Grid Table 7 Colorful Accent 6" w:uiPriority="52"/>
+    <w:lsdException w:name="toc 8" w:uiPriority="39" w:semiHidden="1" w:unhideWhenUsed="1"/>
+    <w:lsdException w:name="List Bullet 2" w:semiHidden="1" w:unhideWhenUsed="1"/>
+    <w:lsdException w:name="Medium Shading 2 Accent 3" w:uiPriority="64"/>
+    <w:lsdException w:name="Table Subtle 2" w:semiHidden="1" w:unhideWhenUsed="1"/>
+    <w:lsdException w:name="annotation subject" w:semiHidden="1" w:unhideWhenUsed="1"/>
+    <w:lsdException w:name="footnote reference" w:semiHidden="1" w:unhideWhenUsed="1"/>
+    <w:lsdException w:name="No List" w:semiHidden="1" w:unhideWhenUsed="1"/>
+    <w:lsdException w:name="HTML Bottom of Form" w:semiHidden="1" w:unhideWhenUsed="1"/>
+    <w:lsdException w:name="Medium Grid 3 Accent 5" w:uiPriority="69"/>
+    <w:lsdException w:name="Note Heading" w:semiHidden="1" w:unhideWhenUsed="1"/>
+    <w:lsdException w:name="List Table 2" w:uiPriority="47"/>
+    <w:lsdException w:name="List Table 6 Colorful Accent 2" w:uiPriority="51"/>
+    <w:lsdException w:name="HTML Keyboard" w:semiHidden="1" w:unhideWhenUsed="1"/>
+    <w:lsdException w:name="Medium Shading 1 Accent 5" w:uiPriority="63"/>
+    <w:lsdException w:name="Table Grid 5" w:semiHidden="1" w:unhideWhenUsed="1"/>
+    <w:lsdException w:name="Colorful Grid Accent 5" w:uiPriority="73"/>
+    <w:lsdException w:name="List Continue 3" w:semiHidden="1" w:unhideWhenUsed="1"/>
+    <w:lsdException w:name="Medium Grid 3 Accent 4" w:uiPriority="69"/>
+    <w:lsdException w:name="Light Grid" w:uiPriority="62"/>
+    <w:lsdException w:name="List Table 2 Accent 6" w:uiPriority="47"/>
+    <w:lsdException w:name="List Table 3 Accent 1" w:uiPriority="48"/>
+    <w:lsdException w:name="Medium Grid 1 Accent 3" w:uiPriority="67"/>
+    <w:lsdException w:name="Medium Grid 3 Accent 2" w:uiPriority="69"/>
+    <w:lsdException w:name="TOC Heading" w:uiPriority="39" w:semiHidden="1" w:unhideWhenUsed="1" w:qFormat="1"/>
+    <w:lsdException w:name="Table Colorful 2" w:semiHidden="1" w:unhideWhenUsed="1"/>
+    <w:lsdException w:name="List Table 3 Accent 3" w:uiPriority="48"/>
+    <w:lsdException w:name="Grid Table 5 Dark Accent 3" w:uiPriority="50"/>
+    <w:lsdException w:name="index 3" w:semiHidden="1" w:unhideWhenUsed="1"/>
+    <w:lsdException w:name="Subtle Emphasis" w:uiPriority="19" w:qFormat="1"/>
+    <w:lsdException w:name="List Table 7 Colorful Accent 1" w:uiPriority="52"/>
+    <w:lsdException w:name="Default Paragraph Font" w:uiPriority="1" w:semiHidden="1" w:unhideWhenUsed="1"/>
+    <w:lsdException w:name="Medium Grid 1 Accent 5" w:uiPriority="67"/>
+    <w:lsdException w:name="Medium Grid 3 Accent 1" w:uiPriority="69"/>
+    <w:lsdException w:name="Medium Shading 2 Accent 1" w:uiPriority="64"/>
+    <w:lsdException w:name="List Table 6 Colorful Accent 3" w:uiPriority="51"/>
+    <w:lsdException w:name="Plain Table 1" w:uiPriority="41"/>
+    <w:lsdException w:name="List Table 5 Dark Accent 5" w:uiPriority="50"/>
+    <w:lsdException w:name="Strong" w:uiPriority="22" w:qFormat="1"/>
+    <w:lsdException w:name="Colorful Shading Accent 4" w:uiPriority="71"/>
+    <w:lsdException w:name="Light Grid Accent 4" w:uiPriority="62"/>
+    <w:lsdException w:name="Table Theme" w:semiHidden="1" w:unhideWhenUsed="1"/>
+    <w:lsdException w:name="Normal Indent" w:semiHidden="1" w:unhideWhenUsed="1"/>
     <w:lsdException w:name="HTML Address" w:semiHidden="1" w:unhideWhenUsed="1"/>
+    <w:lsdException w:name="Smart Hyperlink" w:semiHidden="1" w:unhideWhenUsed="1"/>
+    <w:lsdException w:name="Medium List 2 Accent 4" w:uiPriority="66"/>
+    <w:lsdException w:name="Medium List 2 Accent 6" w:uiPriority="66"/>
+    <w:lsdException w:name="Table Colorful 3" w:semiHidden="1" w:unhideWhenUsed="1"/>
+    <w:lsdException w:name="toc 1" w:uiPriority="39" w:semiHidden="1" w:unhideWhenUsed="1"/>
+    <w:lsdException w:name="Grid Table 3" w:uiPriority="48"/>
+    <w:lsdException w:name="Body Text First Indent" w:semiHidden="1" w:unhideWhenUsed="1"/>
+    <w:lsdException w:name="List Continue 4" w:semiHidden="1" w:unhideWhenUsed="1"/>
+    <w:lsdException w:name="List Table 2 Accent 2" w:uiPriority="47"/>
+    <w:lsdException w:name="Light Shading Accent 1" w:uiPriority="60"/>
+    <w:lsdException w:name="List Continue" w:semiHidden="1" w:unhideWhenUsed="1"/>
+    <w:lsdException w:name="Plain Table 2" w:uiPriority="42"/>
+    <w:lsdException w:name="Light List Accent 2" w:uiPriority="61"/>
+    <w:lsdException w:name="Table List 2" w:semiHidden="1" w:unhideWhenUsed="1"/>
+    <w:lsdException w:name="List Table 4 Accent 1" w:uiPriority="49"/>
+    <w:lsdException w:name="List Bullet 3" w:semiHidden="1" w:unhideWhenUsed="1"/>
+    <w:lsdException w:name="Grid Table 7 Colorful" w:uiPriority="52"/>
+    <w:lsdException w:name="List Table 3 Accent 2" w:uiPriority="48"/>
+    <w:lsdException w:name="Table List 6" w:semiHidden="1" w:unhideWhenUsed="1"/>
+    <w:lsdException w:name="Body Text First Indent 2" w:semiHidden="1" w:unhideWhenUsed="1"/>
+    <w:lsdException w:name="List Table 6 Colorful Accent 4" w:uiPriority="51"/>
+    <w:lsdException w:name="Revision" w:semiHidden="1"/>
+    <w:lsdException w:name="List Table 3" w:uiPriority="48"/>
+    <w:lsdException w:name="Table Classic 3" w:semiHidden="1" w:unhideWhenUsed="1"/>
+    <w:lsdException w:name="Medium Shading 1" w:uiPriority="63"/>
+    <w:lsdException w:name="envelope return" w:semiHidden="1" w:unhideWhenUsed="1"/>
+    <w:lsdException w:name="Light Grid Accent 6" w:uiPriority="62"/>
+    <w:lsdException w:name="List Paragraph" w:uiPriority="34" w:qFormat="1"/>
+    <w:lsdException w:name="toc 6" w:uiPriority="39" w:semiHidden="1" w:unhideWhenUsed="1"/>
+    <w:lsdException w:name="heading 2" w:uiPriority="9" w:semiHidden="1" w:unhideWhenUsed="1" w:qFormat="1"/>
+    <w:lsdException w:name="List Table 7 Colorful Accent 6" w:uiPriority="52"/>
+    <w:lsdException w:name="Grid Table 2 Accent 2" w:uiPriority="47"/>
+    <w:lsdException w:name="Colorful List Accent 5" w:uiPriority="72"/>
+    <w:lsdException w:name="Table Columns 4" w:semiHidden="1" w:unhideWhenUsed="1"/>
+    <w:lsdException w:name="Colorful Grid Accent 2" w:uiPriority="73"/>
+    <w:lsdException w:name="List Table 5 Dark Accent 3" w:uiPriority="50"/>
+    <w:lsdException w:name="Light List Accent 5" w:uiPriority="61"/>
+    <w:lsdException w:name="List Table 5 Dark" w:uiPriority="50"/>
+    <w:lsdException w:name="Table List 8" w:semiHidden="1" w:unhideWhenUsed="1"/>
+    <w:lsdException w:name="page number" w:semiHidden="1" w:unhideWhenUsed="1"/>
+    <w:lsdException w:name="List Table 6 Colorful Accent 1" w:uiPriority="51"/>
+    <w:lsdException w:name="Grid Table 3 Accent 6" w:uiPriority="48"/>
+    <w:lsdException w:name="List Continue 2" w:semiHidden="1" w:unhideWhenUsed="1"/>
+    <w:lsdException w:name="Table Grid 3" w:semiHidden="1" w:unhideWhenUsed="1"/>
+    <w:lsdException w:name="index 4" w:semiHidden="1" w:unhideWhenUsed="1"/>
+    <w:lsdException w:name="Grid Table 7 Colorful Accent 4" w:uiPriority="52"/>
+    <w:lsdException w:name="Medium List 2 Accent 1" w:uiPriority="66"/>
+    <w:lsdException w:name="Colorful Grid Accent 1" w:uiPriority="73"/>
+    <w:lsdException w:name="toc 2" w:uiPriority="39" w:semiHidden="1" w:unhideWhenUsed="1"/>
+    <w:lsdException w:name="Salutation" w:semiHidden="1" w:unhideWhenUsed="1"/>
+    <w:lsdException w:name="Medium Grid 2 Accent 3" w:uiPriority="68"/>
+    <w:lsdException w:name="Grid Table 1 Light Accent 4" w:uiPriority="46"/>
+    <w:lsdException w:name="Light Shading Accent 2" w:uiPriority="60"/>
+    <w:lsdException w:name="List 3" w:semiHidden="1" w:unhideWhenUsed="1"/>
+    <w:lsdException w:name="Light Shading" w:uiPriority="60"/>
+    <w:lsdException w:name="Bibliography" w:uiPriority="37" w:semiHidden="1" w:unhideWhenUsed="1"/>
+    <w:lsdException w:name="Grid Table 4 Accent 2" w:uiPriority="49"/>
+    <w:lsdException w:name="Medium Grid 2" w:uiPriority="68"/>
+    <w:lsdException w:name="Dark List Accent 1" w:uiPriority="70"/>
+    <w:lsdException w:name="Dark List Accent 6" w:uiPriority="70"/>
+    <w:lsdException w:name="E-mail Signature" w:semiHidden="1" w:unhideWhenUsed="1"/>
+    <w:lsdException w:name="Table Colorful 1" w:semiHidden="1" w:unhideWhenUsed="1"/>
+    <w:lsdException w:name="Grid Table Light" w:uiPriority="40"/>
+    <w:lsdException w:name="List Table 7 Colorful Accent 5" w:uiPriority="52"/>
+    <w:lsdException w:name="envelope address" w:semiHidden="1" w:unhideWhenUsed="1"/>
+    <w:lsdException w:name="Medium Shading 1 Accent 1" w:uiPriority="63"/>
+    <w:lsdException w:name="Intense Quote" w:uiPriority="30" w:qFormat="1"/>
+    <w:lsdException w:name="Title" w:uiPriority="10" w:qFormat="1"/>
+    <w:lsdException w:name="Date" w:semiHidden="1" w:unhideWhenUsed="1"/>
+    <w:lsdException w:name="Table Subtle 1" w:semiHidden="1" w:unhideWhenUsed="1"/>
+    <w:lsdException w:name="toa heading" w:semiHidden="1" w:unhideWhenUsed="1"/>
+    <w:lsdException w:name="List Table 2 Accent 5" w:uiPriority="47"/>
+    <w:lsdException w:name="Document Map" w:semiHidden="1" w:unhideWhenUsed="1"/>
+    <w:lsdException w:name="Light List Accent 1" w:uiPriority="61"/>
+    <w:lsdException w:name="List Table 2 Accent 4" w:uiPriority="47"/>
+    <w:lsdException w:name="Light List Accent 6" w:uiPriority="61"/>
+    <w:lsdException w:name="Grid Table 4 Accent 6" w:uiPriority="49"/>
+    <w:lsdException w:name="List Table 4 Accent 4" w:uiPriority="49"/>
+    <w:lsdException w:name="Colorful Shading Accent 6" w:uiPriority="71"/>
+    <w:lsdException w:name="List Number 2" w:semiHidden="1" w:unhideWhenUsed="1"/>
+    <w:lsdException w:name="List Number" w:semiHidden="1" w:unhideWhenUsed="1"/>
+    <w:lsdException w:name="List Table 1 Light Accent 3" w:uiPriority="46"/>
+    <w:lsdException w:name="List Table 1 Light Accent 1" w:uiPriority="46"/>
+    <w:lsdException w:name="Grid Table 6 Colorful Accent 2" w:uiPriority="51"/>
+    <w:lsdException w:name="List Table 2 Accent 3" w:uiPriority="47"/>
+    <w:lsdException w:name="List Table 4" w:uiPriority="49"/>
+    <w:lsdException w:name="HTML Acronym" w:semiHidden="1" w:unhideWhenUsed="1"/>
+    <w:lsdException w:name="List Table 3 Accent 6" w:uiPriority="48"/>
+    <w:lsdException w:name="Medium List 1 Accent 3" w:uiPriority="65"/>
+    <w:lsdException w:name="Medium List 1 Accent 4" w:uiPriority="65"/>
+    <w:lsdException w:name="Colorful List Accent 6" w:uiPriority="72"/>
+    <w:lsdException w:name="Unresolved Mention" w:semiHidden="1" w:unhideWhenUsed="1"/>
+    <w:lsdException w:name="List Table 2 Accent 1" w:uiPriority="47"/>
+    <w:lsdException w:name="Grid Table 2 Accent 1" w:uiPriority="47"/>
+    <w:lsdException w:name="toc 7" w:uiPriority="39" w:semiHidden="1" w:unhideWhenUsed="1"/>
+    <w:lsdException w:name="Table Columns 5" w:semiHidden="1" w:unhideWhenUsed="1"/>
+    <w:lsdException w:name="Light Shading Accent 4" w:uiPriority="60"/>
+    <w:lsdException w:name="Light List Accent 3" w:uiPriority="61"/>
+    <w:lsdException w:name="Table 3D effects 1" w:semiHidden="1" w:unhideWhenUsed="1"/>
+    <w:lsdException w:name="Colorful Grid Accent 4" w:uiPriority="73"/>
+    <w:lsdException w:name="Colorful List Accent 4" w:uiPriority="72"/>
+    <w:lsdException w:name="HTML Cite" w:semiHidden="1" w:unhideWhenUsed="1"/>
+    <w:lsdException w:name="Table Grid 6" w:semiHidden="1" w:unhideWhenUsed="1"/>
+    <w:lsdException w:name="Medium Shading 2 Accent 5" w:uiPriority="64"/>
+    <w:lsdException w:name="Grid Table 3 Accent 1" w:uiPriority="48"/>
+    <w:lsdException w:name="Normal Table" w:semiHidden="1" w:unhideWhenUsed="1"/>
+    <w:lsdException w:name="Table Web 3" w:semiHidden="1" w:unhideWhenUsed="1"/>
+    <w:lsdException w:name="Grid Table 1 Light Accent 5" w:uiPriority="46"/>
+    <w:lsdException w:name="List" w:semiHidden="1" w:unhideWhenUsed="1"/>
+    <w:lsdException w:name="List Bullet 5" w:semiHidden="1" w:unhideWhenUsed="1"/>
+    <w:lsdException w:name="Medium Grid 1" w:uiPriority="67"/>
+    <w:lsdException w:name="Subtitle" w:uiPriority="11" w:qFormat="1"/>
+    <w:lsdException w:name="caption" w:uiPriority="35" w:semiHidden="1" w:unhideWhenUsed="1" w:qFormat="1"/>
+    <w:lsdException w:name="footer" w:semiHidden="1" w:unhideWhenUsed="1"/>
+    <w:lsdException w:name="Normal" w:uiPriority="0" w:qFormat="1"/>
+    <w:lsdException w:name="Table List 7" w:semiHidden="1" w:unhideWhenUsed="1"/>
+    <w:lsdException w:name="Normal (Web)" w:semiHidden="1" w:unhideWhenUsed="1"/>
+    <w:lsdException w:name="HTML Sample" w:semiHidden="1" w:unhideWhenUsed="1"/>
+    <w:lsdException w:name="Grid Table 5 Dark Accent 5" w:uiPriority="50"/>
+    <w:lsdException w:name="List Table 4 Accent 3" w:uiPriority="49"/>
+    <w:lsdException w:name="Body Text Indent" w:semiHidden="1" w:unhideWhenUsed="1"/>
+    <w:lsdException w:name="List Table 5 Dark Accent 2" w:uiPriority="50"/>
+    <w:lsdException w:name="Light List" w:uiPriority="61"/>
+    <w:lsdException w:name="Table Web 2" w:semiHidden="1" w:unhideWhenUsed="1"/>
+    <w:lsdException w:name="toc 3" w:uiPriority="39" w:semiHidden="1" w:unhideWhenUsed="1"/>
+    <w:lsdException w:name="Grid Table 2 Accent 4" w:uiPriority="47"/>
     <w:lsdException w:name="Grid Table 3 Accent 4" w:uiPriority="48"/>
-    <w:lsdException w:name="Normal Table" w:semiHidden="1" w:unhideWhenUsed="1"/>
-    <w:lsdException w:name="List Table 7 Colorful Accent 1" w:uiPriority="52"/>
-    <w:lsdException w:name="Medium Shading 1 Accent 5" w:uiPriority="63"/>
+    <w:lsdException w:name="Quote" w:uiPriority="29" w:qFormat="1"/>
+    <w:lsdException w:name="Medium Shading 2 Accent 6" w:uiPriority="64"/>
+    <w:lsdException w:name="Medium Grid 2 Accent 6" w:uiPriority="68"/>
+    <w:lsdException w:name="index 7" w:semiHidden="1" w:unhideWhenUsed="1"/>
+    <w:lsdException w:name="Balloon Text" w:semiHidden="1" w:unhideWhenUsed="1"/>
+    <w:lsdException w:name="heading 1" w:uiPriority="9" w:qFormat="1"/>
+    <w:lsdException w:name="Medium List 1 Accent 6" w:uiPriority="65"/>
+    <w:lsdException w:name="Medium Grid 1 Accent 1" w:uiPriority="67"/>
+    <w:lsdException w:name="Medium List 2" w:uiPriority="66"/>
+    <w:lsdException w:name="toc 9" w:uiPriority="39" w:semiHidden="1" w:unhideWhenUsed="1"/>
+    <w:lsdException w:name="Medium Grid 1 Accent 4" w:uiPriority="67"/>
+    <w:lsdException w:name="Medium List 2 Accent 2" w:uiPriority="66"/>
+    <w:lsdException w:name="index 5" w:semiHidden="1" w:unhideWhenUsed="1"/>
+    <w:lsdException w:name="List Table 4 Accent 2" w:uiPriority="49"/>
+    <w:lsdException w:name="Light List Accent 4" w:uiPriority="61"/>
+    <w:lsdException w:name="index 8" w:semiHidden="1" w:unhideWhenUsed="1"/>
+    <w:lsdException w:name="Medium Grid 2 Accent 5" w:uiPriority="68"/>
+    <w:lsdException w:name="List Continue 5" w:semiHidden="1" w:unhideWhenUsed="1"/>
+    <w:lsdException w:name="Grid Table 2 Accent 5" w:uiPriority="47"/>
+    <w:lsdException w:name="Light Grid Accent 2" w:uiPriority="62"/>
+    <w:lsdException w:name="Grid Table 6 Colorful Accent 3" w:uiPriority="51"/>
+    <w:lsdException w:name="List Table 1 Light Accent 2" w:uiPriority="46"/>
+    <w:lsdException w:name="List Table 7 Colorful Accent 4" w:uiPriority="52"/>
+    <w:lsdException w:name="Light Shading Accent 3" w:uiPriority="60"/>
+    <w:lsdException w:name="List Table 3 Accent 5" w:uiPriority="48"/>
+    <w:lsdException w:name="Body Text 2" w:semiHidden="1" w:unhideWhenUsed="1"/>
+    <w:lsdException w:name="Plain Text" w:semiHidden="1" w:unhideWhenUsed="1"/>
+    <w:lsdException w:name="table of figures" w:semiHidden="1" w:unhideWhenUsed="1"/>
+    <w:lsdException w:name="List Table 5 Dark Accent 6" w:uiPriority="50"/>
+    <w:lsdException w:name="Body Text Indent 2" w:semiHidden="1" w:unhideWhenUsed="1"/>
+    <w:lsdException w:name="heading 3" w:uiPriority="9" w:semiHidden="1" w:unhideWhenUsed="1" w:qFormat="1"/>
+    <w:lsdException w:name="Table Columns 3" w:semiHidden="1" w:unhideWhenUsed="1"/>
+    <w:lsdException w:name="List Table 6 Colorful Accent 5" w:uiPriority="51"/>
+    <w:lsdException w:name="Grid Table 5 Dark Accent 4" w:uiPriority="50"/>
+    <w:lsdException w:name="Table Simple 2" w:semiHidden="1" w:unhideWhenUsed="1"/>
+    <w:lsdException w:name="Grid Table 1 Light Accent 2" w:uiPriority="46"/>
+    <w:lsdException w:name="Table Simple 3" w:semiHidden="1" w:unhideWhenUsed="1"/>
+    <w:lsdException w:name="Smart Link" w:semiHidden="1" w:unhideWhenUsed="1"/>
+    <w:lsdException w:name="Table Simple 1" w:semiHidden="1" w:unhideWhenUsed="1"/>
+    <w:lsdException w:name="Dark List" w:uiPriority="70"/>
+    <w:lsdException w:name="Table Grid" w:uiPriority="39"/>
+    <w:lsdException w:name="Grid Table 4" w:uiPriority="49"/>
+    <w:lsdException w:name="FollowedHyperlink" w:semiHidden="1" w:unhideWhenUsed="1"/>
+    <w:lsdException w:name="List Table 7 Colorful" w:uiPriority="52"/>
+    <w:lsdException w:name="Table 3D effects 3" w:semiHidden="1" w:unhideWhenUsed="1"/>
+    <w:lsdException w:name="Medium List 1 Accent 5" w:uiPriority="65"/>
+    <w:lsdException w:name="Medium Shading 1 Accent 2" w:uiPriority="63"/>
+    <w:lsdException w:name="Intense Emphasis" w:uiPriority="21" w:qFormat="1"/>
+    <w:lsdException w:name="endnote reference" w:semiHidden="1" w:unhideWhenUsed="1"/>
+    <w:lsdException w:name="Grid Table 1 Light" w:uiPriority="46"/>
+    <w:lsdException w:name="Table List 4" w:semiHidden="1" w:unhideWhenUsed="1"/>
+    <w:lsdException w:name="Medium Grid 3 Accent 6" w:uiPriority="69"/>
+    <w:lsdException w:name="HTML Code" w:semiHidden="1" w:unhideWhenUsed="1"/>
+    <w:lsdException w:name="HTML Definition" w:semiHidden="1" w:unhideWhenUsed="1"/>
+    <w:lsdException w:name="Grid Table 7 Colorful Accent 3" w:uiPriority="52"/>
+    <w:lsdException w:name="List Table 4 Accent 6" w:uiPriority="49"/>
+    <w:lsdException w:name="toc 4" w:uiPriority="39" w:semiHidden="1" w:unhideWhenUsed="1"/>
+    <w:lsdException w:name="HTML Typewriter" w:semiHidden="1" w:unhideWhenUsed="1"/>
+    <w:lsdException w:name="List Table 4 Accent 5" w:uiPriority="49"/>
+    <w:lsdException w:name="List 2" w:semiHidden="1" w:unhideWhenUsed="1"/>
+    <w:lsdException w:name="Plain Table 3" w:uiPriority="43"/>
+    <w:lsdException w:name="Medium Grid 2 Accent 4" w:uiPriority="68"/>
+    <w:lsdException w:name="Grid Table 7 Colorful Accent 2" w:uiPriority="52"/>
+    <w:lsdException w:name="Colorful Grid" w:uiPriority="73"/>
+    <w:lsdException w:name="Table Grid 4" w:semiHidden="1" w:unhideWhenUsed="1"/>
+    <w:lsdException w:name="No Spacing" w:uiPriority="1" w:qFormat="1"/>
+    <w:lsdException w:name="Grid Table 4 Accent 4" w:uiPriority="49"/>
+    <w:lsdException w:name="Grid Table 5 Dark Accent 2" w:uiPriority="50"/>
+    <w:lsdException w:name="Body Text" w:semiHidden="1" w:unhideWhenUsed="1"/>
+    <w:lsdException w:name="Grid Table 4 Accent 3" w:uiPriority="49"/>
+    <w:lsdException w:name="Mention" w:semiHidden="1" w:unhideWhenUsed="1"/>
+    <w:lsdException w:name="Outline List 3" w:semiHidden="1" w:unhideWhenUsed="1"/>
+    <w:lsdException w:name="Placeholder Text" w:semiHidden="1"/>
+    <w:lsdException w:name="Closing" w:semiHidden="1" w:unhideWhenUsed="1"/>
+    <w:lsdException w:name="Colorful List" w:uiPriority="72"/>
+    <w:lsdException w:name="Colorful Grid Accent 3" w:uiPriority="73"/>
+    <w:lsdException w:name="Medium Grid 3 Accent 3" w:uiPriority="69"/>
+    <w:lsdException w:name="Light Grid Accent 3" w:uiPriority="62"/>
+    <w:lsdException w:name="heading 9" w:uiPriority="9" w:semiHidden="1" w:unhideWhenUsed="1" w:qFormat="1"/>
+    <w:lsdException w:name="List Number 3" w:semiHidden="1" w:unhideWhenUsed="1"/>
+    <w:lsdException w:name="heading 4" w:uiPriority="9" w:semiHidden="1" w:unhideWhenUsed="1" w:qFormat="1"/>
+    <w:lsdException w:name="Colorful List Accent 1" w:uiPriority="72"/>
+    <w:lsdException w:name="Grid Table 4 Accent 1" w:uiPriority="49"/>
+    <w:lsdException w:name="footnote text" w:semiHidden="1" w:unhideWhenUsed="1"/>
+    <w:lsdException w:name="Table Contemporary" w:semiHidden="1" w:unhideWhenUsed="1"/>
+    <w:lsdException w:name="Block Text" w:semiHidden="1" w:unhideWhenUsed="1"/>
+    <w:lsdException w:name="macro" w:semiHidden="1" w:unhideWhenUsed="1"/>
+    <w:lsdException w:name="toc 5" w:uiPriority="39" w:semiHidden="1" w:unhideWhenUsed="1"/>
+    <w:lsdException w:name="Grid Table 7 Colorful Accent 1" w:uiPriority="52"/>
+    <w:lsdException w:name="Dark List Accent 2" w:uiPriority="70"/>
+    <w:lsdException w:name="Grid Table 1 Light Accent 1" w:uiPriority="46"/>
+    <w:lsdException w:name="Table Columns 2" w:semiHidden="1" w:unhideWhenUsed="1"/>
+    <w:lsdException w:name="Light Grid Accent 5" w:uiPriority="62"/>
+    <w:lsdException w:name="index 2" w:semiHidden="1" w:unhideWhenUsed="1"/>
+    <w:lsdException w:name="Dark List Accent 5" w:uiPriority="70"/>
+    <w:lsdException w:name="Body Text Indent 3" w:semiHidden="1" w:unhideWhenUsed="1"/>
+    <w:lsdException w:name="Medium Shading 2 Accent 2" w:uiPriority="64"/>
+    <w:lsdException w:name="Grid Table 5 Dark Accent 1" w:uiPriority="50"/>
+    <w:lsdException w:name="Colorful Grid Accent 6" w:uiPriority="73"/>
+    <w:lsdException w:name="Hashtag" w:semiHidden="1" w:unhideWhenUsed="1"/>
+    <w:lsdException w:name="heading 7" w:uiPriority="9" w:semiHidden="1" w:unhideWhenUsed="1" w:qFormat="1"/>
+    <w:lsdException w:name="Table Classic 4" w:semiHidden="1" w:unhideWhenUsed="1"/>
+    <w:lsdException w:name="Medium Grid 3" w:uiPriority="69"/>
+    <w:lsdException w:name="annotation text" w:semiHidden="1" w:unhideWhenUsed="1"/>
+    <w:lsdException w:name="index 1" w:semiHidden="1" w:unhideWhenUsed="1"/>
+    <w:lsdException w:name="Outline List 1" w:semiHidden="1" w:unhideWhenUsed="1"/>
+    <w:lsdException w:name="List Number 4" w:semiHidden="1" w:unhideWhenUsed="1"/>
+    <w:lsdException w:name="index 6" w:semiHidden="1" w:unhideWhenUsed="1"/>
+    <w:lsdException w:name="Table Web 1" w:semiHidden="1" w:unhideWhenUsed="1"/>
+    <w:lsdException w:name="Colorful Shading Accent 2" w:uiPriority="71"/>
+    <w:lsdException w:name="Table Columns 1" w:semiHidden="1" w:unhideWhenUsed="1"/>
+    <w:lsdException w:name="Dark List Accent 3" w:uiPriority="70"/>
+    <w:lsdException w:name="index 9" w:semiHidden="1" w:unhideWhenUsed="1"/>
+    <w:lsdException w:name="Subtle Reference" w:uiPriority="31" w:qFormat="1"/>
+    <w:lsdException w:name="Table List 5" w:semiHidden="1" w:unhideWhenUsed="1"/>
+    <w:lsdException w:name="Grid Table 1 Light Accent 6" w:uiPriority="46"/>
+    <w:lsdException w:name="List Table 1 Light" w:uiPriority="46"/>
+    <w:lsdException w:name="Book Title" w:uiPriority="33" w:qFormat="1"/>
+    <w:lsdException w:name="List Table 1 Light Accent 4" w:uiPriority="46"/>
+    <w:lsdException w:name="Table Professional" w:semiHidden="1" w:unhideWhenUsed="1"/>
+    <w:lsdException w:name="Emphasis" w:uiPriority="20" w:qFormat="1"/>
+    <w:lsdException w:name="List 4" w:semiHidden="1" w:unhideWhenUsed="1"/>
+    <w:lsdException w:name="Plain Table 4" w:uiPriority="44"/>
+    <w:lsdException w:name="Medium Grid 2 Accent 2" w:uiPriority="68"/>
+    <w:lsdException w:name="Table Grid 1" w:semiHidden="1" w:unhideWhenUsed="1"/>
+    <w:lsdException w:name="Grid Table 7 Colorful Accent 5" w:uiPriority="52"/>
+    <w:lsdException w:name="heading 8" w:uiPriority="9" w:semiHidden="1" w:unhideWhenUsed="1" w:qFormat="1"/>
+    <w:lsdException w:name="Grid Table 2 Accent 3" w:uiPriority="47"/>
+    <w:lsdException w:name="Colorful Shading" w:uiPriority="71"/>
+    <w:lsdException w:name="heading 5" w:uiPriority="9" w:semiHidden="1" w:unhideWhenUsed="1" w:qFormat="1"/>
+    <w:lsdException w:name="Grid Table 6 Colorful Accent 4" w:uiPriority="51"/>
+    <w:lsdException w:name="Colorful Shading Accent 1" w:uiPriority="71"/>
+    <w:lsdException w:name="Grid Table 6 Colorful" w:uiPriority="51"/>
+    <w:lsdException w:name="Message Header" w:semiHidden="1" w:unhideWhenUsed="1"/>
+    <w:lsdException w:name="List Table 7 Colorful Accent 3" w:uiPriority="52"/>
+    <w:lsdException w:name="Medium List 2 Accent 3" w:uiPriority="66"/>
+    <w:lsdException w:name="List Table 5 Dark Accent 1" w:uiPriority="50"/>
+    <w:lsdException w:name="Medium Shading 1 Accent 4" w:uiPriority="63"/>
+    <w:lsdException w:name="List Table 6 Colorful Accent 6" w:uiPriority="51"/>
+    <w:lsdException w:name="Grid Table 5 Dark" w:uiPriority="50"/>
+    <w:lsdException w:name="Light Shading Accent 6" w:uiPriority="60"/>
+    <w:lsdException w:name="Grid Table 3 Accent 3" w:uiPriority="48"/>
+    <w:lsdException w:name="table of authorities" w:semiHidden="1" w:unhideWhenUsed="1"/>
+    <w:lsdException w:name="Grid Table 3 Accent 2" w:uiPriority="48"/>
+    <w:lsdException w:name="Table 3D effects 2" w:semiHidden="1" w:unhideWhenUsed="1"/>
+    <w:lsdException w:name="List Table 5 Dark Accent 4" w:uiPriority="50"/>
+    <w:lsdException w:name="List 5" w:semiHidden="1" w:unhideWhenUsed="1"/>
+    <w:lsdException w:name="Medium List 1 Accent 1" w:uiPriority="65"/>
+    <w:lsdException w:name="Grid Table 3 Accent 5" w:uiPriority="48"/>
+    <w:lsdException w:name="Colorful List Accent 3" w:uiPriority="72"/>
+    <w:lsdException w:name="Grid Table 1 Light Accent 3" w:uiPriority="46"/>
+    <w:lsdException w:name="HTML Preformatted" w:semiHidden="1" w:unhideWhenUsed="1"/>
+    <w:lsdException w:name="Medium Grid 1 Accent 6" w:uiPriority="67"/>
+    <w:lsdException w:name="Table Grid 7" w:semiHidden="1" w:unhideWhenUsed="1"/>
+    <w:lsdException w:name="Table Classic 1" w:semiHidden="1" w:unhideWhenUsed="1"/>
+    <w:lsdException w:name="List Bullet" w:semiHidden="1" w:unhideWhenUsed="1"/>
+    <w:lsdException w:name="List Table 1 Light Accent 6" w:uiPriority="46"/>
+    <w:lsdException w:name="List Table 6 Colorful" w:uiPriority="51"/>
+    <w:lsdException w:name="annotation reference" w:semiHidden="1" w:unhideWhenUsed="1"/>
+    <w:lsdException w:name="Dark List Accent 4" w:uiPriority="70"/>
+    <w:lsdException w:name="header" w:semiHidden="1" w:unhideWhenUsed="1"/>
+    <w:lsdException w:name="Table List 3" w:semiHidden="1" w:unhideWhenUsed="1"/>
+    <w:lsdException w:name="Colorful Shading Accent 3" w:uiPriority="71"/>
+    <w:lsdException w:name="Medium Grid 2 Accent 1" w:uiPriority="68"/>
+    <w:lsdException w:name="Medium Shading 1 Accent 6" w:uiPriority="63"/>
+    <w:lsdException w:name="List Table 1 Light Accent 5" w:uiPriority="46"/>
+    <w:lsdException w:name="Table Grid 2" w:semiHidden="1" w:unhideWhenUsed="1"/>
+    <w:lsdException w:name="line number" w:semiHidden="1" w:unhideWhenUsed="1"/>
+    <w:lsdException w:name="Grid Table 6 Colorful Accent 6" w:uiPriority="51"/>
+    <w:lsdException w:name="Medium Shading 2 Accent 4" w:uiPriority="64"/>
+    <w:lsdException w:name="Table Elegant" w:semiHidden="1" w:unhideWhenUsed="1"/>
+    <w:lsdException w:name="Signature" w:semiHidden="1" w:unhideWhenUsed="1"/>
+    <w:lsdException w:name="heading 6" w:uiPriority="9" w:semiHidden="1" w:unhideWhenUsed="1" w:qFormat="1"/>
+    <w:lsdException w:name="index heading" w:semiHidden="1" w:unhideWhenUsed="1"/>
+    <w:lsdException w:name="Grid Table 6 Colorful Accent 1" w:uiPriority="51"/>
+    <w:lsdException w:name="endnote text" w:semiHidden="1" w:unhideWhenUsed="1"/>
+    <w:lsdException w:name="Colorful List Accent 2" w:uiPriority="72"/>
+    <w:lsdException w:name="Table List 1" w:semiHidden="1" w:unhideWhenUsed="1"/>
+    <w:lsdException w:name="Table Classic 2" w:semiHidden="1" w:unhideWhenUsed="1"/>
+    <w:lsdException w:name="HTML Top of Form" w:semiHidden="1" w:unhideWhenUsed="1"/>
+    <w:lsdException w:name="Intense Reference" w:uiPriority="32" w:qFormat="1"/>
+    <w:lsdException w:name="List Number 5" w:semiHidden="1" w:unhideWhenUsed="1"/>
     <w:lsdException w:name="List Table 3 Accent 4" w:uiPriority="48"/>
-    <w:lsdException w:name="toc 7" w:uiPriority="39" w:semiHidden="1" w:unhideWhenUsed="1"/>
-    <w:lsdException w:name="Medium List 2 Accent 3" w:uiPriority="66"/>
-    <w:lsdException w:name="List Table 5 Dark Accent 2" w:uiPriority="50"/>
-    <w:lsdException w:name="envelope return" w:semiHidden="1" w:unhideWhenUsed="1"/>
-    <w:lsdException w:name="Table Classic 3" w:semiHidden="1" w:unhideWhenUsed="1"/>
-    <w:lsdException w:name="heading 6" w:uiPriority="9" w:semiHidden="1" w:unhideWhenUsed="1" w:qFormat="1"/>
-    <w:lsdException w:name="Dark List Accent 4" w:uiPriority="70"/>
-    <w:lsdException w:name="Table List 2" w:semiHidden="1" w:unhideWhenUsed="1"/>
-    <w:lsdException w:name="Table Simple 1" w:semiHidden="1" w:unhideWhenUsed="1"/>
-    <w:lsdException w:name="Light Grid Accent 6" w:uiPriority="62"/>
-    <w:lsdException w:name="Grid Table 4 Accent 1" w:uiPriority="49"/>
-    <w:lsdException w:name="Subtle Emphasis" w:uiPriority="19" w:qFormat="1"/>
-    <w:lsdException w:name="Body Text 3" w:semiHidden="1" w:unhideWhenUsed="1"/>
-    <w:lsdException w:name="Medium Shading 2 Accent 5" w:uiPriority="64"/>
-    <w:lsdException w:name="Table Columns 5" w:semiHidden="1" w:unhideWhenUsed="1"/>
-    <w:lsdException w:name="List Table 5 Dark Accent 1" w:uiPriority="50"/>
-    <w:lsdException w:name="Colorful Grid Accent 3" w:uiPriority="73"/>
-    <w:lsdException w:name="Table Columns 4" w:semiHidden="1" w:unhideWhenUsed="1"/>
-    <w:lsdException w:name="envelope address" w:semiHidden="1" w:unhideWhenUsed="1"/>
-    <w:lsdException w:name="Table List 5" w:semiHidden="1" w:unhideWhenUsed="1"/>
-    <w:lsdException w:name="Quote" w:uiPriority="29" w:qFormat="1"/>
-    <w:lsdException w:name="Grid Table 2 Accent 3" w:uiPriority="47"/>
-    <w:lsdException w:name="List Table 6 Colorful Accent 5" w:uiPriority="51"/>
-    <w:lsdException w:name="Grid Table 6 Colorful Accent 2" w:uiPriority="51"/>
-    <w:lsdException w:name="Medium Shading 2 Accent 1" w:uiPriority="64"/>
-    <w:lsdException w:name="heading 9" w:uiPriority="9" w:semiHidden="1" w:unhideWhenUsed="1" w:qFormat="1"/>
-    <w:lsdException w:name="Table Colorful 1" w:semiHidden="1" w:unhideWhenUsed="1"/>
-    <w:lsdException w:name="toc 8" w:uiPriority="39" w:semiHidden="1" w:unhideWhenUsed="1"/>
-    <w:lsdException w:name="Medium Grid 2 Accent 5" w:uiPriority="68"/>
-    <w:lsdException w:name="List Continue" w:semiHidden="1" w:unhideWhenUsed="1"/>
-    <w:lsdException w:name="Body Text First Indent" w:semiHidden="1" w:unhideWhenUsed="1"/>
-    <w:lsdException w:name="Colorful Shading Accent 6" w:uiPriority="71"/>
-    <w:lsdException w:name="Table Theme" w:semiHidden="1" w:unhideWhenUsed="1"/>
-    <w:lsdException w:name="Plain Table 4" w:uiPriority="44"/>
-    <w:lsdException w:name="List Table 7 Colorful Accent 3" w:uiPriority="52"/>
-    <w:lsdException w:name="Light List Accent 2" w:uiPriority="61"/>
-    <w:lsdException w:name="toc 3" w:uiPriority="39" w:semiHidden="1" w:unhideWhenUsed="1"/>
-    <w:lsdException w:name="Grid Table 3 Accent 2" w:uiPriority="48"/>
-    <w:lsdException w:name="Grid Table 5 Dark Accent 1" w:uiPriority="50"/>
-    <w:lsdException w:name="Dark List Accent 2" w:uiPriority="70"/>
-    <w:lsdException w:name="Table Grid 1" w:semiHidden="1" w:unhideWhenUsed="1"/>
-    <w:lsdException w:name="annotation reference" w:semiHidden="1" w:unhideWhenUsed="1"/>
-    <w:lsdException w:name="Medium List 2 Accent 5" w:uiPriority="66"/>
-    <w:lsdException w:name="Normal" w:uiPriority="0" w:qFormat="1"/>
-    <w:lsdException w:name="Table Colorful 2" w:semiHidden="1" w:unhideWhenUsed="1"/>
-    <w:lsdException w:name="Grid Table 1 Light Accent 1" w:uiPriority="46"/>
-    <w:lsdException w:name="Grid Table 4 Accent 5" w:uiPriority="49"/>
-    <w:lsdException w:name="Medium Shading 1 Accent 6" w:uiPriority="63"/>
-    <w:lsdException w:name="Table Simple 2" w:semiHidden="1" w:unhideWhenUsed="1"/>
-    <w:lsdException w:name="Body Text Indent" w:semiHidden="1" w:unhideWhenUsed="1"/>
-    <w:lsdException w:name="List Number 3" w:semiHidden="1" w:unhideWhenUsed="1"/>
-    <w:lsdException w:name="footnote text" w:semiHidden="1" w:unhideWhenUsed="1"/>
-    <w:lsdException w:name="Plain Table 3" w:uiPriority="43"/>
-    <w:lsdException w:name="toc 6" w:uiPriority="39" w:semiHidden="1" w:unhideWhenUsed="1"/>
-    <w:lsdException w:name="Light Grid Accent 1" w:uiPriority="62"/>
-    <w:lsdException w:name="Medium Grid 1 Accent 6" w:uiPriority="67"/>
-    <w:lsdException w:name="Medium Grid 3 Accent 1" w:uiPriority="69"/>
-    <w:lsdException w:name="Grid Table 2 Accent 1" w:uiPriority="47"/>
-    <w:lsdException w:name="Grid Table 5 Dark" w:uiPriority="50"/>
-    <w:lsdException w:name="Grid Table 5 Dark Accent 2" w:uiPriority="50"/>
-    <w:lsdException w:name="Light List Accent 4" w:uiPriority="61"/>
-    <w:lsdException w:name="index 1" w:semiHidden="1" w:unhideWhenUsed="1"/>
-    <w:lsdException w:name="Table Columns 1" w:semiHidden="1" w:unhideWhenUsed="1"/>
-    <w:lsdException w:name="List Table 7 Colorful Accent 5" w:uiPriority="52"/>
-    <w:lsdException w:name="Medium Shading 2" w:uiPriority="64"/>
-    <w:lsdException w:name="Colorful Shading" w:uiPriority="71"/>
-    <w:lsdException w:name="List Table 5 Dark Accent 4" w:uiPriority="50"/>
-    <w:lsdException w:name="Closing" w:semiHidden="1" w:unhideWhenUsed="1"/>
-    <w:lsdException w:name="Medium List 2 Accent 2" w:uiPriority="66"/>
-    <w:lsdException w:name="HTML Bottom of Form" w:semiHidden="1" w:unhideWhenUsed="1"/>
-    <w:lsdException w:name="Grid Table Light" w:uiPriority="40"/>
-    <w:lsdException w:name="Table Grid 4" w:semiHidden="1" w:unhideWhenUsed="1"/>
-    <w:lsdException w:name="List Table 5 Dark Accent 3" w:uiPriority="50"/>
-    <w:lsdException w:name="Message Header" w:semiHidden="1" w:unhideWhenUsed="1"/>
-    <w:lsdException w:name="Colorful Grid Accent 2" w:uiPriority="73"/>
-    <w:lsdException w:name="Dark List Accent 6" w:uiPriority="70"/>
-    <w:lsdException w:name="Grid Table 1 Light Accent 6" w:uiPriority="46"/>
-    <w:lsdException w:name="Medium List 1 Accent 4" w:uiPriority="65"/>
-    <w:lsdException w:name="Grid Table 5 Dark Accent 6" w:uiPriority="50"/>
-    <w:lsdException w:name="index 6" w:semiHidden="1" w:unhideWhenUsed="1"/>
-    <w:lsdException w:name="Colorful Grid Accent 4" w:uiPriority="73"/>
-    <w:lsdException w:name="Light Shading Accent 3" w:uiPriority="60"/>
-    <w:lsdException w:name="Medium Shading 1 Accent 2" w:uiPriority="63"/>
-    <w:lsdException w:name="List Table 7 Colorful" w:uiPriority="52"/>
-    <w:lsdException w:name="Grid Table 7 Colorful Accent 3" w:uiPriority="52"/>
-    <w:lsdException w:name="index 8" w:semiHidden="1" w:unhideWhenUsed="1"/>
-    <w:lsdException w:name="Light Shading Accent 6" w:uiPriority="60"/>
-    <w:lsdException w:name="Medium Grid 3 Accent 3" w:uiPriority="69"/>
-    <w:lsdException w:name="Light List Accent 6" w:uiPriority="61"/>
-    <w:lsdException w:name="Table Web 1" w:semiHidden="1" w:unhideWhenUsed="1"/>
-    <w:lsdException w:name="Table Grid 8" w:semiHidden="1" w:unhideWhenUsed="1"/>
-    <w:lsdException w:name="Table Web 3" w:semiHidden="1" w:unhideWhenUsed="1"/>
-    <w:lsdException w:name="Normal Indent" w:semiHidden="1" w:unhideWhenUsed="1"/>
-    <w:lsdException w:name="List Table 1 Light" w:uiPriority="46"/>
-    <w:lsdException w:name="Document Map" w:semiHidden="1" w:unhideWhenUsed="1"/>
-    <w:lsdException w:name="Table List 3" w:semiHidden="1" w:unhideWhenUsed="1"/>
-    <w:lsdException w:name="Colorful Shading Accent 1" w:uiPriority="71"/>
-    <w:lsdException w:name="macro" w:semiHidden="1" w:unhideWhenUsed="1"/>
-    <w:lsdException w:name="Table Grid 3" w:semiHidden="1" w:unhideWhenUsed="1"/>
-    <w:lsdException w:name="Medium List 1 Accent 1" w:uiPriority="65"/>
-    <w:lsdException w:name="List 2" w:semiHidden="1" w:unhideWhenUsed="1"/>
-    <w:lsdException w:name="Hyperlink" w:semiHidden="1" w:unhideWhenUsed="1"/>
-    <w:lsdException w:name="Table Subtle 1" w:semiHidden="1" w:unhideWhenUsed="1"/>
-    <w:lsdException w:name="List Continue 3" w:semiHidden="1" w:unhideWhenUsed="1"/>
-    <w:lsdException w:name="List Table 6 Colorful" w:uiPriority="51"/>
-    <w:lsdException w:name="Outline List 1" w:semiHidden="1" w:unhideWhenUsed="1"/>
-    <w:lsdException w:name="Dark List" w:uiPriority="70"/>
-    <w:lsdException w:name="Smart Link" w:semiHidden="1" w:unhideWhenUsed="1"/>
-    <w:lsdException w:name="Grid Table 4" w:uiPriority="49"/>
-    <w:lsdException w:name="Medium List 2 Accent 4" w:uiPriority="66"/>
-    <w:lsdException w:name="Grid Table 6 Colorful Accent 5" w:uiPriority="51"/>
-    <w:lsdException w:name="Table Classic 4" w:semiHidden="1" w:unhideWhenUsed="1"/>
-    <w:lsdException w:name="Grid Table 4 Accent 4" w:uiPriority="49"/>
-    <w:lsdException w:name="Table Classic 2" w:semiHidden="1" w:unhideWhenUsed="1"/>
-    <w:lsdException w:name="Colorful List Accent 4" w:uiPriority="72"/>
-    <w:lsdException w:name="Colorful List Accent 3" w:uiPriority="72"/>
-    <w:lsdException w:name="List Table 5 Dark" w:uiPriority="50"/>
-    <w:lsdException w:name="line number" w:semiHidden="1" w:unhideWhenUsed="1"/>
-    <w:lsdException w:name="Table 3D effects 1" w:semiHidden="1" w:unhideWhenUsed="1"/>
-    <w:lsdException w:name="List Continue 4" w:semiHidden="1" w:unhideWhenUsed="1"/>
-    <w:lsdException w:name="Revision" w:semiHidden="1"/>
-    <w:lsdException w:name="FollowedHyperlink" w:semiHidden="1" w:unhideWhenUsed="1"/>
-    <w:lsdException w:name="Bibliography" w:uiPriority="37" w:semiHidden="1" w:unhideWhenUsed="1"/>
-    <w:lsdException w:name="Table Contemporary" w:semiHidden="1" w:unhideWhenUsed="1"/>
-    <w:lsdException w:name="List Table 2 Accent 6" w:uiPriority="47"/>
-    <w:lsdException w:name="List Table 2 Accent 2" w:uiPriority="47"/>
-    <w:lsdException w:name="Default Paragraph Font" w:uiPriority="1" w:semiHidden="1" w:unhideWhenUsed="1"/>
-    <w:lsdException w:name="Medium List 2 Accent 1" w:uiPriority="66"/>
-    <w:lsdException w:name="List Table 2 Accent 5" w:uiPriority="47"/>
-    <w:lsdException w:name="Colorful List Accent 1" w:uiPriority="72"/>
-    <w:lsdException w:name="toc 5" w:uiPriority="39" w:semiHidden="1" w:unhideWhenUsed="1"/>
-    <w:lsdException w:name="Medium Grid 1 Accent 3" w:uiPriority="67"/>
-    <w:lsdException w:name="Table Grid 7" w:semiHidden="1" w:unhideWhenUsed="1"/>
-    <w:lsdException w:name="heading 4" w:uiPriority="9" w:semiHidden="1" w:unhideWhenUsed="1" w:qFormat="1"/>
-    <w:lsdException w:name="Plain Text" w:semiHidden="1" w:unhideWhenUsed="1"/>
-    <w:lsdException w:name="table of authorities" w:semiHidden="1" w:unhideWhenUsed="1"/>
-    <w:lsdException w:name="Note Heading" w:semiHidden="1" w:unhideWhenUsed="1"/>
-    <w:lsdException w:name="List Table 6 Colorful Accent 1" w:uiPriority="51"/>
-    <w:lsdException w:name="List Table 1 Light Accent 4" w:uiPriority="46"/>
-    <w:lsdException w:name="Grid Table 7 Colorful Accent 1" w:uiPriority="52"/>
-    <w:lsdException w:name="Title" w:uiPriority="10" w:qFormat="1"/>
-    <w:lsdException w:name="Intense Reference" w:uiPriority="32" w:qFormat="1"/>
-    <w:lsdException w:name="Colorful Shading Accent 2" w:uiPriority="71"/>
-    <w:lsdException w:name="Dark List Accent 5" w:uiPriority="70"/>
-    <w:lsdException w:name="index 3" w:semiHidden="1" w:unhideWhenUsed="1"/>
-    <w:lsdException w:name="Grid Table 1 Light Accent 5" w:uiPriority="46"/>
-    <w:lsdException w:name="Body Text" w:semiHidden="1" w:unhideWhenUsed="1"/>
-    <w:lsdException w:name="Grid Table 3 Accent 3" w:uiPriority="48"/>
-    <w:lsdException w:name="Subtle Reference" w:uiPriority="31" w:qFormat="1"/>
-    <w:lsdException w:name="index heading" w:semiHidden="1" w:unhideWhenUsed="1"/>
-    <w:lsdException w:name="Medium Grid 1 Accent 5" w:uiPriority="67"/>
-    <w:lsdException w:name="Table Simple 3" w:semiHidden="1" w:unhideWhenUsed="1"/>
-    <w:lsdException w:name="Grid Table 4 Accent 3" w:uiPriority="49"/>
-    <w:lsdException w:name="List Table 1 Light Accent 5" w:uiPriority="46"/>
-    <w:lsdException w:name="Grid Table 6 Colorful Accent 6" w:uiPriority="51"/>
+    <w:lsdException w:name="Medium List 1 Accent 2" w:uiPriority="65"/>
     <w:lsdException w:name="Plain Table 5" w:uiPriority="45"/>
-    <w:lsdException w:name="Grid Table 2 Accent 4" w:uiPriority="47"/>
-    <w:lsdException w:name="Medium Grid 3 Accent 5" w:uiPriority="69"/>
-    <w:lsdException w:name="List Table 4 Accent 3" w:uiPriority="49"/>
-    <w:lsdException w:name="HTML Acronym" w:semiHidden="1" w:unhideWhenUsed="1"/>
-    <w:lsdException w:name="Dark List Accent 1" w:uiPriority="70"/>
-    <w:lsdException w:name="Medium Grid 3 Accent 4" w:uiPriority="69"/>
-    <w:lsdException w:name="index 4" w:semiHidden="1" w:unhideWhenUsed="1"/>
-    <w:lsdException w:name="List Table 6 Colorful Accent 2" w:uiPriority="51"/>
-    <w:lsdException w:name="List Table 1 Light Accent 3" w:uiPriority="46"/>
-    <w:lsdException w:name="page number" w:semiHidden="1" w:unhideWhenUsed="1"/>
-    <w:lsdException w:name="footer" w:semiHidden="1" w:unhideWhenUsed="1"/>
-    <w:lsdException w:name="Medium Grid 1 Accent 1" w:uiPriority="67"/>
+    <w:lsdException w:name="List Table 7 Colorful Accent 2" w:uiPriority="52"/>
+    <w:lsdException w:name="Grid Table 2" w:uiPriority="47"/>
     <w:lsdException w:name="List Bullet 4" w:semiHidden="1" w:unhideWhenUsed="1"/>
     <w:lsdException w:name="Medium Shading 1 Accent 3" w:uiPriority="63"/>
-    <w:lsdException w:name="Table Columns 2" w:semiHidden="1" w:unhideWhenUsed="1"/>
-    <w:lsdException w:name="Medium Grid 3" w:uiPriority="69"/>
-    <w:lsdException w:name="index 2" w:semiHidden="1" w:unhideWhenUsed="1"/>
-    <w:lsdException w:name="Table List 8" w:semiHidden="1" w:unhideWhenUsed="1"/>
-    <w:lsdException w:name="annotation text" w:semiHidden="1" w:unhideWhenUsed="1"/>
-    <w:lsdException w:name="List Table 4" w:uiPriority="49"/>
-    <w:lsdException w:name="Medium Shading 1 Accent 1" w:uiPriority="63"/>
-    <w:lsdException w:name="heading 2" w:uiPriority="9" w:semiHidden="1" w:unhideWhenUsed="1" w:qFormat="1"/>
-    <w:lsdException w:name="Table 3D effects 3" w:semiHidden="1" w:unhideWhenUsed="1"/>
-    <w:lsdException w:name="Light List Accent 3" w:uiPriority="61"/>
-    <w:lsdException w:name="TOC Heading" w:uiPriority="39" w:semiHidden="1" w:unhideWhenUsed="1" w:qFormat="1"/>
-    <w:lsdException w:name="Emphasis" w:uiPriority="20" w:qFormat="1"/>
-    <w:lsdException w:name="List Table 1 Light Accent 6" w:uiPriority="46"/>
-    <w:lsdException w:name="toc 4" w:uiPriority="39" w:semiHidden="1" w:unhideWhenUsed="1"/>
-    <w:lsdException w:name="Light Shading Accent 1" w:uiPriority="60"/>
-    <w:lsdException w:name="Colorful Grid Accent 6" w:uiPriority="73"/>
-    <w:lsdException w:name="List Bullet 5" w:semiHidden="1" w:unhideWhenUsed="1"/>
-    <w:lsdException w:name="Table List 6" w:semiHidden="1" w:unhideWhenUsed="1"/>
-    <w:lsdException w:name="Medium Grid 2 Accent 1" w:uiPriority="68"/>
-    <w:lsdException w:name="Grid Table 6 Colorful Accent 3" w:uiPriority="51"/>
-    <w:lsdException w:name="List 5" w:semiHidden="1" w:unhideWhenUsed="1"/>
-    <w:lsdException w:name="Medium List 2 Accent 6" w:uiPriority="66"/>
-    <w:lsdException w:name="Medium List 1 Accent 3" w:uiPriority="65"/>
-    <w:lsdException w:name="List Table 2 Accent 4" w:uiPriority="47"/>
-    <w:lsdException w:name="index 5" w:semiHidden="1" w:unhideWhenUsed="1"/>
-    <w:lsdException w:name="List Table 3" w:uiPriority="48"/>
-    <w:lsdException w:name="HTML Definition" w:semiHidden="1" w:unhideWhenUsed="1"/>
-    <w:lsdException w:name="Light List Accent 5" w:uiPriority="61"/>
-    <w:lsdException w:name="Light Shading Accent 2" w:uiPriority="60"/>
-    <w:lsdException w:name="Grid Table 7 Colorful Accent 6" w:uiPriority="52"/>
-    <w:lsdException w:name="Hashtag" w:semiHidden="1" w:unhideWhenUsed="1"/>
-    <w:lsdException w:name="List 3" w:semiHidden="1" w:unhideWhenUsed="1"/>
-    <w:lsdException w:name="Light Shading" w:uiPriority="60"/>
-    <w:lsdException w:name="heading 5" w:uiPriority="9" w:semiHidden="1" w:unhideWhenUsed="1" w:qFormat="1"/>
-    <w:lsdException w:name="List Table 6 Colorful Accent 6" w:uiPriority="51"/>
-    <w:lsdException w:name="Medium Shading 1" w:uiPriority="63"/>
-    <w:lsdException w:name="footnote reference" w:semiHidden="1" w:unhideWhenUsed="1"/>
-    <w:lsdException w:name="List Continue 2" w:semiHidden="1" w:unhideWhenUsed="1"/>
-    <w:lsdException w:name="heading 8" w:uiPriority="9" w:semiHidden="1" w:unhideWhenUsed="1" w:qFormat="1"/>
-    <w:lsdException w:name="Medium Shading 2 Accent 6" w:uiPriority="64"/>
-    <w:lsdException w:name="Unresolved Mention" w:semiHidden="1" w:unhideWhenUsed="1"/>
-    <w:lsdException w:name="Grid Table 5 Dark Accent 3" w:uiPriority="50"/>
-    <w:lsdException w:name="HTML Preformatted" w:semiHidden="1" w:unhideWhenUsed="1"/>
-    <w:lsdException w:name="toa heading" w:semiHidden="1" w:unhideWhenUsed="1"/>
-    <w:lsdException w:name="Table Grid" w:uiPriority="39"/>
-    <w:lsdException w:name="Medium Grid 3 Accent 6" w:uiPriority="69"/>
-    <w:lsdException w:name="Medium Grid 1" w:uiPriority="67"/>
-    <w:lsdException w:name="heading 1" w:uiPriority="9" w:qFormat="1"/>
-    <w:lsdException w:name="Colorful List Accent 6" w:uiPriority="72"/>
+    <w:lsdException w:name="Light Grid Accent 1" w:uiPriority="62"/>
+    <w:lsdException w:name="Table Grid 8" w:semiHidden="1" w:unhideWhenUsed="1"/>
+    <w:lsdException w:name="Medium Grid 1 Accent 2" w:uiPriority="67"/>
+    <w:lsdException w:name="Body Text 3" w:semiHidden="1" w:unhideWhenUsed="1"/>
+    <w:lsdException w:name="Medium List 1" w:uiPriority="65"/>
     <w:lsdException w:name="Colorful Shading Accent 5" w:uiPriority="71"/>
-    <w:lsdException w:name="List Table 3 Accent 5" w:uiPriority="48"/>
-    <w:lsdException w:name="Dark List Accent 3" w:uiPriority="70"/>
-    <w:lsdException w:name="heading 7" w:uiPriority="9" w:semiHidden="1" w:unhideWhenUsed="1" w:qFormat="1"/>
-    <w:lsdException w:name="Colorful Grid Accent 1" w:uiPriority="73"/>
-    <w:lsdException w:name="Grid Table 1 Light Accent 2" w:uiPriority="46"/>
-    <w:lsdException w:name="List Table 7 Colorful Accent 4" w:uiPriority="52"/>
-    <w:lsdException w:name="Table List 1" w:semiHidden="1" w:unhideWhenUsed="1"/>
-    <w:lsdException w:name="Table Web 2" w:semiHidden="1" w:unhideWhenUsed="1"/>
-    <w:lsdException w:name="Colorful Shading Accent 4" w:uiPriority="71"/>
-    <w:lsdException w:name="Smart Hyperlink" w:semiHidden="1" w:unhideWhenUsed="1"/>
-    <w:lsdException w:name="Table Professional" w:semiHidden="1" w:unhideWhenUsed="1"/>
-    <w:lsdException w:name="Medium Grid 2 Accent 2" w:uiPriority="68"/>
-    <w:lsdException w:name="Medium Grid 2 Accent 6" w:uiPriority="68"/>
-    <w:lsdException w:name="Colorful List Accent 5" w:uiPriority="72"/>
-    <w:lsdException w:name="List Table 4 Accent 2" w:uiPriority="49"/>
-    <w:lsdException w:name="Grid Table 7 Colorful" w:uiPriority="52"/>
-    <w:lsdException w:name="Colorful Shading Accent 3" w:uiPriority="71"/>
-    <w:lsdException w:name="Light Grid Accent 4" w:uiPriority="62"/>
-    <w:lsdException w:name="Mention" w:semiHidden="1" w:unhideWhenUsed="1"/>
-    <w:lsdException w:name="Grid Table 1 Light" w:uiPriority="46"/>
-    <w:lsdException w:name="List 4" w:semiHidden="1" w:unhideWhenUsed="1"/>
-    <w:lsdException w:name="Date" w:semiHidden="1" w:unhideWhenUsed="1"/>
-    <w:lsdException w:name="No Spacing" w:uiPriority="1" w:qFormat="1"/>
-    <w:lsdException w:name="endnote text" w:semiHidden="1" w:unhideWhenUsed="1"/>
-    <w:lsdException w:name="List" w:semiHidden="1" w:unhideWhenUsed="1"/>
-    <w:lsdException w:name="Table Elegant" w:semiHidden="1" w:unhideWhenUsed="1"/>
-    <w:lsdException w:name="Table Columns 3" w:semiHidden="1" w:unhideWhenUsed="1"/>
-    <w:lsdException w:name="List Table 4 Accent 1" w:uiPriority="49"/>
-    <w:lsdException w:name="Grid Table 5 Dark Accent 5" w:uiPriority="50"/>
-    <w:lsdException w:name="Medium Grid 1 Accent 2" w:uiPriority="67"/>
-    <w:lsdException w:name="List Table 2 Accent 3" w:uiPriority="47"/>
-    <w:lsdException w:name="Light Grid Accent 5" w:uiPriority="62"/>
-    <w:lsdException w:name="List Continue 5" w:semiHidden="1" w:unhideWhenUsed="1"/>
-    <w:lsdException w:name="Table Grid 5" w:semiHidden="1" w:unhideWhenUsed="1"/>
-    <w:lsdException w:name="Table Grid 6" w:semiHidden="1" w:unhideWhenUsed="1"/>
-    <w:lsdException w:name="endnote reference" w:semiHidden="1" w:unhideWhenUsed="1"/>
-    <w:lsdException w:name="Light Grid" w:uiPriority="62"/>
-    <w:lsdException w:name="Table List 7" w:semiHidden="1" w:unhideWhenUsed="1"/>
-    <w:lsdException w:name="List Number" w:semiHidden="1" w:unhideWhenUsed="1"/>
-    <w:lsdException w:name="HTML Variable" w:semiHidden="1" w:unhideWhenUsed="1"/>
-    <w:lsdException w:name="Grid Table 7 Colorful Accent 5" w:uiPriority="52"/>
-    <w:lsdException w:name="List Table 1 Light Accent 2" w:uiPriority="46"/>
-    <w:lsdException w:name="List Number 2" w:semiHidden="1" w:unhideWhenUsed="1"/>
-    <w:lsdException w:name="List Table 4 Accent 5" w:uiPriority="49"/>
-    <w:lsdException w:name="List Table 5 Dark Accent 6" w:uiPriority="50"/>
-    <w:lsdException w:name="table of figures" w:semiHidden="1" w:unhideWhenUsed="1"/>
-    <w:lsdException w:name="Outline List 3" w:semiHidden="1" w:unhideWhenUsed="1"/>
-    <w:lsdException w:name="Medium List 1 Accent 5" w:uiPriority="65"/>
-    <w:lsdException w:name="List Bullet 2" w:semiHidden="1" w:unhideWhenUsed="1"/>
-    <w:lsdException w:name="Grid Table 1 Light Accent 4" w:uiPriority="46"/>
-    <w:lsdException w:name="Grid Table 6 Colorful Accent 1" w:uiPriority="51"/>
-    <w:lsdException w:name="Table 3D effects 2" w:semiHidden="1" w:unhideWhenUsed="1"/>
-    <w:lsdException w:name="Intense Emphasis" w:uiPriority="21" w:qFormat="1"/>
-    <w:lsdException w:name="Grid Table 4 Accent 2" w:uiPriority="49"/>
-    <w:lsdException w:name="List Table 7 Colorful Accent 2" w:uiPriority="52"/>
-    <w:lsdException w:name="Body Text Indent 2" w:semiHidden="1" w:unhideWhenUsed="1"/>
-    <w:lsdException w:name="HTML Typewriter" w:semiHidden="1" w:unhideWhenUsed="1"/>
-    <w:lsdException w:name="Colorful Grid Accent 5" w:uiPriority="73"/>
-    <w:lsdException w:name="List Table 2" w:uiPriority="47"/>
-    <w:lsdException w:name="List Table 2 Accent 1" w:uiPriority="47"/>
-    <w:lsdException w:name="Colorful List" w:uiPriority="72"/>
-    <w:lsdException w:name="List Table 4 Accent 4" w:uiPriority="49"/>
-    <w:lsdException w:name="Table Grid 2" w:semiHidden="1" w:unhideWhenUsed="1"/>
-    <w:lsdException w:name="Medium Shading 1 Accent 4" w:uiPriority="63"/>
-    <w:lsdException w:name="Medium Grid 2 Accent 4" w:uiPriority="68"/>
-    <w:lsdException w:name="index 7" w:semiHidden="1" w:unhideWhenUsed="1"/>
-    <w:lsdException w:name="No List" w:semiHidden="1" w:unhideWhenUsed="1"/>
-    <w:lsdException w:name="Signature" w:semiHidden="1" w:unhideWhenUsed="1"/>
-    <w:lsdException w:name="Grid Table 3" w:uiPriority="48"/>
-    <w:lsdException w:name="List Number 5" w:semiHidden="1" w:unhideWhenUsed="1"/>
-    <w:lsdException w:name="Grid Table 6 Colorful" w:uiPriority="51"/>
-    <w:lsdException w:name="Grid Table 4 Accent 6" w:uiPriority="49"/>
-    <w:lsdException w:name="Medium Grid 2" w:uiPriority="68"/>
-    <w:lsdException w:name="Intense Quote" w:uiPriority="30" w:qFormat="1"/>
-    <w:lsdException w:name="HTML Code" w:semiHidden="1" w:unhideWhenUsed="1"/>
-    <w:lsdException w:name="Grid Table 1 Light Accent 3" w:uiPriority="46"/>
-    <w:lsdException w:name="Placeholder Text" w:semiHidden="1"/>
-    <w:lsdException w:name="Medium List 2" w:uiPriority="66"/>
-    <w:lsdException w:name="Plain Table 2" w:uiPriority="42"/>
-    <w:lsdException w:name="Body Text Indent 3" w:semiHidden="1" w:unhideWhenUsed="1"/>
-    <w:lsdException w:name="List Table 3 Accent 6" w:uiPriority="48"/>
-    <w:lsdException w:name="Grid Table 3 Accent 1" w:uiPriority="48"/>
-    <w:lsdException w:name="Grid Table 2 Accent 5" w:uiPriority="47"/>
-    <w:lsdException w:name="Strong" w:uiPriority="22" w:qFormat="1"/>
-    <w:lsdException w:name="List Table 3 Accent 1" w:uiPriority="48"/>
-    <w:lsdException w:name="HTML Keyboard" w:semiHidden="1" w:unhideWhenUsed="1"/>
-    <w:lsdException w:name="Table Subtle 2" w:semiHidden="1" w:unhideWhenUsed="1"/>
-    <w:lsdException w:name="Medium Shading 2 Accent 2" w:uiPriority="64"/>
-    <w:lsdException w:name="heading 3" w:uiPriority="9" w:semiHidden="1" w:unhideWhenUsed="1" w:qFormat="1"/>
-    <w:lsdException w:name="Plain Table 1" w:uiPriority="41"/>
-    <w:lsdException w:name="Light Shading Accent 4" w:uiPriority="60"/>
-    <w:lsdException w:name="caption" w:uiPriority="35" w:semiHidden="1" w:unhideWhenUsed="1" w:qFormat="1"/>
-    <w:lsdException w:name="Table Classic 1" w:semiHidden="1" w:unhideWhenUsed="1"/>
-    <w:lsdException w:name="HTML Top of Form" w:semiHidden="1" w:unhideWhenUsed="1"/>
-    <w:lsdException w:name="List Table 3 Accent 2" w:uiPriority="48"/>
-    <w:lsdException w:name="Medium Grid 1 Accent 4" w:uiPriority="67"/>
-    <w:lsdException w:name="Grid Table 2 Accent 6" w:uiPriority="47"/>
-    <w:lsdException w:name="Salutation" w:semiHidden="1" w:unhideWhenUsed="1"/>
-    <w:lsdException w:name="toc 2" w:uiPriority="39" w:semiHidden="1" w:unhideWhenUsed="1"/>
-    <w:lsdException w:name="Medium Grid 3 Accent 2" w:uiPriority="69"/>
-    <w:lsdException w:name="Grid Table 7 Colorful Accent 2" w:uiPriority="52"/>
-    <w:lsdException w:name="Light List Accent 1" w:uiPriority="61"/>
-    <w:lsdException w:name="HTML Cite" w:semiHidden="1" w:unhideWhenUsed="1"/>
-    <w:lsdException w:name="Grid Table 3 Accent 5" w:uiPriority="48"/>
-    <w:lsdException w:name="E-mail Signature" w:semiHidden="1" w:unhideWhenUsed="1"/>
-    <w:lsdException w:name="List Table 5 Dark Accent 5" w:uiPriority="50"/>
-    <w:lsdException w:name="toc 9" w:uiPriority="39" w:semiHidden="1" w:unhideWhenUsed="1"/>
-    <w:lsdException w:name="List Bullet 3" w:semiHidden="1" w:unhideWhenUsed="1"/>
-    <w:lsdException w:name="Medium List 1 Accent 6" w:uiPriority="65"/>
-    <w:lsdException w:name="Grid Table 6 Colorful Accent 4" w:uiPriority="51"/>
-    <w:lsdException w:name="Grid Table 7 Colorful Accent 4" w:uiPriority="52"/>
-    <w:lsdException w:name="Subtitle" w:uiPriority="11" w:qFormat="1"/>
-    <w:lsdException w:name="Table List 4" w:semiHidden="1" w:unhideWhenUsed="1"/>
-    <w:lsdException w:name="List Table 6 Colorful Accent 4" w:uiPriority="51"/>
-    <w:lsdException w:name="Body Text First Indent 2" w:semiHidden="1" w:unhideWhenUsed="1"/>
-    <w:lsdException w:name="Book Title" w:uiPriority="33" w:qFormat="1"/>
-    <w:lsdException w:name="List Table 6 Colorful Accent 3" w:uiPriority="51"/>
-    <w:lsdException w:name="List Paragraph" w:uiPriority="34" w:qFormat="1"/>
-    <w:lsdException w:name="toc 1" w:uiPriority="39" w:semiHidden="1" w:unhideWhenUsed="1"/>
-    <w:lsdException w:name="annotation subject" w:semiHidden="1" w:unhideWhenUsed="1"/>
-    <w:lsdException w:name="index 9" w:semiHidden="1" w:unhideWhenUsed="1"/>
-    <w:lsdException w:name="Body Text 2" w:semiHidden="1" w:unhideWhenUsed="1"/>
-    <w:lsdException w:name="Normal (Web)" w:semiHidden="1" w:unhideWhenUsed="1"/>
-    <w:lsdException w:name="List Table 1 Light Accent 1" w:uiPriority="46"/>
-    <w:lsdException w:name="Grid Table 3 Accent 6" w:uiPriority="48"/>
-    <w:lsdException w:name="List Table 7 Colorful Accent 6" w:uiPriority="52"/>
-    <w:lsdException w:name="Light Grid Accent 2" w:uiPriority="62"/>
-    <w:lsdException w:name="Grid Table 2 Accent 2" w:uiPriority="47"/>
-    <w:lsdException w:name="Grid Table 5 Dark Accent 4" w:uiPriority="50"/>
-    <w:lsdException w:name="Balloon Text" w:semiHidden="1" w:unhideWhenUsed="1"/>
-    <w:lsdException w:name="Light List" w:uiPriority="61"/>
-    <w:lsdException w:name="List Number 4" w:semiHidden="1" w:unhideWhenUsed="1"/>
-    <w:lsdException w:name="Medium Grid 2 Accent 3" w:uiPriority="68"/>
-    <w:lsdException w:name="Light Grid Accent 3" w:uiPriority="62"/>
-    <w:lsdException w:name="HTML Sample" w:semiHidden="1" w:unhideWhenUsed="1"/>
-    <w:lsdException w:name="List Table 3 Accent 3" w:uiPriority="48"/>
-    <w:lsdException w:name="header" w:semiHidden="1" w:unhideWhenUsed="1"/>
-    <w:lsdException w:name="Grid Table 2" w:uiPriority="47"/>
-    <w:lsdException w:name="Medium List 1" w:uiPriority="65"/>
-    <w:lsdException w:name="Medium Shading 2 Accent 3" w:uiPriority="64"/>
-    <w:lsdException w:name="Light Shading Accent 5" w:uiPriority="60"/>
-    <w:lsdException w:name="Medium List 1 Accent 2" w:uiPriority="65"/>
-    <w:lsdException w:name="Colorful List Accent 2" w:uiPriority="72"/>
-    <w:lsdException w:name="Colorful Grid" w:uiPriority="73"/>
-    <w:lsdException w:name="Medium Shading 2 Accent 4" w:uiPriority="64"/>
-    <w:lsdException w:name="List Table 4 Accent 6" w:uiPriority="49"/>
-    <w:lsdException w:name="Table Colorful 3" w:semiHidden="1" w:unhideWhenUsed="1"/>
-    <w:lsdException w:name="Block Text" w:semiHidden="1" w:unhideWhenUsed="1"/>
-    <w:lsdException w:name="List Bullet" w:semiHidden="1" w:unhideWhenUsed="1"/>
-    <w:lsdException w:name="Outline List 2" w:semiHidden="1" w:unhideWhenUsed="1"/>
+    <w:lsdException w:name="Grid Table 4 Accent 5" w:uiPriority="49"/>
   </w:latentStyles>
-  <w:style w:type="character" w:styleId="000031" w:customStyle="1">
-    <w:name w:val="A正文-1标题 字符"/>
+  <w:style w:type="character" w:styleId="000038" w:customStyle="1">
+    <w:name w:val="明显引用 字符"/>
     <w:basedOn w:val="000018"/>
-    <w:link w:val="000032"/>
+    <w:link w:val="000037"/>
+    <w:uiPriority w:val="30"/>
+    <w:rsid w:val="007370C8"/>
+    <w:rPr>
+      <w:i w:val="1"/>
+      <w:iCs w:val="1"/>
+      <w:color w:val="0F4761" w:themeColor="accent1" w:themeShade="BF"/>
+    </w:rPr>
+  </w:style>
+  <w:style w:type="paragraph" w:styleId="000032" w:customStyle="1">
+    <w:name w:val="A正文-1标题"/>
+    <w:basedOn w:val="000005"/>
+    <w:next w:val="000005"/>
+    <w:link w:val="000031"/>
+    <w:qFormat w:val="1"/>
     <w:rsid w:val="00F1537C"/>
+    <w:pPr>
+      <w:widowControl w:val="1"/>
+      <w:spacing w:after="0" w:line="240" w:lineRule="auto"/>
+      <w:outlineLvl w:val="0"/>
+    </w:pPr>
     <w:rPr>
       <w:rFonts w:ascii="Times New Roman" w:hAnsi="Times New Roman" w:eastAsia="微软雅黑" w:cs="Times New Roman"/>
       <w:b w:val="1"/>
       <w:sz w:val="40"/>
       <w14:ligatures w14:val="none"/>
+    </w:rPr>
+  </w:style>
+  <w:style w:type="character" w:styleId="00001f">
+    <w:name w:val="Intense Emphasis"/>
+    <w:basedOn w:val="000018"/>
+    <w:uiPriority w:val="21"/>
+    <w:qFormat w:val="1"/>
+    <w:rsid w:val="007370C8"/>
+    <w:rPr>
+      <w:i w:val="1"/>
+      <w:iCs w:val="1"/>
+      <w:color w:val="0F4761" w:themeColor="accent1" w:themeShade="BF"/>
     </w:rPr>
   </w:style>
   <w:style w:type="paragraph" w:styleId="000023">
@@ -9361,6 +9521,24 @@
       <w:szCs w:val="56"/>
     </w:rPr>
   </w:style>
+  <w:style w:type="paragraph" w:styleId="00002d">
+    <w:name w:val="Quote"/>
+    <w:basedOn w:val="000005"/>
+    <w:next w:val="000005"/>
+    <w:link w:val="00002e"/>
+    <w:uiPriority w:val="29"/>
+    <w:qFormat w:val="1"/>
+    <w:rsid w:val="007370C8"/>
+    <w:pPr>
+      <w:spacing w:before="160"/>
+      <w:jc w:val="center"/>
+    </w:pPr>
+    <w:rPr>
+      <w:i w:val="1"/>
+      <w:iCs w:val="1"/>
+      <w:color w:val="404040" w:themeColor="text1" w:themeTint="BF"/>
+    </w:rPr>
+  </w:style>
   <w:style w:type="paragraph" w:styleId="000030">
     <w:name w:val="List Paragraph"/>
     <w:basedOn w:val="000005"/>
@@ -9372,104 +9550,44 @@
       <w:contextualSpacing w:val="1"/>
     </w:pPr>
   </w:style>
-  <w:style w:type="paragraph" w:styleId="000014">
-    <w:name w:val="heading 8"/>
+  <w:style w:type="paragraph" w:styleId="00001b" w:customStyle="1">
+    <w:name w:val="A正文"/>
     <w:basedOn w:val="000005"/>
-    <w:next w:val="000005"/>
-    <w:link w:val="000015"/>
-    <w:uiPriority w:val="9"/>
-    <w:semiHidden w:val="1"/>
-    <w:unhideWhenUsed w:val="1"/>
+    <w:link w:val="00001c"/>
     <w:qFormat w:val="1"/>
-    <w:rsid w:val="007370C8"/>
+    <w:rsid w:val="00F1537C"/>
     <w:pPr>
-      <w:keepNext w:val="1"/>
-      <w:keepLines w:val="1"/>
-      <w:spacing w:after="0"/>
-      <w:outlineLvl w:val="7"/>
+      <w:widowControl w:val="1"/>
+      <w:spacing w:after="0" w:line="240" w:lineRule="auto"/>
+      <w:ind w:firstLine="200" w:firstLineChars="200"/>
     </w:pPr>
     <w:rPr>
-      <w:rFonts w:cstheme="majorBidi"/>
-      <w:color w:val="595959" w:themeColor="text1" w:themeTint="A6"/>
+      <w:rFonts w:ascii="Times New Roman" w:hAnsi="Times New Roman" w:eastAsia="微软雅黑" w:cs="Times New Roman"/>
+      <w:sz w:val="24"/>
+      <w14:ligatures w14:val="none"/>
     </w:rPr>
   </w:style>
-  <w:style w:type="character" w:styleId="000013" w:customStyle="1">
-    <w:name w:val="标题 7 字符"/>
+  <w:style w:type="character" w:styleId="00001c" w:customStyle="1">
+    <w:name w:val="A正文 字符"/>
     <w:basedOn w:val="000018"/>
-    <w:link w:val="000012"/>
+    <w:link w:val="00001b"/>
+    <w:rsid w:val="00F1537C"/>
+    <w:rPr>
+      <w:rFonts w:ascii="Times New Roman" w:hAnsi="Times New Roman" w:eastAsia="微软雅黑" w:cs="Times New Roman"/>
+      <w:sz w:val="24"/>
+      <w14:ligatures w14:val="none"/>
+    </w:rPr>
+  </w:style>
+  <w:style w:type="character" w:styleId="000015" w:customStyle="1">
+    <w:name w:val="标题 8 字符"/>
+    <w:basedOn w:val="000018"/>
+    <w:link w:val="000014"/>
     <w:uiPriority w:val="9"/>
     <w:semiHidden w:val="1"/>
     <w:rsid w:val="007370C8"/>
     <w:rPr>
       <w:rFonts w:cstheme="majorBidi"/>
-      <w:b w:val="1"/>
-      <w:bCs w:val="1"/>
       <w:color w:val="595959" w:themeColor="text1" w:themeTint="A6"/>
-    </w:rPr>
-  </w:style>
-  <w:style w:type="paragraph" w:styleId="000032" w:customStyle="1">
-    <w:name w:val="A正文-1标题"/>
-    <w:basedOn w:val="000005"/>
-    <w:next w:val="000005"/>
-    <w:link w:val="000031"/>
-    <w:qFormat w:val="1"/>
-    <w:rsid w:val="00F1537C"/>
-    <w:pPr>
-      <w:widowControl w:val="1"/>
-      <w:spacing w:after="0" w:line="240" w:lineRule="auto"/>
-      <w:outlineLvl w:val="0"/>
-    </w:pPr>
-    <w:rPr>
-      <w:rFonts w:ascii="Times New Roman" w:hAnsi="Times New Roman" w:eastAsia="微软雅黑" w:cs="Times New Roman"/>
-      <w:b w:val="1"/>
-      <w:sz w:val="40"/>
-      <w14:ligatures w14:val="none"/>
-    </w:rPr>
-  </w:style>
-  <w:style w:type="character" w:styleId="000024" w:customStyle="1">
-    <w:name w:val="标题 字符"/>
-    <w:basedOn w:val="000018"/>
-    <w:link w:val="000023"/>
-    <w:uiPriority w:val="10"/>
-    <w:rsid w:val="007370C8"/>
-    <w:rPr>
-      <w:rFonts w:asciiTheme="majorHAnsi" w:hAnsiTheme="majorHAnsi" w:eastAsiaTheme="majorEastAsia" w:cstheme="majorBidi"/>
-      <w:spacing w:val="-10"/>
-      <w:kern w:val="28"/>
-      <w:sz w:val="56"/>
-      <w:szCs w:val="56"/>
-    </w:rPr>
-  </w:style>
-  <w:style w:type="paragraph" w:styleId="000034" w:customStyle="1">
-    <w:name w:val="A正文标题"/>
-    <w:basedOn w:val="000005"/>
-    <w:next w:val="000005"/>
-    <w:link w:val="000033"/>
-    <w:qFormat w:val="1"/>
-    <w:rsid w:val="00F1537C"/>
-    <w:pPr>
-      <w:widowControl w:val="1"/>
-      <w:spacing w:after="0" w:line="240" w:lineRule="auto"/>
-    </w:pPr>
-    <w:rPr>
-      <w:rFonts w:ascii="Times New Roman" w:hAnsi="Times New Roman" w:eastAsia="微软雅黑" w:cs="Times New Roman"/>
-      <w:b w:val="1"/>
-      <w:sz w:val="52"/>
-      <w14:ligatures w14:val="none"/>
-    </w:rPr>
-  </w:style>
-  <w:style w:type="character" w:styleId="000009" w:customStyle="1">
-    <w:name w:val="标题 2 字符"/>
-    <w:basedOn w:val="000018"/>
-    <w:link w:val="000008"/>
-    <w:uiPriority w:val="9"/>
-    <w:semiHidden w:val="1"/>
-    <w:rsid w:val="007370C8"/>
-    <w:rPr>
-      <w:rFonts w:asciiTheme="majorHAnsi" w:hAnsiTheme="majorHAnsi" w:eastAsiaTheme="majorEastAsia" w:cstheme="majorBidi"/>
-      <w:color w:val="0F4761" w:themeColor="accent1" w:themeShade="BF"/>
-      <w:sz w:val="40"/>
-      <w:szCs w:val="40"/>
     </w:rPr>
   </w:style>
   <w:style w:type="character" w:styleId="000026">
@@ -9486,106 +9604,47 @@
       <w:spacing w:val="5"/>
     </w:rPr>
   </w:style>
-  <w:style w:type="character" w:styleId="00000f" w:customStyle="1">
-    <w:name w:val="标题 5 字符"/>
-    <w:basedOn w:val="000018"/>
-    <w:link w:val="00000e"/>
+  <w:style w:type="paragraph" w:styleId="000016">
+    <w:name w:val="heading 9"/>
+    <w:basedOn w:val="000005"/>
+    <w:next w:val="000005"/>
+    <w:link w:val="000017"/>
     <w:uiPriority w:val="9"/>
     <w:semiHidden w:val="1"/>
-    <w:rsid w:val="007370C8"/>
-    <w:rPr>
-      <w:rFonts w:cstheme="majorBidi"/>
-      <w:color w:val="0F4761" w:themeColor="accent1" w:themeShade="BF"/>
-      <w:sz w:val="24"/>
-    </w:rPr>
-  </w:style>
-  <w:style w:type="numbering" w:styleId="00001a" w:default="1">
-    <w:name w:val="No List"/>
-    <w:uiPriority w:val="99"/>
-    <w:semiHidden w:val="1"/>
     <w:unhideWhenUsed w:val="1"/>
-  </w:style>
-  <w:style w:type="character" w:styleId="00000d" w:customStyle="1">
-    <w:name w:val="标题 4 字符"/>
-    <w:basedOn w:val="000018"/>
-    <w:link w:val="00000c"/>
-    <w:uiPriority w:val="9"/>
-    <w:semiHidden w:val="1"/>
-    <w:rsid w:val="007370C8"/>
-    <w:rPr>
-      <w:rFonts w:cstheme="majorBidi"/>
-      <w:color w:val="0F4761" w:themeColor="accent1" w:themeShade="BF"/>
-      <w:sz w:val="28"/>
-      <w:szCs w:val="28"/>
-    </w:rPr>
-  </w:style>
-  <w:style w:type="paragraph" w:styleId="000006">
-    <w:name w:val="heading 1"/>
-    <w:basedOn w:val="000005"/>
-    <w:next w:val="000005"/>
-    <w:link w:val="000007"/>
-    <w:uiPriority w:val="9"/>
     <w:qFormat w:val="1"/>
     <w:rsid w:val="007370C8"/>
     <w:pPr>
       <w:keepNext w:val="1"/>
       <w:keepLines w:val="1"/>
-      <w:spacing w:before="480" w:after="80"/>
-      <w:outlineLvl w:val="0"/>
+      <w:spacing w:after="0"/>
+      <w:outlineLvl w:val="8"/>
     </w:pPr>
     <w:rPr>
-      <w:rFonts w:asciiTheme="majorHAnsi" w:hAnsiTheme="majorHAnsi" w:eastAsiaTheme="majorEastAsia" w:cstheme="majorBidi"/>
-      <w:color w:val="0F4761" w:themeColor="accent1" w:themeShade="BF"/>
-      <w:sz w:val="48"/>
-      <w:szCs w:val="48"/>
+      <w:rFonts w:eastAsiaTheme="majorEastAsia" w:cstheme="majorBidi"/>
+      <w:color w:val="595959" w:themeColor="text1" w:themeTint="A6"/>
     </w:rPr>
   </w:style>
-  <w:style w:type="character" w:styleId="00002e" w:customStyle="1">
-    <w:name w:val="引用 字符"/>
-    <w:basedOn w:val="000018"/>
-    <w:link w:val="00002d"/>
-    <w:uiPriority w:val="29"/>
-    <w:rsid w:val="007370C8"/>
-    <w:rPr>
-      <w:i w:val="1"/>
-      <w:iCs w:val="1"/>
-      <w:color w:val="404040" w:themeColor="text1" w:themeTint="BF"/>
-    </w:rPr>
-  </w:style>
-  <w:style w:type="paragraph" w:styleId="000022">
-    <w:name w:val="toc 1"/>
+  <w:style w:type="paragraph" w:styleId="000012">
+    <w:name w:val="heading 7"/>
     <w:basedOn w:val="000005"/>
     <w:next w:val="000005"/>
-    <w:autoRedefine w:val="1"/>
-    <w:uiPriority w:val="39"/>
+    <w:link w:val="000013"/>
+    <w:uiPriority w:val="9"/>
+    <w:semiHidden w:val="1"/>
     <w:unhideWhenUsed w:val="1"/>
-    <w:rsid w:val="004E16F9"/>
+    <w:qFormat w:val="1"/>
+    <w:rsid w:val="007370C8"/>
     <w:pPr>
-      <w:widowControl w:val="1"/>
-      <w:spacing w:after="100" w:line="259" w:lineRule="auto"/>
+      <w:keepNext w:val="1"/>
+      <w:keepLines w:val="1"/>
+      <w:spacing w:before="40" w:after="0"/>
+      <w:outlineLvl w:val="6"/>
     </w:pPr>
     <w:rPr>
-      <w:rFonts w:cs="Times New Roman"/>
-      <w:kern w:val="0"/>
-      <w:szCs w:val="22"/>
-      <w14:ligatures w14:val="none"/>
-    </w:rPr>
-  </w:style>
-  <w:style w:type="character" w:styleId="000018" w:default="1">
-    <w:name w:val="Default Paragraph Font"/>
-    <w:uiPriority w:val="1"/>
-    <w:semiHidden w:val="1"/>
-    <w:unhideWhenUsed w:val="1"/>
-  </w:style>
-  <w:style w:type="character" w:styleId="000017" w:customStyle="1">
-    <w:name w:val="标题 9 字符"/>
-    <w:basedOn w:val="000018"/>
-    <w:link w:val="000016"/>
-    <w:uiPriority w:val="9"/>
-    <w:semiHidden w:val="1"/>
-    <w:rsid w:val="007370C8"/>
-    <w:rPr>
-      <w:rFonts w:eastAsiaTheme="majorEastAsia" w:cstheme="majorBidi"/>
+      <w:rFonts w:cstheme="majorBidi"/>
+      <w:b w:val="1"/>
+      <w:bCs w:val="1"/>
       <w:color w:val="595959" w:themeColor="text1" w:themeTint="A6"/>
     </w:rPr>
   </w:style>
@@ -9617,330 +9676,23 @@
       </w:tblBorders>
     </w:tblPr>
   </w:style>
-  <w:style w:type="paragraph" w:styleId="000020">
-    <w:name w:val="header"/>
+  <w:style w:type="paragraph" w:styleId="000022">
+    <w:name w:val="toc 1"/>
     <w:basedOn w:val="000005"/>
-    <w:link w:val="000021"/>
-    <w:uiPriority w:val="99"/>
-    <w:unhideWhenUsed w:val="1"/>
-    <w:rsid w:val="00F1537C"/>
-    <w:pPr>
-      <w:tabs>
-        <w:tab w:val="center" w:pos="4153"/>
-        <w:tab w:val="right" w:pos="8306"/>
-      </w:tabs>
-      <w:snapToGrid w:val="0"/>
-      <w:spacing w:line="240" w:lineRule="auto"/>
-      <w:jc w:val="center"/>
-    </w:pPr>
-    <w:rPr>
-      <w:sz w:val="18"/>
-      <w:szCs w:val="18"/>
-    </w:rPr>
-  </w:style>
-  <w:style w:type="character" w:styleId="000033" w:customStyle="1">
-    <w:name w:val="A正文标题 字符"/>
-    <w:basedOn w:val="000018"/>
-    <w:link w:val="000034"/>
-    <w:rsid w:val="00F1537C"/>
-    <w:rPr>
-      <w:rFonts w:ascii="Times New Roman" w:hAnsi="Times New Roman" w:eastAsia="微软雅黑" w:cs="Times New Roman"/>
-      <w:b w:val="1"/>
-      <w:sz w:val="52"/>
-      <w14:ligatures w14:val="none"/>
-    </w:rPr>
-  </w:style>
-  <w:style w:type="character" w:styleId="000007" w:customStyle="1">
-    <w:name w:val="标题 1 字符"/>
-    <w:basedOn w:val="000018"/>
-    <w:link w:val="000006"/>
-    <w:uiPriority w:val="9"/>
-    <w:rsid w:val="007370C8"/>
-    <w:rPr>
-      <w:rFonts w:asciiTheme="majorHAnsi" w:hAnsiTheme="majorHAnsi" w:eastAsiaTheme="majorEastAsia" w:cstheme="majorBidi"/>
-      <w:color w:val="0F4761" w:themeColor="accent1" w:themeShade="BF"/>
-      <w:sz w:val="48"/>
-      <w:szCs w:val="48"/>
-    </w:rPr>
-  </w:style>
-  <w:style w:type="character" w:styleId="00001d" w:customStyle="1">
-    <w:name w:val="A正文-2标题 字符"/>
-    <w:basedOn w:val="000018"/>
-    <w:link w:val="00001e"/>
-    <w:rsid w:val="00F1537C"/>
-    <w:rPr>
-      <w:rFonts w:ascii="Times New Roman" w:hAnsi="Times New Roman" w:eastAsia="微软雅黑" w:cs="Times New Roman"/>
-      <w:b w:val="1"/>
-      <w:sz w:val="28"/>
-      <w14:ligatures w14:val="none"/>
-    </w:rPr>
-  </w:style>
-  <w:style w:type="character" w:styleId="00001f">
-    <w:name w:val="Intense Emphasis"/>
-    <w:basedOn w:val="000018"/>
-    <w:uiPriority w:val="21"/>
-    <w:qFormat w:val="1"/>
-    <w:rsid w:val="007370C8"/>
-    <w:rPr>
-      <w:i w:val="1"/>
-      <w:iCs w:val="1"/>
-      <w:color w:val="0F4761" w:themeColor="accent1" w:themeShade="BF"/>
-    </w:rPr>
-  </w:style>
-  <w:style w:type="character" w:styleId="00002a" w:customStyle="1">
-    <w:name w:val="副标题 字符"/>
-    <w:basedOn w:val="000018"/>
-    <w:link w:val="000029"/>
-    <w:uiPriority w:val="11"/>
-    <w:rsid w:val="007370C8"/>
-    <w:rPr>
-      <w:rFonts w:asciiTheme="majorHAnsi" w:hAnsiTheme="majorHAnsi" w:eastAsiaTheme="majorEastAsia" w:cstheme="majorBidi"/>
-      <w:color w:val="595959" w:themeColor="text1" w:themeTint="A6"/>
-      <w:spacing w:val="15"/>
-      <w:sz w:val="28"/>
-      <w:szCs w:val="28"/>
-    </w:rPr>
-  </w:style>
-  <w:style w:type="character" w:styleId="00001c" w:customStyle="1">
-    <w:name w:val="A正文 字符"/>
-    <w:basedOn w:val="000018"/>
-    <w:link w:val="00001b"/>
-    <w:rsid w:val="00F1537C"/>
-    <w:rPr>
-      <w:rFonts w:ascii="Times New Roman" w:hAnsi="Times New Roman" w:eastAsia="微软雅黑" w:cs="Times New Roman"/>
-      <w:sz w:val="24"/>
-      <w14:ligatures w14:val="none"/>
-    </w:rPr>
-  </w:style>
-  <w:style w:type="paragraph" w:styleId="00003b">
-    <w:name w:val="TOC Heading"/>
-    <w:basedOn w:val="000006"/>
     <w:next w:val="000005"/>
+    <w:autoRedefine w:val="1"/>
     <w:uiPriority w:val="39"/>
     <w:unhideWhenUsed w:val="1"/>
-    <w:qFormat w:val="1"/>
     <w:rsid w:val="004E16F9"/>
     <w:pPr>
       <w:widowControl w:val="1"/>
-      <w:spacing w:before="240" w:after="0" w:line="259" w:lineRule="auto"/>
-      <w:outlineLvl w:val="9"/>
+      <w:spacing w:after="100" w:line="259" w:lineRule="auto"/>
     </w:pPr>
     <w:rPr>
+      <w:rFonts w:cs="Times New Roman"/>
       <w:kern w:val="0"/>
-      <w:sz w:val="32"/>
-      <w:szCs w:val="32"/>
+      <w:szCs w:val="22"/>
       <w14:ligatures w14:val="none"/>
-    </w:rPr>
-  </w:style>
-  <w:style w:type="paragraph" w:styleId="000005" w:default="1">
-    <w:name w:val="Normal"/>
-    <w:qFormat w:val="1"/>
-    <w:rsid w:val="009B6B61"/>
-    <w:pPr>
-      <w:widowControl w:val="0"/>
-    </w:pPr>
-  </w:style>
-  <w:style w:type="character" w:styleId="000015" w:customStyle="1">
-    <w:name w:val="标题 8 字符"/>
-    <w:basedOn w:val="000018"/>
-    <w:link w:val="000014"/>
-    <w:uiPriority w:val="9"/>
-    <w:semiHidden w:val="1"/>
-    <w:rsid w:val="007370C8"/>
-    <w:rPr>
-      <w:rFonts w:cstheme="majorBidi"/>
-      <w:color w:val="595959" w:themeColor="text1" w:themeTint="A6"/>
-    </w:rPr>
-  </w:style>
-  <w:style w:type="character" w:styleId="000039">
-    <w:name w:val="Unresolved Mention"/>
-    <w:basedOn w:val="000018"/>
-    <w:uiPriority w:val="99"/>
-    <w:semiHidden w:val="1"/>
-    <w:unhideWhenUsed w:val="1"/>
-    <w:rsid w:val="008160BE"/>
-    <w:rPr>
-      <w:color w:val="605E5C"/>
-      <w:shd w:val="clear" w:color="auto" w:fill="E1DFDD"/>
-    </w:rPr>
-  </w:style>
-  <w:style w:type="character" w:styleId="000021" w:customStyle="1">
-    <w:name w:val="页眉 字符"/>
-    <w:basedOn w:val="000018"/>
-    <w:link w:val="000020"/>
-    <w:uiPriority w:val="99"/>
-    <w:rsid w:val="00F1537C"/>
-    <w:rPr>
-      <w:sz w:val="18"/>
-      <w:szCs w:val="18"/>
-    </w:rPr>
-  </w:style>
-  <w:style w:type="table" w:styleId="000028">
-    <w:name w:val="Table Grid"/>
-    <w:basedOn w:val="000019"/>
-    <w:uiPriority w:val="39"/>
-    <w:rsid w:val="00F1537C"/>
-    <w:pPr>
-      <w:spacing w:after="0" w:line="240" w:lineRule="auto"/>
-    </w:pPr>
-    <w:tblPr>
-      <w:tblBorders>
-        <w:top w:val="single" w:color="auto" w:sz="4" w:space="0"/>
-        <w:left w:val="single" w:color="auto" w:sz="4" w:space="0"/>
-        <w:bottom w:val="single" w:color="auto" w:sz="4" w:space="0"/>
-        <w:right w:val="single" w:color="auto" w:sz="4" w:space="0"/>
-        <w:insideH w:val="single" w:color="auto" w:sz="4" w:space="0"/>
-        <w:insideV w:val="single" w:color="auto" w:sz="4" w:space="0"/>
-      </w:tblBorders>
-    </w:tblPr>
-  </w:style>
-  <w:style w:type="paragraph" w:styleId="00000a">
-    <w:name w:val="heading 3"/>
-    <w:basedOn w:val="000005"/>
-    <w:next w:val="000005"/>
-    <w:link w:val="00000b"/>
-    <w:uiPriority w:val="9"/>
-    <w:semiHidden w:val="1"/>
-    <w:unhideWhenUsed w:val="1"/>
-    <w:qFormat w:val="1"/>
-    <w:rsid w:val="007370C8"/>
-    <w:pPr>
-      <w:keepNext w:val="1"/>
-      <w:keepLines w:val="1"/>
-      <w:spacing w:before="160" w:after="80"/>
-      <w:outlineLvl w:val="2"/>
-    </w:pPr>
-    <w:rPr>
-      <w:rFonts w:asciiTheme="majorHAnsi" w:hAnsiTheme="majorHAnsi" w:eastAsiaTheme="majorEastAsia" w:cstheme="majorBidi"/>
-      <w:color w:val="0F4761" w:themeColor="accent1" w:themeShade="BF"/>
-      <w:sz w:val="32"/>
-      <w:szCs w:val="32"/>
-    </w:rPr>
-  </w:style>
-  <w:style w:type="paragraph" w:styleId="000029">
-    <w:name w:val="Subtitle"/>
-    <w:basedOn w:val="000005"/>
-    <w:next w:val="000005"/>
-    <w:link w:val="00002a"/>
-    <w:uiPriority w:val="11"/>
-    <w:qFormat w:val="1"/>
-    <w:rsid w:val="007370C8"/>
-    <w:pPr>
-      <w:numPr>
-        <w:ilvl w:val="1"/>
-      </w:numPr>
-      <w:jc w:val="center"/>
-    </w:pPr>
-    <w:rPr>
-      <w:rFonts w:asciiTheme="majorHAnsi" w:hAnsiTheme="majorHAnsi" w:eastAsiaTheme="majorEastAsia" w:cstheme="majorBidi"/>
-      <w:color w:val="595959" w:themeColor="text1" w:themeTint="A6"/>
-      <w:spacing w:val="15"/>
-      <w:sz w:val="28"/>
-      <w:szCs w:val="28"/>
-    </w:rPr>
-  </w:style>
-  <w:style w:type="paragraph" w:styleId="000010">
-    <w:name w:val="heading 6"/>
-    <w:basedOn w:val="000005"/>
-    <w:next w:val="000005"/>
-    <w:link w:val="000011"/>
-    <w:uiPriority w:val="9"/>
-    <w:semiHidden w:val="1"/>
-    <w:unhideWhenUsed w:val="1"/>
-    <w:qFormat w:val="1"/>
-    <w:rsid w:val="007370C8"/>
-    <w:pPr>
-      <w:keepNext w:val="1"/>
-      <w:keepLines w:val="1"/>
-      <w:spacing w:before="40" w:after="0"/>
-      <w:outlineLvl w:val="5"/>
-    </w:pPr>
-    <w:rPr>
-      <w:rFonts w:cstheme="majorBidi"/>
-      <w:b w:val="1"/>
-      <w:bCs w:val="1"/>
-      <w:color w:val="0F4761" w:themeColor="accent1" w:themeShade="BF"/>
-    </w:rPr>
-  </w:style>
-  <w:style w:type="character" w:styleId="000011" w:customStyle="1">
-    <w:name w:val="标题 6 字符"/>
-    <w:basedOn w:val="000018"/>
-    <w:link w:val="000010"/>
-    <w:uiPriority w:val="9"/>
-    <w:semiHidden w:val="1"/>
-    <w:rsid w:val="007370C8"/>
-    <w:rPr>
-      <w:rFonts w:cstheme="majorBidi"/>
-      <w:b w:val="1"/>
-      <w:bCs w:val="1"/>
-      <w:color w:val="0F4761" w:themeColor="accent1" w:themeShade="BF"/>
-    </w:rPr>
-  </w:style>
-  <w:style w:type="paragraph" w:styleId="00000c">
-    <w:name w:val="heading 4"/>
-    <w:basedOn w:val="000005"/>
-    <w:next w:val="000005"/>
-    <w:link w:val="00000d"/>
-    <w:uiPriority w:val="9"/>
-    <w:semiHidden w:val="1"/>
-    <w:unhideWhenUsed w:val="1"/>
-    <w:qFormat w:val="1"/>
-    <w:rsid w:val="007370C8"/>
-    <w:pPr>
-      <w:keepNext w:val="1"/>
-      <w:keepLines w:val="1"/>
-      <w:spacing w:before="80" w:after="40"/>
-      <w:outlineLvl w:val="3"/>
-    </w:pPr>
-    <w:rPr>
-      <w:rFonts w:cstheme="majorBidi"/>
-      <w:color w:val="0F4761" w:themeColor="accent1" w:themeShade="BF"/>
-      <w:sz w:val="28"/>
-      <w:szCs w:val="28"/>
-    </w:rPr>
-  </w:style>
-  <w:style w:type="paragraph" w:styleId="000012">
-    <w:name w:val="heading 7"/>
-    <w:basedOn w:val="000005"/>
-    <w:next w:val="000005"/>
-    <w:link w:val="000013"/>
-    <w:uiPriority w:val="9"/>
-    <w:semiHidden w:val="1"/>
-    <w:unhideWhenUsed w:val="1"/>
-    <w:qFormat w:val="1"/>
-    <w:rsid w:val="007370C8"/>
-    <w:pPr>
-      <w:keepNext w:val="1"/>
-      <w:keepLines w:val="1"/>
-      <w:spacing w:before="40" w:after="0"/>
-      <w:outlineLvl w:val="6"/>
-    </w:pPr>
-    <w:rPr>
-      <w:rFonts w:cstheme="majorBidi"/>
-      <w:b w:val="1"/>
-      <w:bCs w:val="1"/>
-      <w:color w:val="595959" w:themeColor="text1" w:themeTint="A6"/>
-    </w:rPr>
-  </w:style>
-  <w:style w:type="paragraph" w:styleId="000016">
-    <w:name w:val="heading 9"/>
-    <w:basedOn w:val="000005"/>
-    <w:next w:val="000005"/>
-    <w:link w:val="000017"/>
-    <w:uiPriority w:val="9"/>
-    <w:semiHidden w:val="1"/>
-    <w:unhideWhenUsed w:val="1"/>
-    <w:qFormat w:val="1"/>
-    <w:rsid w:val="007370C8"/>
-    <w:pPr>
-      <w:keepNext w:val="1"/>
-      <w:keepLines w:val="1"/>
-      <w:spacing w:after="0"/>
-      <w:outlineLvl w:val="8"/>
-    </w:pPr>
-    <w:rPr>
-      <w:rFonts w:eastAsiaTheme="majorEastAsia" w:cstheme="majorBidi"/>
-      <w:color w:val="595959" w:themeColor="text1" w:themeTint="A6"/>
     </w:rPr>
   </w:style>
   <w:style w:type="paragraph" w:styleId="000037">
@@ -9980,11 +9732,74 @@
       <w:szCs w:val="32"/>
     </w:rPr>
   </w:style>
-  <w:style w:type="paragraph" w:styleId="000008">
-    <w:name w:val="heading 2"/>
+  <w:style w:type="paragraph" w:styleId="000029">
+    <w:name w:val="Subtitle"/>
     <w:basedOn w:val="000005"/>
     <w:next w:val="000005"/>
-    <w:link w:val="000009"/>
+    <w:link w:val="00002a"/>
+    <w:uiPriority w:val="11"/>
+    <w:qFormat w:val="1"/>
+    <w:rsid w:val="007370C8"/>
+    <w:pPr>
+      <w:numPr>
+        <w:ilvl w:val="1"/>
+      </w:numPr>
+      <w:jc w:val="center"/>
+    </w:pPr>
+    <w:rPr>
+      <w:rFonts w:asciiTheme="majorHAnsi" w:hAnsiTheme="majorHAnsi" w:eastAsiaTheme="majorEastAsia" w:cstheme="majorBidi"/>
+      <w:color w:val="595959" w:themeColor="text1" w:themeTint="A6"/>
+      <w:spacing w:val="15"/>
+      <w:sz w:val="28"/>
+      <w:szCs w:val="28"/>
+    </w:rPr>
+  </w:style>
+  <w:style w:type="character" w:styleId="00002e" w:customStyle="1">
+    <w:name w:val="引用 字符"/>
+    <w:basedOn w:val="000018"/>
+    <w:link w:val="00002d"/>
+    <w:uiPriority w:val="29"/>
+    <w:rsid w:val="007370C8"/>
+    <w:rPr>
+      <w:i w:val="1"/>
+      <w:iCs w:val="1"/>
+      <w:color w:val="404040" w:themeColor="text1" w:themeTint="BF"/>
+    </w:rPr>
+  </w:style>
+  <w:style w:type="character" w:styleId="000036" w:customStyle="1">
+    <w:name w:val="B正文 字符"/>
+    <w:basedOn w:val="000018"/>
+    <w:link w:val="000035"/>
+    <w:rsid w:val="00787F11"/>
+    <w:rPr>
+      <w:rFonts w:ascii="微软雅黑" w:hAnsi="微软雅黑" w:eastAsia="微软雅黑" w:cs="微软雅黑"/>
+      <w:sz w:val="24"/>
+      <w14:ligatures w14:val="none"/>
+    </w:rPr>
+  </w:style>
+  <w:style w:type="paragraph" w:styleId="000034" w:customStyle="1">
+    <w:name w:val="A正文标题"/>
+    <w:basedOn w:val="000005"/>
+    <w:next w:val="000005"/>
+    <w:link w:val="000033"/>
+    <w:qFormat w:val="1"/>
+    <w:rsid w:val="00F1537C"/>
+    <w:pPr>
+      <w:widowControl w:val="1"/>
+      <w:spacing w:after="0" w:line="240" w:lineRule="auto"/>
+    </w:pPr>
+    <w:rPr>
+      <w:rFonts w:ascii="Times New Roman" w:hAnsi="Times New Roman" w:eastAsia="微软雅黑" w:cs="Times New Roman"/>
+      <w:b w:val="1"/>
+      <w:sz w:val="52"/>
+      <w14:ligatures w14:val="none"/>
+    </w:rPr>
+  </w:style>
+  <w:style w:type="paragraph" w:styleId="00000c">
+    <w:name w:val="heading 4"/>
+    <w:basedOn w:val="000005"/>
+    <w:next w:val="000005"/>
+    <w:link w:val="00000d"/>
     <w:uiPriority w:val="9"/>
     <w:semiHidden w:val="1"/>
     <w:unhideWhenUsed w:val="1"/>
@@ -9993,49 +9808,14 @@
     <w:pPr>
       <w:keepNext w:val="1"/>
       <w:keepLines w:val="1"/>
-      <w:spacing w:before="160" w:after="80"/>
-      <w:outlineLvl w:val="1"/>
+      <w:spacing w:before="80" w:after="40"/>
+      <w:outlineLvl w:val="3"/>
     </w:pPr>
     <w:rPr>
-      <w:rFonts w:asciiTheme="majorHAnsi" w:hAnsiTheme="majorHAnsi" w:eastAsiaTheme="majorEastAsia" w:cstheme="majorBidi"/>
+      <w:rFonts w:cstheme="majorBidi"/>
       <w:color w:val="0F4761" w:themeColor="accent1" w:themeShade="BF"/>
-      <w:sz w:val="40"/>
-      <w:szCs w:val="40"/>
-    </w:rPr>
-  </w:style>
-  <w:style w:type="paragraph" w:styleId="000035" w:customStyle="1">
-    <w:name w:val="B正文"/>
-    <w:basedOn w:val="000005"/>
-    <w:link w:val="000036"/>
-    <w:qFormat w:val="1"/>
-    <w:rsid w:val="00787F11"/>
-    <w:pPr>
-      <w:spacing w:after="0" w:line="360" w:lineRule="auto"/>
-    </w:pPr>
-    <w:rPr>
-      <w:rFonts w:ascii="微软雅黑" w:hAnsi="微软雅黑" w:eastAsia="微软雅黑" w:cs="微软雅黑"/>
-      <w:sz w:val="24"/>
-      <w14:ligatures w14:val="none"/>
-    </w:rPr>
-  </w:style>
-  <w:style w:type="paragraph" w:styleId="00002b">
-    <w:name w:val="footer"/>
-    <w:basedOn w:val="000005"/>
-    <w:link w:val="00002c"/>
-    <w:uiPriority w:val="99"/>
-    <w:unhideWhenUsed w:val="1"/>
-    <w:rsid w:val="00F1537C"/>
-    <w:pPr>
-      <w:tabs>
-        <w:tab w:val="center" w:pos="4153"/>
-        <w:tab w:val="right" w:pos="8306"/>
-      </w:tabs>
-      <w:snapToGrid w:val="0"/>
-      <w:spacing w:line="240" w:lineRule="auto"/>
-    </w:pPr>
-    <w:rPr>
-      <w:sz w:val="18"/>
-      <w:szCs w:val="18"/>
+      <w:sz w:val="28"/>
+      <w:szCs w:val="28"/>
     </w:rPr>
   </w:style>
   <w:style w:type="paragraph" w:styleId="00000e">
@@ -10060,23 +9840,6 @@
       <w:sz w:val="24"/>
     </w:rPr>
   </w:style>
-  <w:style w:type="paragraph" w:styleId="00001b" w:customStyle="1">
-    <w:name w:val="A正文"/>
-    <w:basedOn w:val="000005"/>
-    <w:link w:val="00001c"/>
-    <w:qFormat w:val="1"/>
-    <w:rsid w:val="00F1537C"/>
-    <w:pPr>
-      <w:widowControl w:val="1"/>
-      <w:spacing w:after="0" w:line="240" w:lineRule="auto"/>
-      <w:ind w:firstLine="200" w:firstLineChars="200"/>
-    </w:pPr>
-    <w:rPr>
-      <w:rFonts w:ascii="Times New Roman" w:hAnsi="Times New Roman" w:eastAsia="微软雅黑" w:cs="Times New Roman"/>
-      <w:sz w:val="24"/>
-      <w14:ligatures w14:val="none"/>
-    </w:rPr>
-  </w:style>
   <w:style w:type="character" w:styleId="00003a">
     <w:name w:val="Hyperlink"/>
     <w:basedOn w:val="000018"/>
@@ -10086,6 +9849,292 @@
     <w:rPr>
       <w:color w:val="467886" w:themeColor="hyperlink"/>
       <w:u w:val="single"/>
+    </w:rPr>
+  </w:style>
+  <w:style w:type="paragraph" w:styleId="000020">
+    <w:name w:val="header"/>
+    <w:basedOn w:val="000005"/>
+    <w:link w:val="000021"/>
+    <w:uiPriority w:val="99"/>
+    <w:unhideWhenUsed w:val="1"/>
+    <w:rsid w:val="00F1537C"/>
+    <w:pPr>
+      <w:tabs>
+        <w:tab w:val="center" w:pos="4153"/>
+        <w:tab w:val="right" w:pos="8306"/>
+      </w:tabs>
+      <w:snapToGrid w:val="0"/>
+      <w:spacing w:line="240" w:lineRule="auto"/>
+      <w:jc w:val="center"/>
+    </w:pPr>
+    <w:rPr>
+      <w:sz w:val="18"/>
+      <w:szCs w:val="18"/>
+    </w:rPr>
+  </w:style>
+  <w:style w:type="paragraph" w:styleId="000006">
+    <w:name w:val="heading 1"/>
+    <w:basedOn w:val="000005"/>
+    <w:next w:val="000005"/>
+    <w:link w:val="000007"/>
+    <w:uiPriority w:val="9"/>
+    <w:qFormat w:val="1"/>
+    <w:rsid w:val="007370C8"/>
+    <w:pPr>
+      <w:keepNext w:val="1"/>
+      <w:keepLines w:val="1"/>
+      <w:spacing w:before="480" w:after="80"/>
+      <w:outlineLvl w:val="0"/>
+    </w:pPr>
+    <w:rPr>
+      <w:rFonts w:asciiTheme="majorHAnsi" w:hAnsiTheme="majorHAnsi" w:eastAsiaTheme="majorEastAsia" w:cstheme="majorBidi"/>
+      <w:color w:val="0F4761" w:themeColor="accent1" w:themeShade="BF"/>
+      <w:sz w:val="48"/>
+      <w:szCs w:val="48"/>
+    </w:rPr>
+  </w:style>
+  <w:style w:type="paragraph" w:styleId="000014">
+    <w:name w:val="heading 8"/>
+    <w:basedOn w:val="000005"/>
+    <w:next w:val="000005"/>
+    <w:link w:val="000015"/>
+    <w:uiPriority w:val="9"/>
+    <w:semiHidden w:val="1"/>
+    <w:unhideWhenUsed w:val="1"/>
+    <w:qFormat w:val="1"/>
+    <w:rsid w:val="007370C8"/>
+    <w:pPr>
+      <w:keepNext w:val="1"/>
+      <w:keepLines w:val="1"/>
+      <w:spacing w:after="0"/>
+      <w:outlineLvl w:val="7"/>
+    </w:pPr>
+    <w:rPr>
+      <w:rFonts w:cstheme="majorBidi"/>
+      <w:color w:val="595959" w:themeColor="text1" w:themeTint="A6"/>
+    </w:rPr>
+  </w:style>
+  <w:style w:type="paragraph" w:styleId="000035" w:customStyle="1">
+    <w:name w:val="B正文"/>
+    <w:basedOn w:val="000005"/>
+    <w:link w:val="000036"/>
+    <w:qFormat w:val="1"/>
+    <w:rsid w:val="00787F11"/>
+    <w:pPr>
+      <w:spacing w:after="0" w:line="360" w:lineRule="auto"/>
+    </w:pPr>
+    <w:rPr>
+      <w:rFonts w:ascii="微软雅黑" w:hAnsi="微软雅黑" w:eastAsia="微软雅黑" w:cs="微软雅黑"/>
+      <w:sz w:val="24"/>
+      <w14:ligatures w14:val="none"/>
+    </w:rPr>
+  </w:style>
+  <w:style w:type="character" w:styleId="000031" w:customStyle="1">
+    <w:name w:val="A正文-1标题 字符"/>
+    <w:basedOn w:val="000018"/>
+    <w:link w:val="000032"/>
+    <w:rsid w:val="00F1537C"/>
+    <w:rPr>
+      <w:rFonts w:ascii="Times New Roman" w:hAnsi="Times New Roman" w:eastAsia="微软雅黑" w:cs="Times New Roman"/>
+      <w:b w:val="1"/>
+      <w:sz w:val="40"/>
+      <w14:ligatures w14:val="none"/>
+    </w:rPr>
+  </w:style>
+  <w:style w:type="table" w:styleId="000019" w:default="1">
+    <w:name w:val="Normal Table"/>
+    <w:uiPriority w:val="99"/>
+    <w:semiHidden w:val="1"/>
+    <w:unhideWhenUsed w:val="1"/>
+    <w:tblPr>
+      <w:tblInd w:w="0" w:type="dxa"/>
+      <w:tblCellMar>
+        <w:top w:w="0" w:type="dxa"/>
+        <w:left w:w="108" w:type="dxa"/>
+        <w:bottom w:w="0" w:type="dxa"/>
+        <w:right w:w="108" w:type="dxa"/>
+      </w:tblCellMar>
+    </w:tblPr>
+  </w:style>
+  <w:style w:type="paragraph" w:styleId="000010">
+    <w:name w:val="heading 6"/>
+    <w:basedOn w:val="000005"/>
+    <w:next w:val="000005"/>
+    <w:link w:val="000011"/>
+    <w:uiPriority w:val="9"/>
+    <w:semiHidden w:val="1"/>
+    <w:unhideWhenUsed w:val="1"/>
+    <w:qFormat w:val="1"/>
+    <w:rsid w:val="007370C8"/>
+    <w:pPr>
+      <w:keepNext w:val="1"/>
+      <w:keepLines w:val="1"/>
+      <w:spacing w:before="40" w:after="0"/>
+      <w:outlineLvl w:val="5"/>
+    </w:pPr>
+    <w:rPr>
+      <w:rFonts w:cstheme="majorBidi"/>
+      <w:b w:val="1"/>
+      <w:bCs w:val="1"/>
+      <w:color w:val="0F4761" w:themeColor="accent1" w:themeShade="BF"/>
+    </w:rPr>
+  </w:style>
+  <w:style w:type="character" w:styleId="000024" w:customStyle="1">
+    <w:name w:val="标题 字符"/>
+    <w:basedOn w:val="000018"/>
+    <w:link w:val="000023"/>
+    <w:uiPriority w:val="10"/>
+    <w:rsid w:val="007370C8"/>
+    <w:rPr>
+      <w:rFonts w:asciiTheme="majorHAnsi" w:hAnsiTheme="majorHAnsi" w:eastAsiaTheme="majorEastAsia" w:cstheme="majorBidi"/>
+      <w:spacing w:val="-10"/>
+      <w:kern w:val="28"/>
+      <w:sz w:val="56"/>
+      <w:szCs w:val="56"/>
+    </w:rPr>
+  </w:style>
+  <w:style w:type="paragraph" w:styleId="00000a">
+    <w:name w:val="heading 3"/>
+    <w:basedOn w:val="000005"/>
+    <w:next w:val="000005"/>
+    <w:link w:val="00000b"/>
+    <w:uiPriority w:val="9"/>
+    <w:semiHidden w:val="1"/>
+    <w:unhideWhenUsed w:val="1"/>
+    <w:qFormat w:val="1"/>
+    <w:rsid w:val="007370C8"/>
+    <w:pPr>
+      <w:keepNext w:val="1"/>
+      <w:keepLines w:val="1"/>
+      <w:spacing w:before="160" w:after="80"/>
+      <w:outlineLvl w:val="2"/>
+    </w:pPr>
+    <w:rPr>
+      <w:rFonts w:asciiTheme="majorHAnsi" w:hAnsiTheme="majorHAnsi" w:eastAsiaTheme="majorEastAsia" w:cstheme="majorBidi"/>
+      <w:color w:val="0F4761" w:themeColor="accent1" w:themeShade="BF"/>
+      <w:sz w:val="32"/>
+      <w:szCs w:val="32"/>
+    </w:rPr>
+  </w:style>
+  <w:style w:type="character" w:styleId="00000d" w:customStyle="1">
+    <w:name w:val="标题 4 字符"/>
+    <w:basedOn w:val="000018"/>
+    <w:link w:val="00000c"/>
+    <w:uiPriority w:val="9"/>
+    <w:semiHidden w:val="1"/>
+    <w:rsid w:val="007370C8"/>
+    <w:rPr>
+      <w:rFonts w:cstheme="majorBidi"/>
+      <w:color w:val="0F4761" w:themeColor="accent1" w:themeShade="BF"/>
+      <w:sz w:val="28"/>
+      <w:szCs w:val="28"/>
+    </w:rPr>
+  </w:style>
+  <w:style w:type="character" w:styleId="000018" w:default="1">
+    <w:name w:val="Default Paragraph Font"/>
+    <w:uiPriority w:val="1"/>
+    <w:semiHidden w:val="1"/>
+    <w:unhideWhenUsed w:val="1"/>
+  </w:style>
+  <w:style w:type="character" w:styleId="00003c">
+    <w:name w:val="FollowedHyperlink"/>
+    <w:basedOn w:val="000018"/>
+    <w:uiPriority w:val="99"/>
+    <w:semiHidden w:val="1"/>
+    <w:unhideWhenUsed w:val="1"/>
+    <w:rsid w:val="009B6B61"/>
+    <w:rPr>
+      <w:color w:val="96607D" w:themeColor="followedHyperlink"/>
+      <w:u w:val="single"/>
+    </w:rPr>
+  </w:style>
+  <w:style w:type="character" w:styleId="000011" w:customStyle="1">
+    <w:name w:val="标题 6 字符"/>
+    <w:basedOn w:val="000018"/>
+    <w:link w:val="000010"/>
+    <w:uiPriority w:val="9"/>
+    <w:semiHidden w:val="1"/>
+    <w:rsid w:val="007370C8"/>
+    <w:rPr>
+      <w:rFonts w:cstheme="majorBidi"/>
+      <w:b w:val="1"/>
+      <w:bCs w:val="1"/>
+      <w:color w:val="0F4761" w:themeColor="accent1" w:themeShade="BF"/>
+    </w:rPr>
+  </w:style>
+  <w:style w:type="character" w:styleId="00002a" w:customStyle="1">
+    <w:name w:val="副标题 字符"/>
+    <w:basedOn w:val="000018"/>
+    <w:link w:val="000029"/>
+    <w:uiPriority w:val="11"/>
+    <w:rsid w:val="007370C8"/>
+    <w:rPr>
+      <w:rFonts w:asciiTheme="majorHAnsi" w:hAnsiTheme="majorHAnsi" w:eastAsiaTheme="majorEastAsia" w:cstheme="majorBidi"/>
+      <w:color w:val="595959" w:themeColor="text1" w:themeTint="A6"/>
+      <w:spacing w:val="15"/>
+      <w:sz w:val="28"/>
+      <w:szCs w:val="28"/>
+    </w:rPr>
+  </w:style>
+  <w:style w:type="character" w:styleId="00001d" w:customStyle="1">
+    <w:name w:val="A正文-2标题 字符"/>
+    <w:basedOn w:val="000018"/>
+    <w:link w:val="00001e"/>
+    <w:rsid w:val="00F1537C"/>
+    <w:rPr>
+      <w:rFonts w:ascii="Times New Roman" w:hAnsi="Times New Roman" w:eastAsia="微软雅黑" w:cs="Times New Roman"/>
+      <w:b w:val="1"/>
+      <w:sz w:val="28"/>
+      <w14:ligatures w14:val="none"/>
+    </w:rPr>
+  </w:style>
+  <w:style w:type="character" w:styleId="000033" w:customStyle="1">
+    <w:name w:val="A正文标题 字符"/>
+    <w:basedOn w:val="000018"/>
+    <w:link w:val="000034"/>
+    <w:rsid w:val="00F1537C"/>
+    <w:rPr>
+      <w:rFonts w:ascii="Times New Roman" w:hAnsi="Times New Roman" w:eastAsia="微软雅黑" w:cs="Times New Roman"/>
+      <w:b w:val="1"/>
+      <w:sz w:val="52"/>
+      <w14:ligatures w14:val="none"/>
+    </w:rPr>
+  </w:style>
+  <w:style w:type="character" w:styleId="000009" w:customStyle="1">
+    <w:name w:val="标题 2 字符"/>
+    <w:basedOn w:val="000018"/>
+    <w:link w:val="000008"/>
+    <w:uiPriority w:val="9"/>
+    <w:semiHidden w:val="1"/>
+    <w:rsid w:val="007370C8"/>
+    <w:rPr>
+      <w:rFonts w:asciiTheme="majorHAnsi" w:hAnsiTheme="majorHAnsi" w:eastAsiaTheme="majorEastAsia" w:cstheme="majorBidi"/>
+      <w:color w:val="0F4761" w:themeColor="accent1" w:themeShade="BF"/>
+      <w:sz w:val="40"/>
+      <w:szCs w:val="40"/>
+    </w:rPr>
+  </w:style>
+  <w:style w:type="paragraph" w:styleId="000008">
+    <w:name w:val="heading 2"/>
+    <w:basedOn w:val="000005"/>
+    <w:next w:val="000005"/>
+    <w:link w:val="000009"/>
+    <w:uiPriority w:val="9"/>
+    <w:semiHidden w:val="1"/>
+    <w:unhideWhenUsed w:val="1"/>
+    <w:qFormat w:val="1"/>
+    <w:rsid w:val="007370C8"/>
+    <w:pPr>
+      <w:keepNext w:val="1"/>
+      <w:keepLines w:val="1"/>
+      <w:spacing w:before="160" w:after="80"/>
+      <w:outlineLvl w:val="1"/>
+    </w:pPr>
+    <w:rPr>
+      <w:rFonts w:asciiTheme="majorHAnsi" w:hAnsiTheme="majorHAnsi" w:eastAsiaTheme="majorEastAsia" w:cstheme="majorBidi"/>
+      <w:color w:val="0F4761" w:themeColor="accent1" w:themeShade="BF"/>
+      <w:sz w:val="40"/>
+      <w:szCs w:val="40"/>
     </w:rPr>
   </w:style>
   <w:style w:type="paragraph" w:styleId="000025">
@@ -10108,61 +10157,86 @@
       <w14:ligatures w14:val="none"/>
     </w:rPr>
   </w:style>
-  <w:style w:type="table" w:styleId="000019" w:default="1">
-    <w:name w:val="Normal Table"/>
+  <w:style w:type="paragraph" w:styleId="00003b">
+    <w:name w:val="TOC Heading"/>
+    <w:basedOn w:val="000006"/>
+    <w:next w:val="000005"/>
+    <w:uiPriority w:val="39"/>
+    <w:unhideWhenUsed w:val="1"/>
+    <w:qFormat w:val="1"/>
+    <w:rsid w:val="004E16F9"/>
+    <w:pPr>
+      <w:widowControl w:val="1"/>
+      <w:spacing w:before="240" w:after="0" w:line="259" w:lineRule="auto"/>
+      <w:outlineLvl w:val="9"/>
+    </w:pPr>
+    <w:rPr>
+      <w:kern w:val="0"/>
+      <w:sz w:val="32"/>
+      <w:szCs w:val="32"/>
+      <w14:ligatures w14:val="none"/>
+    </w:rPr>
+  </w:style>
+  <w:style w:type="character" w:styleId="00000f" w:customStyle="1">
+    <w:name w:val="标题 5 字符"/>
+    <w:basedOn w:val="000018"/>
+    <w:link w:val="00000e"/>
+    <w:uiPriority w:val="9"/>
+    <w:semiHidden w:val="1"/>
+    <w:rsid w:val="007370C8"/>
+    <w:rPr>
+      <w:rFonts w:cstheme="majorBidi"/>
+      <w:color w:val="0F4761" w:themeColor="accent1" w:themeShade="BF"/>
+      <w:sz w:val="24"/>
+    </w:rPr>
+  </w:style>
+  <w:style w:type="numbering" w:styleId="00001a" w:default="1">
+    <w:name w:val="No List"/>
     <w:uiPriority w:val="99"/>
     <w:semiHidden w:val="1"/>
     <w:unhideWhenUsed w:val="1"/>
-    <w:tblPr>
-      <w:tblInd w:w="0" w:type="dxa"/>
-      <w:tblCellMar>
-        <w:top w:w="0" w:type="dxa"/>
-        <w:left w:w="108" w:type="dxa"/>
-        <w:bottom w:w="0" w:type="dxa"/>
-        <w:right w:w="108" w:type="dxa"/>
-      </w:tblCellMar>
-    </w:tblPr>
   </w:style>
-  <w:style w:type="character" w:styleId="00003c">
-    <w:name w:val="FollowedHyperlink"/>
+  <w:style w:type="character" w:styleId="000017" w:customStyle="1">
+    <w:name w:val="标题 9 字符"/>
+    <w:basedOn w:val="000018"/>
+    <w:link w:val="000016"/>
+    <w:uiPriority w:val="9"/>
+    <w:semiHidden w:val="1"/>
+    <w:rsid w:val="007370C8"/>
+    <w:rPr>
+      <w:rFonts w:eastAsiaTheme="majorEastAsia" w:cstheme="majorBidi"/>
+      <w:color w:val="595959" w:themeColor="text1" w:themeTint="A6"/>
+    </w:rPr>
+  </w:style>
+  <w:style w:type="paragraph" w:styleId="00001e" w:customStyle="1">
+    <w:name w:val="A正文-2标题"/>
+    <w:basedOn w:val="000005"/>
+    <w:next w:val="00001b"/>
+    <w:link w:val="00001d"/>
+    <w:qFormat w:val="1"/>
+    <w:rsid w:val="00F1537C"/>
+    <w:pPr>
+      <w:widowControl w:val="1"/>
+      <w:spacing w:after="0" w:line="240" w:lineRule="auto"/>
+      <w:outlineLvl w:val="1"/>
+    </w:pPr>
+    <w:rPr>
+      <w:rFonts w:ascii="Times New Roman" w:hAnsi="Times New Roman" w:eastAsia="微软雅黑" w:cs="Times New Roman"/>
+      <w:b w:val="1"/>
+      <w:sz w:val="28"/>
+      <w14:ligatures w14:val="none"/>
+    </w:rPr>
+  </w:style>
+  <w:style w:type="character" w:styleId="000039">
+    <w:name w:val="Unresolved Mention"/>
     <w:basedOn w:val="000018"/>
     <w:uiPriority w:val="99"/>
     <w:semiHidden w:val="1"/>
     <w:unhideWhenUsed w:val="1"/>
-    <w:rsid w:val="009B6B61"/>
+    <w:rsid w:val="008160BE"/>
     <w:rPr>
-      <w:color w:val="96607D" w:themeColor="followedHyperlink"/>
-      <w:u w:val="single"/>
-    </w:rPr>
-  </w:style>
-  <w:style w:type="paragraph" w:styleId="00002d">
-    <w:name w:val="Quote"/>
-    <w:basedOn w:val="000005"/>
-    <w:next w:val="000005"/>
-    <w:link w:val="00002e"/>
-    <w:uiPriority w:val="29"/>
-    <w:qFormat w:val="1"/>
-    <w:rsid w:val="007370C8"/>
-    <w:pPr>
-      <w:spacing w:before="160"/>
-      <w:jc w:val="center"/>
-    </w:pPr>
-    <w:rPr>
-      <w:i w:val="1"/>
-      <w:iCs w:val="1"/>
-      <w:color w:val="404040" w:themeColor="text1" w:themeTint="BF"/>
-    </w:rPr>
-  </w:style>
-  <w:style w:type="character" w:styleId="000038" w:customStyle="1">
-    <w:name w:val="明显引用 字符"/>
-    <w:basedOn w:val="000018"/>
-    <w:link w:val="000037"/>
-    <w:uiPriority w:val="30"/>
-    <w:rsid w:val="007370C8"/>
-    <w:rPr>
-      <w:i w:val="1"/>
-      <w:iCs w:val="1"/>
-      <w:color w:val="0F4761" w:themeColor="accent1" w:themeShade="BF"/>
+      <w:color w:val="605E5C"/>
+      <w:shd w:val="clear" w:color="auto" w:fill="E1DFDD"/>
     </w:rPr>
   </w:style>
   <w:style w:type="character" w:styleId="00002c" w:customStyle="1">
@@ -10171,6 +10245,50 @@
     <w:link w:val="00002b"/>
     <w:uiPriority w:val="99"/>
     <w:rsid w:val="00F1537C"/>
+    <w:rPr>
+      <w:sz w:val="18"/>
+      <w:szCs w:val="18"/>
+    </w:rPr>
+  </w:style>
+  <w:style w:type="character" w:styleId="000021" w:customStyle="1">
+    <w:name w:val="页眉 字符"/>
+    <w:basedOn w:val="000018"/>
+    <w:link w:val="000020"/>
+    <w:uiPriority w:val="99"/>
+    <w:rsid w:val="00F1537C"/>
+    <w:rPr>
+      <w:sz w:val="18"/>
+      <w:szCs w:val="18"/>
+    </w:rPr>
+  </w:style>
+  <w:style w:type="character" w:styleId="000007" w:customStyle="1">
+    <w:name w:val="标题 1 字符"/>
+    <w:basedOn w:val="000018"/>
+    <w:link w:val="000006"/>
+    <w:uiPriority w:val="9"/>
+    <w:rsid w:val="007370C8"/>
+    <w:rPr>
+      <w:rFonts w:asciiTheme="majorHAnsi" w:hAnsiTheme="majorHAnsi" w:eastAsiaTheme="majorEastAsia" w:cstheme="majorBidi"/>
+      <w:color w:val="0F4761" w:themeColor="accent1" w:themeShade="BF"/>
+      <w:sz w:val="48"/>
+      <w:szCs w:val="48"/>
+    </w:rPr>
+  </w:style>
+  <w:style w:type="paragraph" w:styleId="00002b">
+    <w:name w:val="footer"/>
+    <w:basedOn w:val="000005"/>
+    <w:link w:val="00002c"/>
+    <w:uiPriority w:val="99"/>
+    <w:unhideWhenUsed w:val="1"/>
+    <w:rsid w:val="00F1537C"/>
+    <w:pPr>
+      <w:tabs>
+        <w:tab w:val="center" w:pos="4153"/>
+        <w:tab w:val="right" w:pos="8306"/>
+      </w:tabs>
+      <w:snapToGrid w:val="0"/>
+      <w:spacing w:line="240" w:lineRule="auto"/>
+    </w:pPr>
     <w:rPr>
       <w:sz w:val="18"/>
       <w:szCs w:val="18"/>
@@ -10196,34 +10314,45 @@
       <w14:ligatures w14:val="none"/>
     </w:rPr>
   </w:style>
-  <w:style w:type="paragraph" w:styleId="00001e" w:customStyle="1">
-    <w:name w:val="A正文-2标题"/>
-    <w:basedOn w:val="000005"/>
-    <w:next w:val="00001b"/>
-    <w:link w:val="00001d"/>
+  <w:style w:type="paragraph" w:styleId="000005" w:default="1">
+    <w:name w:val="Normal"/>
     <w:qFormat w:val="1"/>
+    <w:rsid w:val="009B6B61"/>
+    <w:pPr>
+      <w:widowControl w:val="0"/>
+    </w:pPr>
+  </w:style>
+  <w:style w:type="table" w:styleId="000028">
+    <w:name w:val="Table Grid"/>
+    <w:basedOn w:val="000019"/>
+    <w:uiPriority w:val="39"/>
     <w:rsid w:val="00F1537C"/>
     <w:pPr>
-      <w:widowControl w:val="1"/>
       <w:spacing w:after="0" w:line="240" w:lineRule="auto"/>
-      <w:outlineLvl w:val="1"/>
     </w:pPr>
+    <w:tblPr>
+      <w:tblBorders>
+        <w:top w:val="single" w:color="auto" w:sz="4" w:space="0"/>
+        <w:left w:val="single" w:color="auto" w:sz="4" w:space="0"/>
+        <w:bottom w:val="single" w:color="auto" w:sz="4" w:space="0"/>
+        <w:right w:val="single" w:color="auto" w:sz="4" w:space="0"/>
+        <w:insideH w:val="single" w:color="auto" w:sz="4" w:space="0"/>
+        <w:insideV w:val="single" w:color="auto" w:sz="4" w:space="0"/>
+      </w:tblBorders>
+    </w:tblPr>
+  </w:style>
+  <w:style w:type="character" w:styleId="000013" w:customStyle="1">
+    <w:name w:val="标题 7 字符"/>
+    <w:basedOn w:val="000018"/>
+    <w:link w:val="000012"/>
+    <w:uiPriority w:val="9"/>
+    <w:semiHidden w:val="1"/>
+    <w:rsid w:val="007370C8"/>
     <w:rPr>
-      <w:rFonts w:ascii="Times New Roman" w:hAnsi="Times New Roman" w:eastAsia="微软雅黑" w:cs="Times New Roman"/>
+      <w:rFonts w:cstheme="majorBidi"/>
       <w:b w:val="1"/>
-      <w:sz w:val="28"/>
-      <w14:ligatures w14:val="none"/>
-    </w:rPr>
-  </w:style>
-  <w:style w:type="character" w:styleId="000036" w:customStyle="1">
-    <w:name w:val="B正文 字符"/>
-    <w:basedOn w:val="000018"/>
-    <w:link w:val="000035"/>
-    <w:rsid w:val="00787F11"/>
-    <w:rPr>
-      <w:rFonts w:ascii="微软雅黑" w:hAnsi="微软雅黑" w:eastAsia="微软雅黑" w:cs="微软雅黑"/>
-      <w:sz w:val="24"/>
-      <w14:ligatures w14:val="none"/>
+      <w:bCs w:val="1"/>
+      <w:color w:val="595959" w:themeColor="text1" w:themeTint="A6"/>
     </w:rPr>
   </w:style>
 </w:styles>
